--- a/Отчет.docx
+++ b/Отчет.docx
@@ -1,6 +1,6 @@
 
 <file path=word/document.xml><?xml version="1.0" encoding="utf-8"?>
-<w:document xmlns:wpc="http://schemas.microsoft.com/office/word/2010/wordprocessingCanvas" xmlns:cx="http://schemas.microsoft.com/office/drawing/2014/chartex" xmlns:cx1="http://schemas.microsoft.com/office/drawing/2015/9/8/chartex" xmlns:cx2="http://schemas.microsoft.com/office/drawing/2015/10/21/chartex" xmlns:cx3="http://schemas.microsoft.com/office/drawing/2016/5/9/chartex" xmlns:cx4="http://schemas.microsoft.com/office/drawing/2016/5/10/chartex" xmlns:cx5="http://schemas.microsoft.com/office/drawing/2016/5/11/chartex" xmlns:cx6="http://schemas.microsoft.com/office/drawing/2016/5/12/chartex" xmlns:cx7="http://schemas.microsoft.com/office/drawing/2016/5/13/chartex" xmlns:cx8="http://schemas.microsoft.com/office/drawing/2016/5/14/chartex" xmlns:mc="http://schemas.openxmlformats.org/markup-compatibility/2006" xmlns:aink="http://schemas.microsoft.com/office/drawing/2016/ink" xmlns:am3d="http://schemas.microsoft.com/office/drawing/2017/model3d" xmlns:o="urn:schemas-microsoft-com:office:office" xmlns:oel="http://schemas.microsoft.com/office/2019/extlst" xmlns:r="http://schemas.openxmlformats.org/officeDocument/2006/relationships" xmlns:m="http://schemas.openxmlformats.org/officeDocument/2006/math" xmlns:v="urn:schemas-microsoft-com:vml" xmlns:wp14="http://schemas.microsoft.com/office/word/2010/wordprocessingDrawing" xmlns:wp="http://schemas.openxmlformats.org/drawingml/2006/wordprocessingDrawing" xmlns:w10="urn:schemas-microsoft-com:office:word" xmlns:w="http://schemas.openxmlformats.org/wordprocessingml/2006/main" xmlns:w14="http://schemas.microsoft.com/office/word/2010/wordml" xmlns:w15="http://schemas.microsoft.com/office/word/2012/wordml" xmlns:w16cex="http://schemas.microsoft.com/office/word/2018/wordml/cex" xmlns:w16cid="http://schemas.microsoft.com/office/word/2016/wordml/cid" xmlns:w16="http://schemas.microsoft.com/office/word/2018/wordml" xmlns:w16sdtdh="http://schemas.microsoft.com/office/word/2020/wordml/sdtdatahash" xmlns:w16se="http://schemas.microsoft.com/office/word/2015/wordml/symex" xmlns:wpg="http://schemas.microsoft.com/office/word/2010/wordprocessingGroup" xmlns:wpi="http://schemas.microsoft.com/office/word/2010/wordprocessingInk" xmlns:wne="http://schemas.microsoft.com/office/word/2006/wordml" xmlns:wps="http://schemas.microsoft.com/office/word/2010/wordprocessingShape" mc:Ignorable="w14 w15 w16se w16cid w16 w16cex w16sdtdh wp14">
+<w:document xmlns:wpc="http://schemas.microsoft.com/office/word/2010/wordprocessingCanvas" xmlns:cx="http://schemas.microsoft.com/office/drawing/2014/chartex" xmlns:cx1="http://schemas.microsoft.com/office/drawing/2015/9/8/chartex" xmlns:cx2="http://schemas.microsoft.com/office/drawing/2015/10/21/chartex" xmlns:cx3="http://schemas.microsoft.com/office/drawing/2016/5/9/chartex" xmlns:cx4="http://schemas.microsoft.com/office/drawing/2016/5/10/chartex" xmlns:cx5="http://schemas.microsoft.com/office/drawing/2016/5/11/chartex" xmlns:cx6="http://schemas.microsoft.com/office/drawing/2016/5/12/chartex" xmlns:cx7="http://schemas.microsoft.com/office/drawing/2016/5/13/chartex" xmlns:cx8="http://schemas.microsoft.com/office/drawing/2016/5/14/chartex" xmlns:mc="http://schemas.openxmlformats.org/markup-compatibility/2006" xmlns:aink="http://schemas.microsoft.com/office/drawing/2016/ink" xmlns:am3d="http://schemas.microsoft.com/office/drawing/2017/model3d" xmlns:o="urn:schemas-microsoft-com:office:office" xmlns:r="http://schemas.openxmlformats.org/officeDocument/2006/relationships" xmlns:m="http://schemas.openxmlformats.org/officeDocument/2006/math" xmlns:v="urn:schemas-microsoft-com:vml" xmlns:wp14="http://schemas.microsoft.com/office/word/2010/wordprocessingDrawing" xmlns:wp="http://schemas.openxmlformats.org/drawingml/2006/wordprocessingDrawing" xmlns:w10="urn:schemas-microsoft-com:office:word" xmlns:w="http://schemas.openxmlformats.org/wordprocessingml/2006/main" xmlns:w14="http://schemas.microsoft.com/office/word/2010/wordml" xmlns:w15="http://schemas.microsoft.com/office/word/2012/wordml" xmlns:w16cex="http://schemas.microsoft.com/office/word/2018/wordml/cex" xmlns:w16cid="http://schemas.microsoft.com/office/word/2016/wordml/cid" xmlns:w16="http://schemas.microsoft.com/office/word/2018/wordml" xmlns:w16sdtdh="http://schemas.microsoft.com/office/word/2020/wordml/sdtdatahash" xmlns:w16se="http://schemas.microsoft.com/office/word/2015/wordml/symex" xmlns:wpg="http://schemas.microsoft.com/office/word/2010/wordprocessingGroup" xmlns:wpi="http://schemas.microsoft.com/office/word/2010/wordprocessingInk" xmlns:wne="http://schemas.microsoft.com/office/word/2006/wordml" xmlns:wps="http://schemas.microsoft.com/office/word/2010/wordprocessingShape" mc:Ignorable="w14 w15 w16se w16cid w16 w16cex w16sdtdh wp14">
   <w:body>
     <w:p>
       <w:pPr>
@@ -229,7 +229,7 @@
           </mc:Choice>
           <mc:Fallback>
             <w:pict>
-              <v:group w14:anchorId="20365336" id="Группа 1" o:spid="_x0000_s1026" style="position:absolute;left:0;text-align:left;margin-left:-58.05pt;margin-top:10.05pt;width:679.5pt;height:746.2pt;z-index:251659264;mso-width-relative:margin;mso-height-relative:margin" coordorigin="20217" coordsize="86296,75600" o:gfxdata="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">
+              <v:group w14:anchorId="20365336" id="Группа 1" o:spid="_x0000_s1026" style="position:absolute;left:0;text-align:left;margin-left:-58.05pt;margin-top:10.05pt;width:679.5pt;height:746.2pt;z-index:251659264;mso-width-relative:margin;mso-height-relative:margin" coordorigin="20217" coordsize="86296,75600" o:gfxdata="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">
                 <v:group id="Группа 2" o:spid="_x0000_s1027" style="position:absolute;left:20217;width:86296;height:75600" coordorigin="20217" coordsize="86296,75600" o:gfxdata="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">
                   <v:rect id="Прямоугольник 3" o:spid="_x0000_s1028" style="position:absolute;left:101561;top:29412;width:4952;height:46188;visibility:visible;mso-wrap-style:square;v-text-anchor:middle" o:gfxdata="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" filled="f" stroked="f">
                     <v:textbox inset="2.53958mm,2.53958mm,2.53958mm,2.53958mm">
@@ -578,6 +578,7 @@
     </w:p>
     <w:p>
       <w:pPr>
+        <w:jc w:val="right"/>
         <w:rPr>
           <w:rFonts w:ascii="Times New Roman" w:eastAsia="Times New Roman" w:hAnsi="Times New Roman" w:cs="Times New Roman"/>
           <w:sz w:val="28"/>
@@ -585,6 +586,24 @@
           <w:lang w:val="ru-RU"/>
         </w:rPr>
       </w:pPr>
+      <w:r>
+        <w:rPr>
+          <w:rFonts w:ascii="Times New Roman" w:eastAsia="Times New Roman" w:hAnsi="Times New Roman" w:cs="Times New Roman"/>
+          <w:sz w:val="28"/>
+          <w:szCs w:val="28"/>
+          <w:lang w:val="ru-RU"/>
+        </w:rPr>
+        <w:t xml:space="preserve">Выполнил: </w:t>
+      </w:r>
+      <w:r>
+        <w:rPr>
+          <w:rFonts w:ascii="Times New Roman" w:eastAsia="Times New Roman" w:hAnsi="Times New Roman" w:cs="Times New Roman"/>
+          <w:sz w:val="28"/>
+          <w:szCs w:val="28"/>
+          <w:lang w:val="ru-RU"/>
+        </w:rPr>
+        <w:t>Савицин Андрей Леонидович</w:t>
+      </w:r>
     </w:p>
     <w:p>
       <w:pPr>
@@ -603,7 +622,7 @@
           <w:szCs w:val="28"/>
           <w:lang w:val="ru-RU"/>
         </w:rPr>
-        <w:t xml:space="preserve">Выполнил: </w:t>
+        <w:t>Группа: ПР-</w:t>
       </w:r>
       <w:r>
         <w:rPr>
@@ -612,7 +631,16 @@
           <w:szCs w:val="28"/>
           <w:lang w:val="ru-RU"/>
         </w:rPr>
-        <w:t>Савицин Андрей Леонидович</w:t>
+        <w:t>3</w:t>
+      </w:r>
+      <w:r>
+        <w:rPr>
+          <w:rFonts w:ascii="Times New Roman" w:eastAsia="Times New Roman" w:hAnsi="Times New Roman" w:cs="Times New Roman"/>
+          <w:sz w:val="28"/>
+          <w:szCs w:val="28"/>
+          <w:lang w:val="ru-RU"/>
+        </w:rPr>
+        <w:t>1</w:t>
       </w:r>
     </w:p>
     <w:p>
@@ -632,7 +660,7 @@
           <w:szCs w:val="28"/>
           <w:lang w:val="ru-RU"/>
         </w:rPr>
-        <w:t>Группа: ПР-</w:t>
+        <w:t xml:space="preserve">Преподаватель: </w:t>
       </w:r>
       <w:r>
         <w:rPr>
@@ -641,21 +669,23 @@
           <w:szCs w:val="28"/>
           <w:lang w:val="ru-RU"/>
         </w:rPr>
-        <w:t>3</w:t>
-      </w:r>
-      <w:r>
+        <w:t>Мирошниченко Г.В.</w:t>
+      </w:r>
+    </w:p>
+    <w:p>
+      <w:pPr>
+        <w:jc w:val="right"/>
         <w:rPr>
           <w:rFonts w:ascii="Times New Roman" w:eastAsia="Times New Roman" w:hAnsi="Times New Roman" w:cs="Times New Roman"/>
           <w:sz w:val="28"/>
           <w:szCs w:val="28"/>
           <w:lang w:val="ru-RU"/>
         </w:rPr>
-        <w:t>1</w:t>
-      </w:r>
-    </w:p>
-    <w:p>
-      <w:pPr>
-        <w:jc w:val="right"/>
+      </w:pPr>
+    </w:p>
+    <w:p>
+      <w:pPr>
+        <w:jc w:val="center"/>
         <w:rPr>
           <w:rFonts w:ascii="Times New Roman" w:eastAsia="Times New Roman" w:hAnsi="Times New Roman" w:cs="Times New Roman"/>
           <w:sz w:val="28"/>
@@ -670,47 +700,6 @@
           <w:szCs w:val="28"/>
           <w:lang w:val="ru-RU"/>
         </w:rPr>
-        <w:t xml:space="preserve">Преподаватель: </w:t>
-      </w:r>
-      <w:r>
-        <w:rPr>
-          <w:rFonts w:ascii="Times New Roman" w:eastAsia="Times New Roman" w:hAnsi="Times New Roman" w:cs="Times New Roman"/>
-          <w:sz w:val="28"/>
-          <w:szCs w:val="28"/>
-          <w:lang w:val="ru-RU"/>
-        </w:rPr>
-        <w:t>Мирошниченко Г.В.</w:t>
-      </w:r>
-    </w:p>
-    <w:p>
-      <w:pPr>
-        <w:jc w:val="right"/>
-        <w:rPr>
-          <w:rFonts w:ascii="Times New Roman" w:eastAsia="Times New Roman" w:hAnsi="Times New Roman" w:cs="Times New Roman"/>
-          <w:sz w:val="28"/>
-          <w:szCs w:val="28"/>
-          <w:lang w:val="ru-RU"/>
-        </w:rPr>
-      </w:pPr>
-    </w:p>
-    <w:p>
-      <w:pPr>
-        <w:jc w:val="center"/>
-        <w:rPr>
-          <w:rFonts w:ascii="Times New Roman" w:eastAsia="Times New Roman" w:hAnsi="Times New Roman" w:cs="Times New Roman"/>
-          <w:sz w:val="28"/>
-          <w:szCs w:val="28"/>
-          <w:lang w:val="ru-RU"/>
-        </w:rPr>
-      </w:pPr>
-      <w:r>
-        <w:rPr>
-          <w:rFonts w:ascii="Times New Roman" w:eastAsia="Times New Roman" w:hAnsi="Times New Roman" w:cs="Times New Roman"/>
-          <w:sz w:val="28"/>
-          <w:szCs w:val="28"/>
-          <w:lang w:val="ru-RU"/>
-        </w:rPr>
-        <w:lastRenderedPageBreak/>
         <w:t>202</w:t>
       </w:r>
       <w:r>
@@ -797,13 +786,11 @@
             <w:rPr>
               <w:rFonts w:asciiTheme="minorHAnsi" w:eastAsiaTheme="minorEastAsia" w:hAnsiTheme="minorHAnsi"/>
               <w:noProof/>
-              <w:kern w:val="2"/>
               <w:sz w:val="22"/>
               <w:lang w:eastAsia="ru-RU"/>
-              <w14:ligatures w14:val="standardContextual"/>
             </w:rPr>
           </w:pPr>
-          <w:hyperlink w:anchor="_Toc243414347" w:history="1">
+          <w:hyperlink w:anchor="_Toc243926646" w:history="1">
             <w:r>
               <w:rPr>
                 <w:rStyle w:val="a5"/>
@@ -839,7 +826,7 @@
                 <w:noProof/>
                 <w:webHidden/>
               </w:rPr>
-              <w:instrText xml:space="preserve"> PAGEREF _Toc243414347 \h </w:instrText>
+              <w:instrText xml:space="preserve"> PAGEREF _Toc243926646 \h </w:instrText>
             </w:r>
             <w:r>
               <w:rPr>
@@ -880,13 +867,11 @@
             <w:rPr>
               <w:rFonts w:asciiTheme="minorHAnsi" w:eastAsiaTheme="minorEastAsia" w:hAnsiTheme="minorHAnsi"/>
               <w:noProof/>
-              <w:kern w:val="2"/>
               <w:sz w:val="22"/>
               <w:lang w:eastAsia="ru-RU"/>
-              <w14:ligatures w14:val="standardContextual"/>
             </w:rPr>
           </w:pPr>
-          <w:hyperlink w:anchor="_Toc243414348" w:history="1">
+          <w:hyperlink w:anchor="_Toc243926647" w:history="1">
             <w:r>
               <w:rPr>
                 <w:rStyle w:val="a5"/>
@@ -899,10 +884,8 @@
               <w:rPr>
                 <w:rFonts w:asciiTheme="minorHAnsi" w:eastAsiaTheme="minorEastAsia" w:hAnsiTheme="minorHAnsi"/>
                 <w:noProof/>
-                <w:kern w:val="2"/>
                 <w:sz w:val="22"/>
                 <w:lang w:eastAsia="ru-RU"/>
-                <w14:ligatures w14:val="standardContextual"/>
               </w:rPr>
               <w:tab/>
             </w:r>
@@ -933,7 +916,7 @@
                 <w:noProof/>
                 <w:webHidden/>
               </w:rPr>
-              <w:instrText xml:space="preserve"> PAGEREF _Toc243414348 \h </w:instrText>
+              <w:instrText xml:space="preserve"> PAGEREF _Toc243926647 \h </w:instrText>
             </w:r>
             <w:r>
               <w:rPr>
@@ -974,13 +957,11 @@
             <w:rPr>
               <w:rFonts w:asciiTheme="minorHAnsi" w:eastAsiaTheme="minorEastAsia" w:hAnsiTheme="minorHAnsi"/>
               <w:noProof/>
-              <w:kern w:val="2"/>
               <w:sz w:val="22"/>
               <w:lang w:eastAsia="ru-RU"/>
-              <w14:ligatures w14:val="standardContextual"/>
             </w:rPr>
           </w:pPr>
-          <w:hyperlink w:anchor="_Toc243414349" w:history="1">
+          <w:hyperlink w:anchor="_Toc243926648" w:history="1">
             <w:r>
               <w:rPr>
                 <w:rStyle w:val="a5"/>
@@ -993,10 +974,8 @@
               <w:rPr>
                 <w:rFonts w:asciiTheme="minorHAnsi" w:eastAsiaTheme="minorEastAsia" w:hAnsiTheme="minorHAnsi"/>
                 <w:noProof/>
-                <w:kern w:val="2"/>
                 <w:sz w:val="22"/>
                 <w:lang w:eastAsia="ru-RU"/>
-                <w14:ligatures w14:val="standardContextual"/>
               </w:rPr>
               <w:tab/>
             </w:r>
@@ -1027,7 +1006,7 @@
                 <w:noProof/>
                 <w:webHidden/>
               </w:rPr>
-              <w:instrText xml:space="preserve"> PAGEREF _Toc243414349 \h </w:instrText>
+              <w:instrText xml:space="preserve"> PAGEREF _Toc243926648 \h </w:instrText>
             </w:r>
             <w:r>
               <w:rPr>
@@ -1068,13 +1047,11 @@
             <w:rPr>
               <w:rFonts w:asciiTheme="minorHAnsi" w:eastAsiaTheme="minorEastAsia" w:hAnsiTheme="minorHAnsi"/>
               <w:noProof/>
-              <w:kern w:val="2"/>
               <w:sz w:val="22"/>
               <w:lang w:eastAsia="ru-RU"/>
-              <w14:ligatures w14:val="standardContextual"/>
             </w:rPr>
           </w:pPr>
-          <w:hyperlink w:anchor="_Toc243414350" w:history="1">
+          <w:hyperlink w:anchor="_Toc243926649" w:history="1">
             <w:r>
               <w:rPr>
                 <w:rStyle w:val="a5"/>
@@ -1087,10 +1064,8 @@
               <w:rPr>
                 <w:rFonts w:asciiTheme="minorHAnsi" w:eastAsiaTheme="minorEastAsia" w:hAnsiTheme="minorHAnsi"/>
                 <w:noProof/>
-                <w:kern w:val="2"/>
                 <w:sz w:val="22"/>
                 <w:lang w:eastAsia="ru-RU"/>
-                <w14:ligatures w14:val="standardContextual"/>
               </w:rPr>
               <w:tab/>
             </w:r>
@@ -1121,7 +1096,7 @@
                 <w:noProof/>
                 <w:webHidden/>
               </w:rPr>
-              <w:instrText xml:space="preserve"> PAGEREF _Toc243414350 \h </w:instrText>
+              <w:instrText xml:space="preserve"> PAGEREF _Toc243926649 \h </w:instrText>
             </w:r>
             <w:r>
               <w:rPr>
@@ -1161,13 +1136,11 @@
             <w:rPr>
               <w:rFonts w:asciiTheme="minorHAnsi" w:eastAsiaTheme="minorEastAsia" w:hAnsiTheme="minorHAnsi"/>
               <w:noProof/>
-              <w:kern w:val="2"/>
               <w:sz w:val="22"/>
               <w:lang w:eastAsia="ru-RU"/>
-              <w14:ligatures w14:val="standardContextual"/>
             </w:rPr>
           </w:pPr>
-          <w:hyperlink w:anchor="_Toc243414351" w:history="1">
+          <w:hyperlink w:anchor="_Toc243926650" w:history="1">
             <w:r>
               <w:rPr>
                 <w:rStyle w:val="a5"/>
@@ -1195,7 +1168,7 @@
                 <w:noProof/>
                 <w:webHidden/>
               </w:rPr>
-              <w:instrText xml:space="preserve"> PAGEREF _Toc243414351 \h </w:instrText>
+              <w:instrText xml:space="preserve"> PAGEREF _Toc243926650 \h </w:instrText>
             </w:r>
             <w:r>
               <w:rPr>
@@ -1215,7 +1188,7 @@
                 <w:noProof/>
                 <w:webHidden/>
               </w:rPr>
-              <w:t>6</w:t>
+              <w:t>13</w:t>
             </w:r>
             <w:r>
               <w:rPr>
@@ -1235,13 +1208,11 @@
             <w:rPr>
               <w:rFonts w:asciiTheme="minorHAnsi" w:eastAsiaTheme="minorEastAsia" w:hAnsiTheme="minorHAnsi"/>
               <w:noProof/>
-              <w:kern w:val="2"/>
               <w:sz w:val="22"/>
               <w:lang w:eastAsia="ru-RU"/>
-              <w14:ligatures w14:val="standardContextual"/>
             </w:rPr>
           </w:pPr>
-          <w:hyperlink w:anchor="_Toc243414352" w:history="1">
+          <w:hyperlink w:anchor="_Toc243926651" w:history="1">
             <w:r>
               <w:rPr>
                 <w:rStyle w:val="a5"/>
@@ -1269,7 +1240,7 @@
                 <w:noProof/>
                 <w:webHidden/>
               </w:rPr>
-              <w:instrText xml:space="preserve"> PAGEREF _Toc243414352 \h </w:instrText>
+              <w:instrText xml:space="preserve"> PAGEREF _Toc243926651 \h </w:instrText>
             </w:r>
             <w:r>
               <w:rPr>
@@ -1289,7 +1260,7 @@
                 <w:noProof/>
                 <w:webHidden/>
               </w:rPr>
-              <w:t>7</w:t>
+              <w:t>24</w:t>
             </w:r>
             <w:r>
               <w:rPr>
@@ -1309,13 +1280,11 @@
             <w:rPr>
               <w:rFonts w:asciiTheme="minorHAnsi" w:eastAsiaTheme="minorEastAsia" w:hAnsiTheme="minorHAnsi"/>
               <w:noProof/>
-              <w:kern w:val="2"/>
               <w:sz w:val="22"/>
               <w:lang w:eastAsia="ru-RU"/>
-              <w14:ligatures w14:val="standardContextual"/>
             </w:rPr>
           </w:pPr>
-          <w:hyperlink w:anchor="_Toc243414353" w:history="1">
+          <w:hyperlink w:anchor="_Toc243926652" w:history="1">
             <w:r>
               <w:rPr>
                 <w:rStyle w:val="a5"/>
@@ -1343,7 +1312,7 @@
                 <w:noProof/>
                 <w:webHidden/>
               </w:rPr>
-              <w:instrText xml:space="preserve"> PAGEREF _Toc243414353 \h </w:instrText>
+              <w:instrText xml:space="preserve"> PAGEREF _Toc243926652 \h </w:instrText>
             </w:r>
             <w:r>
               <w:rPr>
@@ -1363,7 +1332,7 @@
                 <w:noProof/>
                 <w:webHidden/>
               </w:rPr>
-              <w:t>8</w:t>
+              <w:t>24</w:t>
             </w:r>
             <w:r>
               <w:rPr>
@@ -1383,13 +1352,11 @@
             <w:rPr>
               <w:rFonts w:asciiTheme="minorHAnsi" w:eastAsiaTheme="minorEastAsia" w:hAnsiTheme="minorHAnsi"/>
               <w:noProof/>
-              <w:kern w:val="2"/>
               <w:sz w:val="22"/>
               <w:lang w:eastAsia="ru-RU"/>
-              <w14:ligatures w14:val="standardContextual"/>
             </w:rPr>
           </w:pPr>
-          <w:hyperlink w:anchor="_Toc243414354" w:history="1">
+          <w:hyperlink w:anchor="_Toc243926653" w:history="1">
             <w:r>
               <w:rPr>
                 <w:rStyle w:val="a5"/>
@@ -1417,7 +1384,7 @@
                 <w:noProof/>
                 <w:webHidden/>
               </w:rPr>
-              <w:instrText xml:space="preserve"> PAGEREF _Toc243414354 \h </w:instrText>
+              <w:instrText xml:space="preserve"> PAGEREF _Toc243926653 \h </w:instrText>
             </w:r>
             <w:r>
               <w:rPr>
@@ -1437,7 +1404,7 @@
                 <w:noProof/>
                 <w:webHidden/>
               </w:rPr>
-              <w:t>9</w:t>
+              <w:t>28</w:t>
             </w:r>
             <w:r>
               <w:rPr>
@@ -1457,13 +1424,11 @@
             <w:rPr>
               <w:rFonts w:asciiTheme="minorHAnsi" w:eastAsiaTheme="minorEastAsia" w:hAnsiTheme="minorHAnsi"/>
               <w:noProof/>
-              <w:kern w:val="2"/>
               <w:sz w:val="22"/>
               <w:lang w:eastAsia="ru-RU"/>
-              <w14:ligatures w14:val="standardContextual"/>
             </w:rPr>
           </w:pPr>
-          <w:hyperlink w:anchor="_Toc243414355" w:history="1">
+          <w:hyperlink w:anchor="_Toc243926654" w:history="1">
             <w:r>
               <w:rPr>
                 <w:rStyle w:val="a5"/>
@@ -1491,7 +1456,7 @@
                 <w:noProof/>
                 <w:webHidden/>
               </w:rPr>
-              <w:instrText xml:space="preserve"> PAGEREF _Toc243414355 \h </w:instrText>
+              <w:instrText xml:space="preserve"> PAGEREF _Toc243926654 \h </w:instrText>
             </w:r>
             <w:r>
               <w:rPr>
@@ -1511,7 +1476,7 @@
                 <w:noProof/>
                 <w:webHidden/>
               </w:rPr>
-              <w:t>9</w:t>
+              <w:t>28</w:t>
             </w:r>
             <w:r>
               <w:rPr>
@@ -1531,13 +1496,11 @@
             <w:rPr>
               <w:rFonts w:asciiTheme="minorHAnsi" w:eastAsiaTheme="minorEastAsia" w:hAnsiTheme="minorHAnsi"/>
               <w:noProof/>
-              <w:kern w:val="2"/>
               <w:sz w:val="22"/>
               <w:lang w:eastAsia="ru-RU"/>
-              <w14:ligatures w14:val="standardContextual"/>
             </w:rPr>
           </w:pPr>
-          <w:hyperlink w:anchor="_Toc243414356" w:history="1">
+          <w:hyperlink w:anchor="_Toc243926655" w:history="1">
             <w:r>
               <w:rPr>
                 <w:rStyle w:val="a5"/>
@@ -1565,7 +1528,7 @@
                 <w:noProof/>
                 <w:webHidden/>
               </w:rPr>
-              <w:instrText xml:space="preserve"> PAGEREF _Toc243414356 \h </w:instrText>
+              <w:instrText xml:space="preserve"> PAGEREF _Toc243926655 \h </w:instrText>
             </w:r>
             <w:r>
               <w:rPr>
@@ -1585,7 +1548,7 @@
                 <w:noProof/>
                 <w:webHidden/>
               </w:rPr>
-              <w:t>11</w:t>
+              <w:t>32</w:t>
             </w:r>
             <w:r>
               <w:rPr>
@@ -1605,13 +1568,11 @@
             <w:rPr>
               <w:rFonts w:asciiTheme="minorHAnsi" w:eastAsiaTheme="minorEastAsia" w:hAnsiTheme="minorHAnsi"/>
               <w:noProof/>
-              <w:kern w:val="2"/>
               <w:sz w:val="22"/>
               <w:lang w:eastAsia="ru-RU"/>
-              <w14:ligatures w14:val="standardContextual"/>
             </w:rPr>
           </w:pPr>
-          <w:hyperlink w:anchor="_Toc243414357" w:history="1">
+          <w:hyperlink w:anchor="_Toc243926656" w:history="1">
             <w:r>
               <w:rPr>
                 <w:rStyle w:val="a5"/>
@@ -1639,7 +1600,7 @@
                 <w:noProof/>
                 <w:webHidden/>
               </w:rPr>
-              <w:instrText xml:space="preserve"> PAGEREF _Toc243414357 \h </w:instrText>
+              <w:instrText xml:space="preserve"> PAGEREF _Toc243926656 \h </w:instrText>
             </w:r>
             <w:r>
               <w:rPr>
@@ -1659,7 +1620,7 @@
                 <w:noProof/>
                 <w:webHidden/>
               </w:rPr>
-              <w:t>11</w:t>
+              <w:t>34</w:t>
             </w:r>
             <w:r>
               <w:rPr>
@@ -1731,7 +1692,7 @@
           <w:szCs w:val="28"/>
         </w:rPr>
       </w:pPr>
-      <w:bookmarkStart w:id="0" w:name="_Toc243414347"/>
+      <w:bookmarkStart w:id="0" w:name="_Toc243926646"/>
       <w:r>
         <w:rPr>
           <w:sz w:val="28"/>
@@ -1774,7 +1735,7 @@
           <w:lang w:val="ru-RU"/>
         </w:rPr>
       </w:pPr>
-      <w:bookmarkStart w:id="1" w:name="_Toc243414348"/>
+      <w:bookmarkStart w:id="1" w:name="_Toc243926647"/>
       <w:r>
         <w:rPr>
           <w:rFonts w:ascii="Times New Roman" w:hAnsi="Times New Roman" w:cs="Times New Roman"/>
@@ -1795,6 +1756,7 @@
       </w:pPr>
       <w:r>
         <w:rPr>
+          <w:noProof/>
           <w:lang w:val="ru-RU"/>
         </w:rPr>
         <w:drawing>
@@ -1842,6 +1804,7 @@
       </w:pPr>
       <w:r>
         <w:rPr>
+          <w:noProof/>
           <w:lang w:val="ru-RU"/>
         </w:rPr>
         <w:drawing>
@@ -1898,7 +1861,7 @@
           <w:lang w:val="ru-RU"/>
         </w:rPr>
       </w:pPr>
-      <w:bookmarkStart w:id="2" w:name="_Toc243414349"/>
+      <w:bookmarkStart w:id="2" w:name="_Toc243926648"/>
       <w:r>
         <w:rPr>
           <w:rFonts w:ascii="Times New Roman" w:hAnsi="Times New Roman" w:cs="Times New Roman"/>
@@ -1920,6 +1883,7 @@
       </w:pPr>
       <w:r>
         <w:rPr>
+          <w:noProof/>
           <w:lang w:val="ru-RU"/>
         </w:rPr>
         <w:drawing>
@@ -1973,7 +1937,7 @@
           <w:szCs w:val="28"/>
         </w:rPr>
       </w:pPr>
-      <w:bookmarkStart w:id="3" w:name="_Toc243414350"/>
+      <w:bookmarkStart w:id="3" w:name="_Toc243926649"/>
       <w:r>
         <w:rPr>
           <w:rFonts w:ascii="Times New Roman" w:hAnsi="Times New Roman" w:cs="Times New Roman"/>
@@ -1995,43 +1959,18 @@
           <w:lang w:val="ru-RU"/>
         </w:rPr>
       </w:pPr>
-    </w:p>
-    <w:p>
-      <w:pPr>
-        <w:pStyle w:val="2"/>
-        <w:rPr>
-          <w:rFonts w:ascii="Times New Roman" w:hAnsi="Times New Roman" w:cs="Times New Roman"/>
-          <w:color w:val="auto"/>
-          <w:sz w:val="28"/>
-          <w:szCs w:val="28"/>
-          <w:lang w:val="ru-RU"/>
-        </w:rPr>
-      </w:pPr>
-      <w:bookmarkStart w:id="4" w:name="_Toc243414351"/>
-      <w:r>
-        <w:rPr>
-          <w:rFonts w:ascii="Times New Roman" w:hAnsi="Times New Roman" w:cs="Times New Roman"/>
-          <w:color w:val="auto"/>
-          <w:sz w:val="28"/>
-          <w:szCs w:val="28"/>
-          <w:lang w:val="ru-RU"/>
-        </w:rPr>
-        <w:t xml:space="preserve">1.4 </w:t>
-      </w:r>
-      <w:r>
-        <w:rPr>
-          <w:rFonts w:ascii="Times New Roman" w:hAnsi="Times New Roman" w:cs="Times New Roman"/>
-          <w:color w:val="auto"/>
-          <w:sz w:val="28"/>
-          <w:szCs w:val="28"/>
-          <w:lang w:val="ru-RU"/>
-        </w:rPr>
-        <w:t>Алгоритм</w:t>
-      </w:r>
-      <w:r>
-        <w:rPr>
-          <w:rFonts w:ascii="Times New Roman" w:hAnsi="Times New Roman" w:cs="Times New Roman"/>
-          <w:color w:val="auto"/>
+      <w:r>
+        <w:rPr>
+          <w:rFonts w:ascii="Times New Roman" w:hAnsi="Times New Roman" w:cs="Times New Roman"/>
+          <w:sz w:val="28"/>
+          <w:szCs w:val="28"/>
+          <w:lang w:val="ru-RU"/>
+        </w:rPr>
+        <w:t>Функция</w:t>
+      </w:r>
+      <w:r>
+        <w:rPr>
+          <w:rFonts w:ascii="Times New Roman" w:hAnsi="Times New Roman" w:cs="Times New Roman"/>
           <w:sz w:val="28"/>
           <w:szCs w:val="28"/>
           <w:lang w:val="ru-RU"/>
@@ -2041,72 +1980,123 @@
       <w:r>
         <w:rPr>
           <w:rFonts w:ascii="Times New Roman" w:hAnsi="Times New Roman" w:cs="Times New Roman"/>
-          <w:color w:val="auto"/>
-          <w:sz w:val="28"/>
-          <w:szCs w:val="28"/>
-          <w:lang w:val="ru-RU"/>
-        </w:rPr>
-        <w:t>решения</w:t>
-      </w:r>
-      <w:bookmarkEnd w:id="4"/>
-    </w:p>
-    <w:p>
-      <w:pPr>
-        <w:rPr>
-          <w:lang w:val="ru-RU"/>
-        </w:rPr>
-      </w:pPr>
-    </w:p>
-    <w:p>
-      <w:pPr>
-        <w:pStyle w:val="2"/>
-        <w:rPr>
-          <w:rFonts w:ascii="Times New Roman" w:hAnsi="Times New Roman" w:cs="Times New Roman"/>
-          <w:color w:val="auto"/>
-          <w:sz w:val="28"/>
-          <w:szCs w:val="28"/>
-          <w:lang w:val="ru-RU"/>
-        </w:rPr>
-      </w:pPr>
-      <w:bookmarkStart w:id="5" w:name="_Toc243414352"/>
-      <w:r>
-        <w:rPr>
-          <w:rFonts w:ascii="Times New Roman" w:hAnsi="Times New Roman" w:cs="Times New Roman"/>
-          <w:color w:val="auto"/>
+          <w:sz w:val="28"/>
+          <w:szCs w:val="28"/>
+        </w:rPr>
+        <w:t>onCreate</w:t>
+      </w:r>
+      <w:r>
+        <w:rPr>
+          <w:rFonts w:ascii="Times New Roman" w:hAnsi="Times New Roman" w:cs="Times New Roman"/>
+          <w:sz w:val="28"/>
+          <w:szCs w:val="28"/>
+          <w:lang w:val="ru-RU"/>
+        </w:rPr>
+        <w:t xml:space="preserve"> </w:t>
+      </w:r>
+      <w:r>
+        <w:rPr>
+          <w:rFonts w:ascii="Times New Roman" w:hAnsi="Times New Roman" w:cs="Times New Roman"/>
+          <w:sz w:val="28"/>
+          <w:szCs w:val="28"/>
+          <w:lang w:val="ru-RU"/>
+        </w:rPr>
+        <w:t>в</w:t>
+      </w:r>
+      <w:r>
+        <w:rPr>
+          <w:rFonts w:ascii="Times New Roman" w:hAnsi="Times New Roman" w:cs="Times New Roman"/>
+          <w:sz w:val="28"/>
+          <w:szCs w:val="28"/>
+          <w:lang w:val="ru-RU"/>
+        </w:rPr>
+        <w:t xml:space="preserve"> </w:t>
+      </w:r>
+      <w:r>
+        <w:rPr>
+          <w:rFonts w:ascii="Times New Roman" w:hAnsi="Times New Roman" w:cs="Times New Roman"/>
+          <w:sz w:val="28"/>
+          <w:szCs w:val="28"/>
+        </w:rPr>
+        <w:t>MainActivity</w:t>
+      </w:r>
+      <w:r>
+        <w:rPr>
+          <w:rFonts w:ascii="Times New Roman" w:hAnsi="Times New Roman" w:cs="Times New Roman"/>
+          <w:sz w:val="28"/>
+          <w:szCs w:val="28"/>
+          <w:lang w:val="ru-RU"/>
+        </w:rPr>
+        <w:t xml:space="preserve"> </w:t>
+      </w:r>
+      <w:r>
+        <w:rPr>
+          <w:rFonts w:ascii="Times New Roman" w:hAnsi="Times New Roman" w:cs="Times New Roman"/>
+          <w:sz w:val="28"/>
+          <w:szCs w:val="28"/>
+          <w:lang w:val="ru-RU"/>
+        </w:rPr>
+        <w:t>запускает</w:t>
+      </w:r>
+      <w:r>
+        <w:rPr>
+          <w:rFonts w:ascii="Times New Roman" w:hAnsi="Times New Roman" w:cs="Times New Roman"/>
+          <w:sz w:val="28"/>
+          <w:szCs w:val="28"/>
+          <w:lang w:val="ru-RU"/>
+        </w:rPr>
+        <w:t xml:space="preserve"> </w:t>
+      </w:r>
+      <w:r>
+        <w:rPr>
+          <w:rFonts w:ascii="Times New Roman" w:hAnsi="Times New Roman" w:cs="Times New Roman"/>
+          <w:sz w:val="28"/>
+          <w:szCs w:val="28"/>
+          <w:lang w:val="ru-RU"/>
+        </w:rPr>
+        <w:t>экран</w:t>
+      </w:r>
+      <w:r>
+        <w:rPr>
+          <w:rFonts w:ascii="Times New Roman" w:hAnsi="Times New Roman" w:cs="Times New Roman"/>
+          <w:sz w:val="28"/>
+          <w:szCs w:val="28"/>
+          <w:lang w:val="ru-RU"/>
+        </w:rPr>
+        <w:t xml:space="preserve"> </w:t>
+      </w:r>
+      <w:r>
+        <w:rPr>
+          <w:rFonts w:ascii="Times New Roman" w:hAnsi="Times New Roman" w:cs="Times New Roman"/>
+          <w:sz w:val="28"/>
+          <w:szCs w:val="28"/>
+          <w:lang w:val="ru-RU"/>
+        </w:rPr>
+        <w:t>авторизации при старте приложения.</w:t>
+      </w:r>
+    </w:p>
+    <w:p>
+      <w:pPr>
+        <w:rPr>
+          <w:rFonts w:ascii="Times New Roman" w:hAnsi="Times New Roman" w:cs="Times New Roman"/>
+          <w:sz w:val="28"/>
+          <w:szCs w:val="28"/>
+          <w:lang w:val="ru-RU"/>
+        </w:rPr>
+      </w:pPr>
+      <w:r>
+        <w:rPr>
+          <w:rFonts w:ascii="Times New Roman" w:hAnsi="Times New Roman" w:cs="Times New Roman"/>
           <w:sz w:val="28"/>
           <w:szCs w:val="28"/>
           <w:lang w:val="ru-RU"/>
         </w:rPr>
         <w:lastRenderedPageBreak/>
-        <w:t xml:space="preserve">1.5 </w:t>
-      </w:r>
-      <w:r>
-        <w:rPr>
-          <w:rFonts w:ascii="Times New Roman" w:hAnsi="Times New Roman" w:cs="Times New Roman"/>
-          <w:color w:val="auto"/>
-          <w:sz w:val="28"/>
-          <w:szCs w:val="28"/>
-          <w:lang w:val="ru-RU"/>
-        </w:rPr>
-        <w:t>Используемые библиотеки</w:t>
-      </w:r>
-      <w:bookmarkEnd w:id="5"/>
-    </w:p>
-    <w:p>
-      <w:pPr>
-        <w:rPr>
-          <w:lang w:val="ru-RU"/>
-        </w:rPr>
-      </w:pPr>
-      <w:r>
-        <w:rPr>
-          <w:lang w:val="ru-RU"/>
-        </w:rPr>
         <w:drawing>
-          <wp:inline distT="0" distB="0" distL="0" distR="0" wp14:anchorId="62C43657" wp14:editId="57233427">
-            <wp:extent cx="5940425" cy="3971290"/>
+          <wp:inline distT="0" distB="0" distL="0" distR="0" wp14:anchorId="408E9D04" wp14:editId="5E9734EA">
+            <wp:extent cx="5940425" cy="2229485"/>
             <wp:effectExtent l="0" t="0" r="3175" b="0"/>
-            <wp:docPr id="28" name="Рисунок 28"/>
+            <wp:docPr id="11" name="Рисунок 11"/>
             <wp:cNvGraphicFramePr>
               <a:graphicFrameLocks xmlns:a="http://schemas.openxmlformats.org/drawingml/2006/main" noChangeAspect="1"/>
             </wp:cNvGraphicFramePr>
@@ -2126,7 +2116,7 @@
                   <pic:spPr>
                     <a:xfrm>
                       <a:off x="0" y="0"/>
-                      <a:ext cx="5940425" cy="3971290"/>
+                      <a:ext cx="5940425" cy="2229485"/>
                     </a:xfrm>
                     <a:prstGeom prst="rect">
                       <a:avLst/>
@@ -2141,58 +2131,131 @@
     </w:p>
     <w:p>
       <w:pPr>
-        <w:pStyle w:val="2"/>
-        <w:rPr>
-          <w:rFonts w:ascii="Times New Roman" w:hAnsi="Times New Roman" w:cs="Times New Roman"/>
-          <w:color w:val="auto"/>
-          <w:sz w:val="28"/>
-          <w:szCs w:val="28"/>
-        </w:rPr>
-      </w:pPr>
-      <w:bookmarkStart w:id="6" w:name="_Toc243414353"/>
-      <w:r>
-        <w:rPr>
-          <w:rFonts w:ascii="Times New Roman" w:hAnsi="Times New Roman" w:cs="Times New Roman"/>
-          <w:color w:val="auto"/>
-          <w:sz w:val="28"/>
-          <w:szCs w:val="28"/>
-          <w:lang w:val="ru-RU"/>
-        </w:rPr>
-        <w:lastRenderedPageBreak/>
-        <w:t>1.</w:t>
-      </w:r>
-      <w:r>
-        <w:rPr>
-          <w:rFonts w:ascii="Times New Roman" w:hAnsi="Times New Roman" w:cs="Times New Roman"/>
-          <w:color w:val="auto"/>
-          <w:sz w:val="28"/>
-          <w:szCs w:val="28"/>
-          <w:lang w:val="ru-RU"/>
-        </w:rPr>
-        <w:t>6</w:t>
-      </w:r>
-      <w:r>
-        <w:rPr>
-          <w:rFonts w:ascii="Times New Roman" w:hAnsi="Times New Roman" w:cs="Times New Roman"/>
-          <w:color w:val="auto"/>
-          <w:sz w:val="28"/>
-          <w:szCs w:val="28"/>
-          <w:lang w:val="ru-RU"/>
-        </w:rPr>
-        <w:t xml:space="preserve"> Тестовые случаи</w:t>
-      </w:r>
-      <w:bookmarkEnd w:id="6"/>
-    </w:p>
-    <w:p>
-      <w:r>
-        <w:rPr>
+        <w:rPr>
+          <w:rFonts w:ascii="Times New Roman" w:hAnsi="Times New Roman" w:cs="Times New Roman"/>
+          <w:sz w:val="28"/>
+          <w:szCs w:val="28"/>
+          <w:lang w:val="ru-RU"/>
+        </w:rPr>
+      </w:pPr>
+      <w:r>
+        <w:rPr>
+          <w:rFonts w:ascii="Times New Roman" w:hAnsi="Times New Roman" w:cs="Times New Roman"/>
+          <w:sz w:val="28"/>
+          <w:szCs w:val="28"/>
+          <w:lang w:val="ru-RU"/>
+        </w:rPr>
+        <w:t>Функция</w:t>
+      </w:r>
+      <w:r>
+        <w:rPr>
+          <w:rFonts w:ascii="Times New Roman" w:hAnsi="Times New Roman" w:cs="Times New Roman"/>
+          <w:sz w:val="28"/>
+          <w:szCs w:val="28"/>
+          <w:lang w:val="ru-RU"/>
+        </w:rPr>
+        <w:t xml:space="preserve"> </w:t>
+      </w:r>
+      <w:r>
+        <w:rPr>
+          <w:rFonts w:ascii="Times New Roman" w:hAnsi="Times New Roman" w:cs="Times New Roman"/>
+          <w:sz w:val="28"/>
+          <w:szCs w:val="28"/>
+        </w:rPr>
+        <w:t>onViewCreated</w:t>
+      </w:r>
+      <w:r>
+        <w:rPr>
+          <w:rFonts w:ascii="Times New Roman" w:hAnsi="Times New Roman" w:cs="Times New Roman"/>
+          <w:sz w:val="28"/>
+          <w:szCs w:val="28"/>
+          <w:lang w:val="ru-RU"/>
+        </w:rPr>
+        <w:t xml:space="preserve"> </w:t>
+      </w:r>
+      <w:r>
+        <w:rPr>
+          <w:rFonts w:ascii="Times New Roman" w:hAnsi="Times New Roman" w:cs="Times New Roman"/>
+          <w:sz w:val="28"/>
+          <w:szCs w:val="28"/>
+          <w:lang w:val="ru-RU"/>
+        </w:rPr>
+        <w:t>в</w:t>
+      </w:r>
+      <w:r>
+        <w:rPr>
+          <w:rFonts w:ascii="Times New Roman" w:hAnsi="Times New Roman" w:cs="Times New Roman"/>
+          <w:sz w:val="28"/>
+          <w:szCs w:val="28"/>
+          <w:lang w:val="ru-RU"/>
+        </w:rPr>
+        <w:t xml:space="preserve"> </w:t>
+      </w:r>
+      <w:r>
+        <w:rPr>
+          <w:rFonts w:ascii="Times New Roman" w:hAnsi="Times New Roman" w:cs="Times New Roman"/>
+          <w:sz w:val="28"/>
+          <w:szCs w:val="28"/>
+        </w:rPr>
+        <w:t>LoginFragment</w:t>
+      </w:r>
+      <w:r>
+        <w:rPr>
+          <w:rFonts w:ascii="Times New Roman" w:hAnsi="Times New Roman" w:cs="Times New Roman"/>
+          <w:sz w:val="28"/>
+          <w:szCs w:val="28"/>
+          <w:lang w:val="ru-RU"/>
+        </w:rPr>
+        <w:t xml:space="preserve"> </w:t>
+      </w:r>
+      <w:r>
+        <w:rPr>
+          <w:rFonts w:ascii="Times New Roman" w:hAnsi="Times New Roman" w:cs="Times New Roman"/>
+          <w:sz w:val="28"/>
+          <w:szCs w:val="28"/>
+          <w:lang w:val="ru-RU"/>
+        </w:rPr>
+        <w:t xml:space="preserve">при нажатии на кнопку входа вызывает функцию </w:t>
+      </w:r>
+      <w:r>
+        <w:rPr>
+          <w:rFonts w:ascii="Times New Roman" w:hAnsi="Times New Roman" w:cs="Times New Roman"/>
+          <w:sz w:val="28"/>
+          <w:szCs w:val="28"/>
+        </w:rPr>
+        <w:t>handler</w:t>
+      </w:r>
+      <w:r>
+        <w:rPr>
+          <w:rFonts w:ascii="Times New Roman" w:hAnsi="Times New Roman" w:cs="Times New Roman"/>
+          <w:sz w:val="28"/>
+          <w:szCs w:val="28"/>
+          <w:lang w:val="ru-RU"/>
+        </w:rPr>
+        <w:t>.</w:t>
+      </w:r>
+    </w:p>
+    <w:p>
+      <w:pPr>
+        <w:rPr>
+          <w:rFonts w:ascii="Times New Roman" w:hAnsi="Times New Roman" w:cs="Times New Roman"/>
+          <w:sz w:val="28"/>
+          <w:szCs w:val="28"/>
+          <w:lang w:val="ru-RU"/>
+        </w:rPr>
+      </w:pPr>
+      <w:r>
+        <w:rPr>
+          <w:rFonts w:ascii="Times New Roman" w:hAnsi="Times New Roman" w:cs="Times New Roman"/>
+          <w:sz w:val="28"/>
+          <w:szCs w:val="28"/>
           <w:lang w:val="ru-RU"/>
         </w:rPr>
         <w:drawing>
-          <wp:inline distT="0" distB="0" distL="0" distR="0" wp14:anchorId="5C264618" wp14:editId="435BEB46">
-            <wp:extent cx="4324954" cy="7706801"/>
-            <wp:effectExtent l="0" t="0" r="0" b="8890"/>
-            <wp:docPr id="31" name="Рисунок 31"/>
+          <wp:inline distT="0" distB="0" distL="0" distR="0" wp14:anchorId="600EB9ED" wp14:editId="2FFFA239">
+            <wp:extent cx="5868219" cy="2229161"/>
+            <wp:effectExtent l="0" t="0" r="0" b="0"/>
+            <wp:docPr id="12" name="Рисунок 12"/>
             <wp:cNvGraphicFramePr>
               <a:graphicFrameLocks xmlns:a="http://schemas.openxmlformats.org/drawingml/2006/main" noChangeAspect="1"/>
             </wp:cNvGraphicFramePr>
@@ -2212,7 +2275,7 @@
                   <pic:spPr>
                     <a:xfrm>
                       <a:off x="0" y="0"/>
-                      <a:ext cx="4324954" cy="7706801"/>
+                      <a:ext cx="5868219" cy="2229161"/>
                     </a:xfrm>
                     <a:prstGeom prst="rect">
                       <a:avLst/>
@@ -2226,13 +2289,168 @@
       </w:r>
     </w:p>
     <w:p>
-      <w:r>
+      <w:pPr>
+        <w:rPr>
+          <w:rFonts w:ascii="Times New Roman" w:hAnsi="Times New Roman" w:cs="Times New Roman"/>
+          <w:sz w:val="28"/>
+          <w:szCs w:val="28"/>
+          <w:lang w:val="ru-RU"/>
+        </w:rPr>
+      </w:pPr>
+      <w:r>
+        <w:rPr>
+          <w:rFonts w:ascii="Times New Roman" w:hAnsi="Times New Roman" w:cs="Times New Roman"/>
+          <w:sz w:val="28"/>
+          <w:szCs w:val="28"/>
+          <w:lang w:val="ru-RU"/>
+        </w:rPr>
+        <w:t>Функция</w:t>
+      </w:r>
+      <w:r>
+        <w:rPr>
+          <w:rFonts w:ascii="Times New Roman" w:hAnsi="Times New Roman" w:cs="Times New Roman"/>
+          <w:sz w:val="28"/>
+          <w:szCs w:val="28"/>
+          <w:lang w:val="ru-RU"/>
+        </w:rPr>
+        <w:t xml:space="preserve"> </w:t>
+      </w:r>
+      <w:r>
+        <w:rPr>
+          <w:rFonts w:ascii="Times New Roman" w:hAnsi="Times New Roman" w:cs="Times New Roman"/>
+          <w:sz w:val="28"/>
+          <w:szCs w:val="28"/>
+        </w:rPr>
+        <w:t>handler</w:t>
+      </w:r>
+      <w:r>
+        <w:rPr>
+          <w:rFonts w:ascii="Times New Roman" w:hAnsi="Times New Roman" w:cs="Times New Roman"/>
+          <w:sz w:val="28"/>
+          <w:szCs w:val="28"/>
+          <w:lang w:val="ru-RU"/>
+        </w:rPr>
+        <w:t xml:space="preserve"> </w:t>
+      </w:r>
+      <w:r>
+        <w:rPr>
+          <w:rFonts w:ascii="Times New Roman" w:hAnsi="Times New Roman" w:cs="Times New Roman"/>
+          <w:sz w:val="28"/>
+          <w:szCs w:val="28"/>
+          <w:lang w:val="ru-RU"/>
+        </w:rPr>
+        <w:t>в</w:t>
+      </w:r>
+      <w:r>
+        <w:rPr>
+          <w:rFonts w:ascii="Times New Roman" w:hAnsi="Times New Roman" w:cs="Times New Roman"/>
+          <w:sz w:val="28"/>
+          <w:szCs w:val="28"/>
+          <w:lang w:val="ru-RU"/>
+        </w:rPr>
+        <w:t xml:space="preserve"> </w:t>
+      </w:r>
+      <w:r>
+        <w:rPr>
+          <w:rFonts w:ascii="Times New Roman" w:hAnsi="Times New Roman" w:cs="Times New Roman"/>
+          <w:sz w:val="28"/>
+          <w:szCs w:val="28"/>
+        </w:rPr>
+        <w:t>LoginFragment</w:t>
+      </w:r>
+      <w:r>
+        <w:rPr>
+          <w:rFonts w:ascii="Times New Roman" w:hAnsi="Times New Roman" w:cs="Times New Roman"/>
+          <w:sz w:val="28"/>
+          <w:szCs w:val="28"/>
+          <w:lang w:val="ru-RU"/>
+        </w:rPr>
+        <w:t xml:space="preserve"> </w:t>
+      </w:r>
+      <w:r>
+        <w:rPr>
+          <w:rFonts w:ascii="Times New Roman" w:hAnsi="Times New Roman" w:cs="Times New Roman"/>
+          <w:sz w:val="28"/>
+          <w:szCs w:val="28"/>
+          <w:lang w:val="ru-RU"/>
+        </w:rPr>
+        <w:t xml:space="preserve">проверяет, введены ли поля логин и пароль, если аккаунта нет, то сохраняет данные и переходит на экран </w:t>
+      </w:r>
+      <w:r>
+        <w:rPr>
+          <w:rFonts w:ascii="Times New Roman" w:hAnsi="Times New Roman" w:cs="Times New Roman"/>
+          <w:sz w:val="28"/>
+          <w:szCs w:val="28"/>
+        </w:rPr>
+        <w:t>InputFragment</w:t>
+      </w:r>
+      <w:r>
+        <w:rPr>
+          <w:rFonts w:ascii="Times New Roman" w:hAnsi="Times New Roman" w:cs="Times New Roman"/>
+          <w:sz w:val="28"/>
+          <w:szCs w:val="28"/>
+          <w:lang w:val="ru-RU"/>
+        </w:rPr>
+        <w:t>, если есть – проверяет совпадение логина и пароля. Если</w:t>
+      </w:r>
+      <w:r>
+        <w:rPr>
+          <w:rFonts w:ascii="Times New Roman" w:hAnsi="Times New Roman" w:cs="Times New Roman"/>
+          <w:sz w:val="28"/>
+          <w:szCs w:val="28"/>
+          <w:lang w:val="ru-RU"/>
+        </w:rPr>
+        <w:t xml:space="preserve"> </w:t>
+      </w:r>
+      <w:r>
+        <w:rPr>
+          <w:rFonts w:ascii="Times New Roman" w:hAnsi="Times New Roman" w:cs="Times New Roman"/>
+          <w:sz w:val="28"/>
+          <w:szCs w:val="28"/>
+          <w:lang w:val="ru-RU"/>
+        </w:rPr>
+        <w:t xml:space="preserve">логин и пароль совпали, то переходит на экран </w:t>
+      </w:r>
+      <w:r>
+        <w:rPr>
+          <w:rFonts w:ascii="Times New Roman" w:hAnsi="Times New Roman" w:cs="Times New Roman"/>
+          <w:sz w:val="28"/>
+          <w:szCs w:val="28"/>
+        </w:rPr>
+        <w:t>InputFragment</w:t>
+      </w:r>
+      <w:r>
+        <w:rPr>
+          <w:rFonts w:ascii="Times New Roman" w:hAnsi="Times New Roman" w:cs="Times New Roman"/>
+          <w:sz w:val="28"/>
+          <w:szCs w:val="28"/>
+          <w:lang w:val="ru-RU"/>
+        </w:rPr>
+        <w:t>.</w:t>
+      </w:r>
+    </w:p>
+    <w:p>
+      <w:pPr>
+        <w:rPr>
+          <w:rFonts w:ascii="Times New Roman" w:hAnsi="Times New Roman" w:cs="Times New Roman"/>
+          <w:sz w:val="28"/>
+          <w:szCs w:val="28"/>
+          <w:lang w:val="ru-RU"/>
+        </w:rPr>
+      </w:pPr>
+      <w:r>
+        <w:rPr>
+          <w:rFonts w:ascii="Times New Roman" w:hAnsi="Times New Roman" w:cs="Times New Roman"/>
+          <w:sz w:val="28"/>
+          <w:szCs w:val="28"/>
+          <w:lang w:val="ru-RU"/>
+        </w:rPr>
         <w:lastRenderedPageBreak/>
         <w:drawing>
-          <wp:inline distT="0" distB="0" distL="0" distR="0" wp14:anchorId="0C0164EE" wp14:editId="2C89AF9E">
-            <wp:extent cx="4096322" cy="7687748"/>
-            <wp:effectExtent l="0" t="0" r="0" b="8890"/>
-            <wp:docPr id="32" name="Рисунок 32"/>
+          <wp:inline distT="0" distB="0" distL="0" distR="0" wp14:anchorId="2D0BF2E9" wp14:editId="74D22047">
+            <wp:extent cx="5940425" cy="3685540"/>
+            <wp:effectExtent l="0" t="0" r="3175" b="0"/>
+            <wp:docPr id="13" name="Рисунок 13"/>
             <wp:cNvGraphicFramePr>
               <a:graphicFrameLocks xmlns:a="http://schemas.openxmlformats.org/drawingml/2006/main" noChangeAspect="1"/>
             </wp:cNvGraphicFramePr>
@@ -2252,7 +2470,7 @@
                   <pic:spPr>
                     <a:xfrm>
                       <a:off x="0" y="0"/>
-                      <a:ext cx="4096322" cy="7687748"/>
+                      <a:ext cx="5940425" cy="3685540"/>
                     </a:xfrm>
                     <a:prstGeom prst="rect">
                       <a:avLst/>
@@ -2266,13 +2484,26 @@
       </w:r>
     </w:p>
     <w:p>
-      <w:r>
-        <w:lastRenderedPageBreak/>
+      <w:pPr>
+        <w:rPr>
+          <w:rFonts w:ascii="Times New Roman" w:hAnsi="Times New Roman" w:cs="Times New Roman"/>
+          <w:sz w:val="28"/>
+          <w:szCs w:val="28"/>
+          <w:lang w:val="ru-RU"/>
+        </w:rPr>
+      </w:pPr>
+      <w:r>
+        <w:rPr>
+          <w:rFonts w:ascii="Times New Roman" w:hAnsi="Times New Roman" w:cs="Times New Roman"/>
+          <w:sz w:val="28"/>
+          <w:szCs w:val="28"/>
+          <w:lang w:val="ru-RU"/>
+        </w:rPr>
         <w:drawing>
-          <wp:inline distT="0" distB="0" distL="0" distR="0" wp14:anchorId="4B882492" wp14:editId="40EFCF8D">
-            <wp:extent cx="4163006" cy="7725853"/>
-            <wp:effectExtent l="0" t="0" r="9525" b="8890"/>
-            <wp:docPr id="33" name="Рисунок 33"/>
+          <wp:inline distT="0" distB="0" distL="0" distR="0" wp14:anchorId="71190A12" wp14:editId="30ACB1D0">
+            <wp:extent cx="5940425" cy="4446270"/>
+            <wp:effectExtent l="0" t="0" r="3175" b="0"/>
+            <wp:docPr id="14" name="Рисунок 14"/>
             <wp:cNvGraphicFramePr>
               <a:graphicFrameLocks xmlns:a="http://schemas.openxmlformats.org/drawingml/2006/main" noChangeAspect="1"/>
             </wp:cNvGraphicFramePr>
@@ -2292,7 +2523,7 @@
                   <pic:spPr>
                     <a:xfrm>
                       <a:off x="0" y="0"/>
-                      <a:ext cx="4163006" cy="7725853"/>
+                      <a:ext cx="5940425" cy="4446270"/>
                     </a:xfrm>
                     <a:prstGeom prst="rect">
                       <a:avLst/>
@@ -2306,13 +2537,133 @@
       </w:r>
     </w:p>
     <w:p>
-      <w:r>
+      <w:pPr>
+        <w:rPr>
+          <w:rFonts w:ascii="Times New Roman" w:hAnsi="Times New Roman" w:cs="Times New Roman"/>
+          <w:sz w:val="28"/>
+          <w:szCs w:val="28"/>
+          <w:lang w:val="ru-RU"/>
+        </w:rPr>
+      </w:pPr>
+      <w:r>
+        <w:rPr>
+          <w:rFonts w:ascii="Times New Roman" w:hAnsi="Times New Roman" w:cs="Times New Roman"/>
+          <w:sz w:val="28"/>
+          <w:szCs w:val="28"/>
+          <w:lang w:val="ru-RU"/>
+        </w:rPr>
+        <w:t>Функция</w:t>
+      </w:r>
+      <w:r>
+        <w:rPr>
+          <w:rFonts w:ascii="Times New Roman" w:hAnsi="Times New Roman" w:cs="Times New Roman"/>
+          <w:sz w:val="28"/>
+          <w:szCs w:val="28"/>
+          <w:lang w:val="ru-RU"/>
+        </w:rPr>
+        <w:t xml:space="preserve"> </w:t>
+      </w:r>
+      <w:r>
+        <w:rPr>
+          <w:rFonts w:ascii="Times New Roman" w:hAnsi="Times New Roman" w:cs="Times New Roman"/>
+          <w:sz w:val="28"/>
+          <w:szCs w:val="28"/>
+        </w:rPr>
+        <w:t>goToInputFragment</w:t>
+      </w:r>
+      <w:r>
+        <w:rPr>
+          <w:rFonts w:ascii="Times New Roman" w:hAnsi="Times New Roman" w:cs="Times New Roman"/>
+          <w:sz w:val="28"/>
+          <w:szCs w:val="28"/>
+          <w:lang w:val="ru-RU"/>
+        </w:rPr>
+        <w:t xml:space="preserve"> </w:t>
+      </w:r>
+      <w:r>
+        <w:rPr>
+          <w:rFonts w:ascii="Times New Roman" w:hAnsi="Times New Roman" w:cs="Times New Roman"/>
+          <w:sz w:val="28"/>
+          <w:szCs w:val="28"/>
+          <w:lang w:val="ru-RU"/>
+        </w:rPr>
+        <w:t>в</w:t>
+      </w:r>
+      <w:r>
+        <w:rPr>
+          <w:rFonts w:ascii="Times New Roman" w:hAnsi="Times New Roman" w:cs="Times New Roman"/>
+          <w:sz w:val="28"/>
+          <w:szCs w:val="28"/>
+          <w:lang w:val="ru-RU"/>
+        </w:rPr>
+        <w:t xml:space="preserve"> </w:t>
+      </w:r>
+      <w:r>
+        <w:rPr>
+          <w:rFonts w:ascii="Times New Roman" w:hAnsi="Times New Roman" w:cs="Times New Roman"/>
+          <w:sz w:val="28"/>
+          <w:szCs w:val="28"/>
+        </w:rPr>
+        <w:t>LoginFragment</w:t>
+      </w:r>
+      <w:r>
+        <w:rPr>
+          <w:rFonts w:ascii="Times New Roman" w:hAnsi="Times New Roman" w:cs="Times New Roman"/>
+          <w:sz w:val="28"/>
+          <w:szCs w:val="28"/>
+          <w:lang w:val="ru-RU"/>
+        </w:rPr>
+        <w:t xml:space="preserve"> </w:t>
+      </w:r>
+      <w:r>
+        <w:rPr>
+          <w:rFonts w:ascii="Times New Roman" w:hAnsi="Times New Roman" w:cs="Times New Roman"/>
+          <w:sz w:val="28"/>
+          <w:szCs w:val="28"/>
+          <w:lang w:val="ru-RU"/>
+        </w:rPr>
+        <w:t xml:space="preserve">осуществляет переход на экран </w:t>
+      </w:r>
+      <w:r>
+        <w:rPr>
+          <w:rFonts w:ascii="Times New Roman" w:hAnsi="Times New Roman" w:cs="Times New Roman"/>
+          <w:sz w:val="28"/>
+          <w:szCs w:val="28"/>
+        </w:rPr>
+        <w:t>InputFragment</w:t>
+      </w:r>
+      <w:r>
+        <w:rPr>
+          <w:rFonts w:ascii="Times New Roman" w:hAnsi="Times New Roman" w:cs="Times New Roman"/>
+          <w:sz w:val="28"/>
+          <w:szCs w:val="28"/>
+          <w:lang w:val="ru-RU"/>
+        </w:rPr>
+        <w:t>.</w:t>
+      </w:r>
+    </w:p>
+    <w:p>
+      <w:pPr>
+        <w:rPr>
+          <w:rFonts w:ascii="Times New Roman" w:hAnsi="Times New Roman" w:cs="Times New Roman"/>
+          <w:sz w:val="28"/>
+          <w:szCs w:val="28"/>
+          <w:lang w:val="ru-RU"/>
+        </w:rPr>
+      </w:pPr>
+      <w:r>
+        <w:rPr>
+          <w:rFonts w:ascii="Times New Roman" w:hAnsi="Times New Roman" w:cs="Times New Roman"/>
+          <w:sz w:val="28"/>
+          <w:szCs w:val="28"/>
+          <w:lang w:val="ru-RU"/>
+        </w:rPr>
         <w:lastRenderedPageBreak/>
         <w:drawing>
-          <wp:inline distT="0" distB="0" distL="0" distR="0" wp14:anchorId="3370C5F9" wp14:editId="0867BA67">
-            <wp:extent cx="3991532" cy="7687748"/>
-            <wp:effectExtent l="0" t="0" r="9525" b="8890"/>
-            <wp:docPr id="34" name="Рисунок 34"/>
+          <wp:inline distT="0" distB="0" distL="0" distR="0" wp14:anchorId="6AFEA364" wp14:editId="27808C62">
+            <wp:extent cx="5940425" cy="1730375"/>
+            <wp:effectExtent l="0" t="0" r="3175" b="3175"/>
+            <wp:docPr id="15" name="Рисунок 15"/>
             <wp:cNvGraphicFramePr>
               <a:graphicFrameLocks xmlns:a="http://schemas.openxmlformats.org/drawingml/2006/main" noChangeAspect="1"/>
             </wp:cNvGraphicFramePr>
@@ -2332,7 +2683,7 @@
                   <pic:spPr>
                     <a:xfrm>
                       <a:off x="0" y="0"/>
-                      <a:ext cx="3991532" cy="7687748"/>
+                      <a:ext cx="5940425" cy="1730375"/>
                     </a:xfrm>
                     <a:prstGeom prst="rect">
                       <a:avLst/>
@@ -2347,160 +2698,143 @@
     </w:p>
     <w:p>
       <w:pPr>
-        <w:pStyle w:val="2"/>
-        <w:rPr>
-          <w:rFonts w:ascii="Times New Roman" w:hAnsi="Times New Roman" w:cs="Times New Roman"/>
-          <w:color w:val="auto"/>
-          <w:sz w:val="28"/>
-          <w:szCs w:val="28"/>
-        </w:rPr>
-      </w:pPr>
-      <w:bookmarkStart w:id="7" w:name="_Toc243414354"/>
-      <w:r>
-        <w:rPr>
-          <w:rFonts w:ascii="Times New Roman" w:hAnsi="Times New Roman" w:cs="Times New Roman"/>
-          <w:color w:val="auto"/>
-          <w:sz w:val="28"/>
-          <w:szCs w:val="28"/>
-        </w:rPr>
-        <w:t>1</w:t>
-      </w:r>
-      <w:r>
-        <w:rPr>
-          <w:rFonts w:ascii="Times New Roman" w:hAnsi="Times New Roman" w:cs="Times New Roman"/>
-          <w:color w:val="auto"/>
-          <w:sz w:val="28"/>
-          <w:szCs w:val="28"/>
+        <w:rPr>
+          <w:rFonts w:ascii="Times New Roman" w:hAnsi="Times New Roman" w:cs="Times New Roman"/>
+          <w:sz w:val="28"/>
+          <w:szCs w:val="28"/>
+          <w:lang w:val="ru-RU"/>
+        </w:rPr>
+      </w:pPr>
+      <w:r>
+        <w:rPr>
+          <w:rFonts w:ascii="Times New Roman" w:hAnsi="Times New Roman" w:cs="Times New Roman"/>
+          <w:sz w:val="28"/>
+          <w:szCs w:val="28"/>
+          <w:lang w:val="ru-RU"/>
+        </w:rPr>
+        <w:t>Функция</w:t>
+      </w:r>
+      <w:r>
+        <w:rPr>
+          <w:rFonts w:ascii="Times New Roman" w:hAnsi="Times New Roman" w:cs="Times New Roman"/>
+          <w:sz w:val="28"/>
+          <w:szCs w:val="28"/>
+          <w:lang w:val="ru-RU"/>
+        </w:rPr>
+        <w:t xml:space="preserve"> </w:t>
+      </w:r>
+      <w:r>
+        <w:rPr>
+          <w:rFonts w:ascii="Times New Roman" w:hAnsi="Times New Roman" w:cs="Times New Roman"/>
+          <w:sz w:val="28"/>
+          <w:szCs w:val="28"/>
+        </w:rPr>
+        <w:t>onViewCreated</w:t>
+      </w:r>
+      <w:r>
+        <w:rPr>
+          <w:rFonts w:ascii="Times New Roman" w:hAnsi="Times New Roman" w:cs="Times New Roman"/>
+          <w:sz w:val="28"/>
+          <w:szCs w:val="28"/>
+          <w:lang w:val="ru-RU"/>
+        </w:rPr>
+        <w:t xml:space="preserve"> </w:t>
+      </w:r>
+      <w:r>
+        <w:rPr>
+          <w:rFonts w:ascii="Times New Roman" w:hAnsi="Times New Roman" w:cs="Times New Roman"/>
+          <w:sz w:val="28"/>
+          <w:szCs w:val="28"/>
+          <w:lang w:val="ru-RU"/>
+        </w:rPr>
+        <w:t>в</w:t>
+      </w:r>
+      <w:r>
+        <w:rPr>
+          <w:rFonts w:ascii="Times New Roman" w:hAnsi="Times New Roman" w:cs="Times New Roman"/>
+          <w:sz w:val="28"/>
+          <w:szCs w:val="28"/>
+          <w:lang w:val="ru-RU"/>
+        </w:rPr>
+        <w:t xml:space="preserve"> </w:t>
+      </w:r>
+      <w:r>
+        <w:rPr>
+          <w:rFonts w:ascii="Times New Roman" w:hAnsi="Times New Roman" w:cs="Times New Roman"/>
+          <w:sz w:val="28"/>
+          <w:szCs w:val="28"/>
+        </w:rPr>
+        <w:t>InputFragment</w:t>
+      </w:r>
+      <w:r>
+        <w:rPr>
+          <w:rFonts w:ascii="Times New Roman" w:hAnsi="Times New Roman" w:cs="Times New Roman"/>
+          <w:sz w:val="28"/>
+          <w:szCs w:val="28"/>
+          <w:lang w:val="ru-RU"/>
+        </w:rPr>
+        <w:t xml:space="preserve"> </w:t>
+      </w:r>
+      <w:r>
+        <w:rPr>
+          <w:rFonts w:ascii="Times New Roman" w:hAnsi="Times New Roman" w:cs="Times New Roman"/>
+          <w:sz w:val="28"/>
+          <w:szCs w:val="28"/>
+          <w:lang w:val="ru-RU"/>
+        </w:rPr>
+        <w:t xml:space="preserve">при нажатии на кнопку поиска покемона вызывает функцию </w:t>
+      </w:r>
+      <w:r>
+        <w:rPr>
+          <w:rFonts w:ascii="Times New Roman" w:hAnsi="Times New Roman" w:cs="Times New Roman"/>
+          <w:sz w:val="28"/>
+          <w:szCs w:val="28"/>
+        </w:rPr>
+        <w:t>handler</w:t>
+      </w:r>
+      <w:r>
+        <w:rPr>
+          <w:rFonts w:ascii="Times New Roman" w:hAnsi="Times New Roman" w:cs="Times New Roman"/>
+          <w:sz w:val="28"/>
+          <w:szCs w:val="28"/>
+          <w:lang w:val="ru-RU"/>
+        </w:rPr>
+        <w:t xml:space="preserve">, </w:t>
+      </w:r>
+      <w:r>
+        <w:rPr>
+          <w:rFonts w:ascii="Times New Roman" w:hAnsi="Times New Roman" w:cs="Times New Roman"/>
+          <w:sz w:val="28"/>
+          <w:szCs w:val="28"/>
+          <w:lang w:val="ru-RU"/>
+        </w:rPr>
+        <w:t xml:space="preserve">при нажатии на кнопку возврата на экран логина вызывает функцию </w:t>
+      </w:r>
+      <w:r>
+        <w:rPr>
+          <w:rFonts w:ascii="Times New Roman" w:hAnsi="Times New Roman" w:cs="Times New Roman"/>
+          <w:sz w:val="28"/>
+          <w:szCs w:val="28"/>
+        </w:rPr>
+        <w:t>goBack</w:t>
+      </w:r>
+      <w:r>
+        <w:rPr>
+          <w:rFonts w:ascii="Times New Roman" w:hAnsi="Times New Roman" w:cs="Times New Roman"/>
+          <w:sz w:val="28"/>
+          <w:szCs w:val="28"/>
+          <w:lang w:val="ru-RU"/>
         </w:rPr>
         <w:t>.</w:t>
       </w:r>
-      <w:r>
-        <w:rPr>
-          <w:rFonts w:ascii="Times New Roman" w:hAnsi="Times New Roman" w:cs="Times New Roman"/>
-          <w:color w:val="auto"/>
-          <w:sz w:val="28"/>
-          <w:szCs w:val="28"/>
-        </w:rPr>
-        <w:t>7</w:t>
-      </w:r>
-      <w:r>
-        <w:rPr>
-          <w:rFonts w:ascii="Times New Roman" w:hAnsi="Times New Roman" w:cs="Times New Roman"/>
-          <w:color w:val="auto"/>
-          <w:sz w:val="28"/>
-          <w:szCs w:val="28"/>
-        </w:rPr>
-        <w:t xml:space="preserve"> </w:t>
-      </w:r>
-      <w:r>
-        <w:rPr>
-          <w:rFonts w:ascii="Times New Roman" w:hAnsi="Times New Roman" w:cs="Times New Roman"/>
-          <w:color w:val="auto"/>
-          <w:sz w:val="28"/>
-          <w:szCs w:val="28"/>
-          <w:lang w:val="ru-RU"/>
-        </w:rPr>
-        <w:t>Используемые</w:t>
-      </w:r>
-      <w:r>
-        <w:rPr>
-          <w:rFonts w:ascii="Times New Roman" w:hAnsi="Times New Roman" w:cs="Times New Roman"/>
-          <w:color w:val="auto"/>
-          <w:sz w:val="28"/>
-          <w:szCs w:val="28"/>
-        </w:rPr>
-        <w:t xml:space="preserve"> </w:t>
-      </w:r>
-      <w:r>
-        <w:rPr>
-          <w:rFonts w:ascii="Times New Roman" w:hAnsi="Times New Roman" w:cs="Times New Roman"/>
-          <w:color w:val="auto"/>
-          <w:sz w:val="28"/>
-          <w:szCs w:val="28"/>
-          <w:lang w:val="ru-RU"/>
-        </w:rPr>
-        <w:t>инструменты</w:t>
-      </w:r>
-      <w:bookmarkEnd w:id="7"/>
-    </w:p>
-    <w:p>
-      <w:pPr>
-        <w:rPr>
-          <w:rFonts w:ascii="Times New Roman" w:eastAsiaTheme="majorEastAsia" w:hAnsi="Times New Roman" w:cs="Times New Roman"/>
-          <w:sz w:val="28"/>
-          <w:szCs w:val="28"/>
-        </w:rPr>
-      </w:pPr>
-      <w:r>
-        <w:rPr>
-          <w:rFonts w:ascii="Times New Roman" w:eastAsiaTheme="majorEastAsia" w:hAnsi="Times New Roman" w:cs="Times New Roman"/>
-          <w:sz w:val="28"/>
-          <w:szCs w:val="28"/>
-        </w:rPr>
-        <w:t>Kotlin, Android Studio, Android SDK</w:t>
-      </w:r>
-    </w:p>
-    <w:p>
-      <w:pPr>
-        <w:pStyle w:val="2"/>
-        <w:rPr>
-          <w:rFonts w:ascii="Times New Roman" w:hAnsi="Times New Roman" w:cs="Times New Roman"/>
-          <w:color w:val="auto"/>
-          <w:sz w:val="28"/>
-          <w:szCs w:val="28"/>
-          <w:lang w:val="ru-RU"/>
-        </w:rPr>
-      </w:pPr>
-      <w:bookmarkStart w:id="8" w:name="_Toc243414355"/>
-      <w:r>
-        <w:rPr>
-          <w:rFonts w:ascii="Times New Roman" w:hAnsi="Times New Roman" w:cs="Times New Roman"/>
-          <w:color w:val="auto"/>
-          <w:sz w:val="28"/>
-          <w:szCs w:val="28"/>
-          <w:lang w:val="ru-RU"/>
-        </w:rPr>
-        <w:lastRenderedPageBreak/>
-        <w:t>1</w:t>
-      </w:r>
-      <w:r>
-        <w:rPr>
-          <w:rFonts w:ascii="Times New Roman" w:hAnsi="Times New Roman" w:cs="Times New Roman"/>
-          <w:color w:val="auto"/>
-          <w:sz w:val="28"/>
-          <w:szCs w:val="28"/>
-          <w:lang w:val="ru-RU"/>
-        </w:rPr>
-        <w:t>.</w:t>
-      </w:r>
-      <w:r>
-        <w:rPr>
-          <w:rFonts w:ascii="Times New Roman" w:hAnsi="Times New Roman" w:cs="Times New Roman"/>
-          <w:color w:val="auto"/>
-          <w:sz w:val="28"/>
-          <w:szCs w:val="28"/>
-          <w:lang w:val="ru-RU"/>
-        </w:rPr>
-        <w:t>8</w:t>
-      </w:r>
-      <w:r>
-        <w:rPr>
-          <w:rFonts w:ascii="Times New Roman" w:hAnsi="Times New Roman" w:cs="Times New Roman"/>
-          <w:color w:val="auto"/>
-          <w:sz w:val="28"/>
-          <w:szCs w:val="28"/>
-          <w:lang w:val="ru-RU"/>
-        </w:rPr>
-        <w:t xml:space="preserve"> Описание пользовательского интерфейса</w:t>
-      </w:r>
-      <w:bookmarkEnd w:id="8"/>
-    </w:p>
-    <w:p>
-      <w:pPr>
-        <w:rPr>
-          <w:rFonts w:ascii="Times New Roman" w:hAnsi="Times New Roman" w:cs="Times New Roman"/>
-          <w:sz w:val="28"/>
-          <w:szCs w:val="28"/>
+    </w:p>
+    <w:p>
+      <w:pPr>
+        <w:rPr>
+          <w:rFonts w:ascii="Times New Roman" w:hAnsi="Times New Roman" w:cs="Times New Roman"/>
+          <w:sz w:val="28"/>
+          <w:szCs w:val="28"/>
+          <w:lang w:val="ru-RU"/>
         </w:rPr>
       </w:pPr>
       <w:r>
@@ -2511,10 +2845,10 @@
           <w:lang w:val="ru-RU"/>
         </w:rPr>
         <w:drawing>
-          <wp:inline distT="0" distB="0" distL="0" distR="0" wp14:anchorId="5BED6109" wp14:editId="3CB07D4C">
-            <wp:extent cx="4020111" cy="7687748"/>
-            <wp:effectExtent l="0" t="0" r="0" b="8890"/>
-            <wp:docPr id="30" name="Рисунок 30"/>
+          <wp:inline distT="0" distB="0" distL="0" distR="0" wp14:anchorId="67A18FF1" wp14:editId="3C1BFBB3">
+            <wp:extent cx="5553850" cy="3315163"/>
+            <wp:effectExtent l="0" t="0" r="0" b="0"/>
+            <wp:docPr id="16" name="Рисунок 16"/>
             <wp:cNvGraphicFramePr>
               <a:graphicFrameLocks xmlns:a="http://schemas.openxmlformats.org/drawingml/2006/main" noChangeAspect="1"/>
             </wp:cNvGraphicFramePr>
@@ -2534,7 +2868,7 @@
                   <pic:spPr>
                     <a:xfrm>
                       <a:off x="0" y="0"/>
-                      <a:ext cx="4020111" cy="7687748"/>
+                      <a:ext cx="5553850" cy="3315163"/>
                     </a:xfrm>
                     <a:prstGeom prst="rect">
                       <a:avLst/>
@@ -2553,20 +2887,190 @@
           <w:rFonts w:ascii="Times New Roman" w:hAnsi="Times New Roman" w:cs="Times New Roman"/>
           <w:sz w:val="28"/>
           <w:szCs w:val="28"/>
-        </w:rPr>
-      </w:pPr>
-      <w:r>
-        <w:rPr>
-          <w:rFonts w:ascii="Times New Roman" w:hAnsi="Times New Roman" w:cs="Times New Roman"/>
-          <w:sz w:val="28"/>
-          <w:szCs w:val="28"/>
+          <w:lang w:val="ru-RU"/>
+        </w:rPr>
+      </w:pPr>
+      <w:r>
+        <w:rPr>
+          <w:rFonts w:ascii="Times New Roman" w:hAnsi="Times New Roman" w:cs="Times New Roman"/>
+          <w:sz w:val="28"/>
+          <w:szCs w:val="28"/>
+          <w:lang w:val="ru-RU"/>
+        </w:rPr>
+        <w:t>Функция</w:t>
+      </w:r>
+      <w:r>
+        <w:rPr>
+          <w:rFonts w:ascii="Times New Roman" w:hAnsi="Times New Roman" w:cs="Times New Roman"/>
+          <w:sz w:val="28"/>
+          <w:szCs w:val="28"/>
+          <w:lang w:val="ru-RU"/>
+        </w:rPr>
+        <w:t xml:space="preserve"> </w:t>
+      </w:r>
+      <w:r>
+        <w:rPr>
+          <w:rFonts w:ascii="Times New Roman" w:hAnsi="Times New Roman" w:cs="Times New Roman"/>
+          <w:sz w:val="28"/>
+          <w:szCs w:val="28"/>
+        </w:rPr>
+        <w:t>handler</w:t>
+      </w:r>
+      <w:r>
+        <w:rPr>
+          <w:rFonts w:ascii="Times New Roman" w:hAnsi="Times New Roman" w:cs="Times New Roman"/>
+          <w:sz w:val="28"/>
+          <w:szCs w:val="28"/>
+          <w:lang w:val="ru-RU"/>
+        </w:rPr>
+        <w:t xml:space="preserve"> </w:t>
+      </w:r>
+      <w:r>
+        <w:rPr>
+          <w:rFonts w:ascii="Times New Roman" w:hAnsi="Times New Roman" w:cs="Times New Roman"/>
+          <w:sz w:val="28"/>
+          <w:szCs w:val="28"/>
+          <w:lang w:val="ru-RU"/>
+        </w:rPr>
+        <w:t>в</w:t>
+      </w:r>
+      <w:r>
+        <w:rPr>
+          <w:rFonts w:ascii="Times New Roman" w:hAnsi="Times New Roman" w:cs="Times New Roman"/>
+          <w:sz w:val="28"/>
+          <w:szCs w:val="28"/>
+          <w:lang w:val="ru-RU"/>
+        </w:rPr>
+        <w:t xml:space="preserve"> </w:t>
+      </w:r>
+      <w:r>
+        <w:rPr>
+          <w:rFonts w:ascii="Times New Roman" w:hAnsi="Times New Roman" w:cs="Times New Roman"/>
+          <w:sz w:val="28"/>
+          <w:szCs w:val="28"/>
+        </w:rPr>
+        <w:t>InputFragment</w:t>
+      </w:r>
+      <w:r>
+        <w:rPr>
+          <w:rFonts w:ascii="Times New Roman" w:hAnsi="Times New Roman" w:cs="Times New Roman"/>
+          <w:sz w:val="28"/>
+          <w:szCs w:val="28"/>
+          <w:lang w:val="ru-RU"/>
+        </w:rPr>
+        <w:t xml:space="preserve"> </w:t>
+      </w:r>
+      <w:r>
+        <w:rPr>
+          <w:rFonts w:ascii="Times New Roman" w:hAnsi="Times New Roman" w:cs="Times New Roman"/>
+          <w:sz w:val="28"/>
+          <w:szCs w:val="28"/>
+          <w:lang w:val="ru-RU"/>
+        </w:rPr>
+        <w:t xml:space="preserve">проверяет, заполнено ли поле, если заполнено то делает запрос к </w:t>
+      </w:r>
+      <w:r>
+        <w:rPr>
+          <w:rFonts w:ascii="Times New Roman" w:hAnsi="Times New Roman" w:cs="Times New Roman"/>
+          <w:sz w:val="28"/>
+          <w:szCs w:val="28"/>
+        </w:rPr>
+        <w:t>API</w:t>
+      </w:r>
+      <w:r>
+        <w:rPr>
+          <w:rFonts w:ascii="Times New Roman" w:hAnsi="Times New Roman" w:cs="Times New Roman"/>
+          <w:sz w:val="28"/>
+          <w:szCs w:val="28"/>
+          <w:lang w:val="ru-RU"/>
+        </w:rPr>
+        <w:t xml:space="preserve">, </w:t>
+      </w:r>
+      <w:r>
+        <w:rPr>
+          <w:rFonts w:ascii="Times New Roman" w:hAnsi="Times New Roman" w:cs="Times New Roman"/>
+          <w:sz w:val="28"/>
+          <w:szCs w:val="28"/>
+          <w:lang w:val="ru-RU"/>
+        </w:rPr>
+        <w:t xml:space="preserve">десериализирует ответ от сервера, передает данные на экран </w:t>
+      </w:r>
+      <w:r>
+        <w:rPr>
+          <w:rFonts w:ascii="Times New Roman" w:hAnsi="Times New Roman" w:cs="Times New Roman"/>
+          <w:sz w:val="28"/>
+          <w:szCs w:val="28"/>
+        </w:rPr>
+        <w:t>ShowInfoFragment</w:t>
+      </w:r>
+      <w:r>
+        <w:rPr>
+          <w:rFonts w:ascii="Times New Roman" w:hAnsi="Times New Roman" w:cs="Times New Roman"/>
+          <w:sz w:val="28"/>
+          <w:szCs w:val="28"/>
+          <w:lang w:val="ru-RU"/>
+        </w:rPr>
+        <w:t xml:space="preserve"> и</w:t>
+      </w:r>
+      <w:r>
+        <w:rPr>
+          <w:rFonts w:ascii="Times New Roman" w:hAnsi="Times New Roman" w:cs="Times New Roman"/>
+          <w:sz w:val="28"/>
+          <w:szCs w:val="28"/>
+          <w:lang w:val="ru-RU"/>
+        </w:rPr>
+        <w:t xml:space="preserve"> </w:t>
+      </w:r>
+      <w:r>
+        <w:rPr>
+          <w:rFonts w:ascii="Times New Roman" w:hAnsi="Times New Roman" w:cs="Times New Roman"/>
+          <w:sz w:val="28"/>
+          <w:szCs w:val="28"/>
+          <w:lang w:val="ru-RU"/>
+        </w:rPr>
+        <w:t>открывает второй экран. Если покемон не найден</w:t>
+      </w:r>
+      <w:r>
+        <w:rPr>
+          <w:rFonts w:ascii="Times New Roman" w:hAnsi="Times New Roman" w:cs="Times New Roman"/>
+          <w:sz w:val="28"/>
+          <w:szCs w:val="28"/>
+          <w:lang w:val="ru-RU"/>
+        </w:rPr>
+        <w:t xml:space="preserve"> или поле пустое</w:t>
+      </w:r>
+      <w:r>
+        <w:rPr>
+          <w:rFonts w:ascii="Times New Roman" w:hAnsi="Times New Roman" w:cs="Times New Roman"/>
+          <w:sz w:val="28"/>
+          <w:szCs w:val="28"/>
+          <w:lang w:val="ru-RU"/>
+        </w:rPr>
+        <w:t xml:space="preserve"> – выводит ошибку.</w:t>
+      </w:r>
+    </w:p>
+    <w:p>
+      <w:pPr>
+        <w:rPr>
+          <w:rFonts w:ascii="Times New Roman" w:hAnsi="Times New Roman" w:cs="Times New Roman"/>
+          <w:sz w:val="28"/>
+          <w:szCs w:val="28"/>
+          <w:lang w:val="ru-RU"/>
+        </w:rPr>
+      </w:pPr>
+      <w:r>
+        <w:rPr>
+          <w:rFonts w:ascii="Times New Roman" w:hAnsi="Times New Roman" w:cs="Times New Roman"/>
+          <w:sz w:val="28"/>
+          <w:szCs w:val="28"/>
+          <w:lang w:val="ru-RU"/>
         </w:rPr>
         <w:lastRenderedPageBreak/>
         <w:drawing>
-          <wp:inline distT="0" distB="0" distL="0" distR="0" wp14:anchorId="1A5D51A4" wp14:editId="0911C30B">
-            <wp:extent cx="4058216" cy="7783011"/>
-            <wp:effectExtent l="0" t="0" r="0" b="8890"/>
-            <wp:docPr id="35" name="Рисунок 35"/>
+          <wp:inline distT="0" distB="0" distL="0" distR="0" wp14:anchorId="089EEA10" wp14:editId="671526B7">
+            <wp:extent cx="5940425" cy="3562350"/>
+            <wp:effectExtent l="0" t="0" r="3175" b="0"/>
+            <wp:docPr id="17" name="Рисунок 17"/>
             <wp:cNvGraphicFramePr>
               <a:graphicFrameLocks xmlns:a="http://schemas.openxmlformats.org/drawingml/2006/main" noChangeAspect="1"/>
             </wp:cNvGraphicFramePr>
@@ -2586,7 +3090,7 @@
                   <pic:spPr>
                     <a:xfrm>
                       <a:off x="0" y="0"/>
-                      <a:ext cx="4058216" cy="7783011"/>
+                      <a:ext cx="5940425" cy="3562350"/>
                     </a:xfrm>
                     <a:prstGeom prst="rect">
                       <a:avLst/>
@@ -2605,20 +3109,22 @@
           <w:rFonts w:ascii="Times New Roman" w:hAnsi="Times New Roman" w:cs="Times New Roman"/>
           <w:sz w:val="28"/>
           <w:szCs w:val="28"/>
-        </w:rPr>
-      </w:pPr>
-      <w:r>
-        <w:rPr>
-          <w:rFonts w:ascii="Times New Roman" w:hAnsi="Times New Roman" w:cs="Times New Roman"/>
-          <w:sz w:val="28"/>
-          <w:szCs w:val="28"/>
+          <w:lang w:val="ru-RU"/>
+        </w:rPr>
+      </w:pPr>
+      <w:r>
+        <w:rPr>
+          <w:rFonts w:ascii="Times New Roman" w:hAnsi="Times New Roman" w:cs="Times New Roman"/>
+          <w:sz w:val="28"/>
+          <w:szCs w:val="28"/>
+          <w:lang w:val="ru-RU"/>
         </w:rPr>
         <w:lastRenderedPageBreak/>
         <w:drawing>
-          <wp:inline distT="0" distB="0" distL="0" distR="0" wp14:anchorId="0E05411D" wp14:editId="7A9FA7F5">
-            <wp:extent cx="4191585" cy="7706801"/>
-            <wp:effectExtent l="0" t="0" r="0" b="8890"/>
-            <wp:docPr id="36" name="Рисунок 36"/>
+          <wp:inline distT="0" distB="0" distL="0" distR="0" wp14:anchorId="7BF42ABB" wp14:editId="7985FE50">
+            <wp:extent cx="5940425" cy="6395720"/>
+            <wp:effectExtent l="0" t="0" r="3175" b="5080"/>
+            <wp:docPr id="18" name="Рисунок 18"/>
             <wp:cNvGraphicFramePr>
               <a:graphicFrameLocks xmlns:a="http://schemas.openxmlformats.org/drawingml/2006/main" noChangeAspect="1"/>
             </wp:cNvGraphicFramePr>
@@ -2638,7 +3144,7 @@
                   <pic:spPr>
                     <a:xfrm>
                       <a:off x="0" y="0"/>
-                      <a:ext cx="4191585" cy="7706801"/>
+                      <a:ext cx="5940425" cy="6395720"/>
                     </a:xfrm>
                     <a:prstGeom prst="rect">
                       <a:avLst/>
@@ -2653,41 +3159,33 @@
     </w:p>
     <w:p>
       <w:pPr>
-        <w:pStyle w:val="2"/>
-        <w:rPr>
-          <w:rFonts w:ascii="Times New Roman" w:hAnsi="Times New Roman" w:cs="Times New Roman"/>
-          <w:color w:val="auto"/>
-          <w:sz w:val="28"/>
-          <w:szCs w:val="28"/>
-          <w:lang w:val="ru-RU"/>
-        </w:rPr>
-      </w:pPr>
-      <w:bookmarkStart w:id="9" w:name="_Toc243414356"/>
-      <w:r>
-        <w:rPr>
-          <w:rFonts w:ascii="Times New Roman" w:hAnsi="Times New Roman" w:cs="Times New Roman"/>
-          <w:color w:val="auto"/>
-          <w:sz w:val="28"/>
-          <w:szCs w:val="28"/>
-          <w:lang w:val="ru-RU"/>
-        </w:rPr>
-        <w:lastRenderedPageBreak/>
-        <w:t>1.</w:t>
-      </w:r>
-      <w:r>
-        <w:rPr>
-          <w:rFonts w:ascii="Times New Roman" w:hAnsi="Times New Roman" w:cs="Times New Roman"/>
-          <w:color w:val="auto"/>
-          <w:sz w:val="28"/>
-          <w:szCs w:val="28"/>
-          <w:lang w:val="ru-RU"/>
-        </w:rPr>
-        <w:t>9</w:t>
-      </w:r>
-      <w:r>
-        <w:rPr>
-          <w:rFonts w:ascii="Times New Roman" w:hAnsi="Times New Roman" w:cs="Times New Roman"/>
-          <w:color w:val="auto"/>
+        <w:rPr>
+          <w:rFonts w:ascii="Times New Roman" w:hAnsi="Times New Roman" w:cs="Times New Roman"/>
+          <w:sz w:val="28"/>
+          <w:szCs w:val="28"/>
+          <w:lang w:val="ru-RU"/>
+        </w:rPr>
+      </w:pPr>
+      <w:r>
+        <w:rPr>
+          <w:rFonts w:ascii="Times New Roman" w:hAnsi="Times New Roman" w:cs="Times New Roman"/>
+          <w:sz w:val="28"/>
+          <w:szCs w:val="28"/>
+          <w:lang w:val="ru-RU"/>
+        </w:rPr>
+        <w:t xml:space="preserve">Функция </w:t>
+      </w:r>
+      <w:r>
+        <w:rPr>
+          <w:rFonts w:ascii="Times New Roman" w:hAnsi="Times New Roman" w:cs="Times New Roman"/>
+          <w:sz w:val="28"/>
+          <w:szCs w:val="28"/>
+        </w:rPr>
+        <w:t>goBack</w:t>
+      </w:r>
+      <w:r>
+        <w:rPr>
+          <w:rFonts w:ascii="Times New Roman" w:hAnsi="Times New Roman" w:cs="Times New Roman"/>
           <w:sz w:val="28"/>
           <w:szCs w:val="28"/>
           <w:lang w:val="ru-RU"/>
@@ -2697,35 +3195,60 @@
       <w:r>
         <w:rPr>
           <w:rFonts w:ascii="Times New Roman" w:hAnsi="Times New Roman" w:cs="Times New Roman"/>
-          <w:color w:val="auto"/>
-          <w:sz w:val="28"/>
-          <w:szCs w:val="28"/>
-          <w:lang w:val="ru-RU"/>
-        </w:rPr>
-        <w:t>Приложение</w:t>
-      </w:r>
-      <w:bookmarkEnd w:id="9"/>
-      <w:r>
-        <w:rPr>
-          <w:rFonts w:ascii="Times New Roman" w:hAnsi="Times New Roman" w:cs="Times New Roman"/>
-          <w:color w:val="auto"/>
+          <w:sz w:val="28"/>
+          <w:szCs w:val="28"/>
+          <w:lang w:val="ru-RU"/>
+        </w:rPr>
+        <w:t xml:space="preserve">в </w:t>
+      </w:r>
+      <w:r>
+        <w:rPr>
+          <w:rFonts w:ascii="Times New Roman" w:hAnsi="Times New Roman" w:cs="Times New Roman"/>
+          <w:sz w:val="28"/>
+          <w:szCs w:val="28"/>
+        </w:rPr>
+        <w:t>InputFragment</w:t>
+      </w:r>
+      <w:r>
+        <w:rPr>
+          <w:rFonts w:ascii="Times New Roman" w:hAnsi="Times New Roman" w:cs="Times New Roman"/>
           <w:sz w:val="28"/>
           <w:szCs w:val="28"/>
           <w:lang w:val="ru-RU"/>
         </w:rPr>
         <w:t xml:space="preserve"> </w:t>
       </w:r>
-    </w:p>
-    <w:p>
-      <w:r>
-        <w:rPr>
+      <w:r>
+        <w:rPr>
+          <w:rFonts w:ascii="Times New Roman" w:hAnsi="Times New Roman" w:cs="Times New Roman"/>
+          <w:sz w:val="28"/>
+          <w:szCs w:val="28"/>
+          <w:lang w:val="ru-RU"/>
+        </w:rPr>
+        <w:t>осуществляет переход на экран авторизации.</w:t>
+      </w:r>
+    </w:p>
+    <w:p>
+      <w:pPr>
+        <w:rPr>
+          <w:rFonts w:ascii="Times New Roman" w:hAnsi="Times New Roman" w:cs="Times New Roman"/>
+          <w:sz w:val="28"/>
+          <w:szCs w:val="28"/>
+          <w:lang w:val="ru-RU"/>
+        </w:rPr>
+      </w:pPr>
+      <w:r>
+        <w:rPr>
+          <w:rFonts w:ascii="Times New Roman" w:hAnsi="Times New Roman" w:cs="Times New Roman"/>
+          <w:sz w:val="28"/>
+          <w:szCs w:val="28"/>
           <w:lang w:val="ru-RU"/>
         </w:rPr>
         <w:drawing>
-          <wp:inline distT="0" distB="0" distL="0" distR="0" wp14:anchorId="356E25D8" wp14:editId="5DAEA75C">
-            <wp:extent cx="4096322" cy="7687748"/>
-            <wp:effectExtent l="0" t="0" r="0" b="8890"/>
-            <wp:docPr id="37" name="Рисунок 37"/>
+          <wp:inline distT="0" distB="0" distL="0" distR="0" wp14:anchorId="66A3BD9C" wp14:editId="45010393">
+            <wp:extent cx="5940425" cy="1656080"/>
+            <wp:effectExtent l="0" t="0" r="3175" b="1270"/>
+            <wp:docPr id="19" name="Рисунок 19"/>
             <wp:cNvGraphicFramePr>
               <a:graphicFrameLocks xmlns:a="http://schemas.openxmlformats.org/drawingml/2006/main" noChangeAspect="1"/>
             </wp:cNvGraphicFramePr>
@@ -2745,7 +3268,7 @@
                   <pic:spPr>
                     <a:xfrm>
                       <a:off x="0" y="0"/>
-                      <a:ext cx="4096322" cy="7687748"/>
+                      <a:ext cx="5940425" cy="1656080"/>
                     </a:xfrm>
                     <a:prstGeom prst="rect">
                       <a:avLst/>
@@ -2759,13 +3282,381 @@
       </w:r>
     </w:p>
     <w:p>
-      <w:r>
+      <w:pPr>
+        <w:rPr>
+          <w:rFonts w:ascii="Times New Roman" w:hAnsi="Times New Roman" w:cs="Times New Roman"/>
+          <w:sz w:val="28"/>
+          <w:szCs w:val="28"/>
+          <w:lang w:val="ru-RU"/>
+        </w:rPr>
+      </w:pPr>
+      <w:r>
+        <w:rPr>
+          <w:rFonts w:ascii="Times New Roman" w:hAnsi="Times New Roman" w:cs="Times New Roman"/>
+          <w:sz w:val="28"/>
+          <w:szCs w:val="28"/>
+          <w:lang w:val="ru-RU"/>
+        </w:rPr>
+        <w:t>Функция</w:t>
+      </w:r>
+      <w:r>
+        <w:rPr>
+          <w:rFonts w:ascii="Times New Roman" w:hAnsi="Times New Roman" w:cs="Times New Roman"/>
+          <w:sz w:val="28"/>
+          <w:szCs w:val="28"/>
+          <w:lang w:val="ru-RU"/>
+        </w:rPr>
+        <w:t xml:space="preserve"> </w:t>
+      </w:r>
+      <w:r>
+        <w:rPr>
+          <w:rFonts w:ascii="Times New Roman" w:hAnsi="Times New Roman" w:cs="Times New Roman"/>
+          <w:sz w:val="28"/>
+          <w:szCs w:val="28"/>
+        </w:rPr>
+        <w:t>onViewCreated</w:t>
+      </w:r>
+      <w:r>
+        <w:rPr>
+          <w:rFonts w:ascii="Times New Roman" w:hAnsi="Times New Roman" w:cs="Times New Roman"/>
+          <w:sz w:val="28"/>
+          <w:szCs w:val="28"/>
+          <w:lang w:val="ru-RU"/>
+        </w:rPr>
+        <w:t xml:space="preserve"> </w:t>
+      </w:r>
+      <w:r>
+        <w:rPr>
+          <w:rFonts w:ascii="Times New Roman" w:hAnsi="Times New Roman" w:cs="Times New Roman"/>
+          <w:sz w:val="28"/>
+          <w:szCs w:val="28"/>
+          <w:lang w:val="ru-RU"/>
+        </w:rPr>
+        <w:t xml:space="preserve">в </w:t>
+      </w:r>
+      <w:r>
+        <w:rPr>
+          <w:rFonts w:ascii="Times New Roman" w:hAnsi="Times New Roman" w:cs="Times New Roman"/>
+          <w:sz w:val="28"/>
+          <w:szCs w:val="28"/>
+        </w:rPr>
+        <w:t>ShowInfoFragment</w:t>
+      </w:r>
+      <w:r>
+        <w:rPr>
+          <w:rFonts w:ascii="Times New Roman" w:hAnsi="Times New Roman" w:cs="Times New Roman"/>
+          <w:sz w:val="28"/>
+          <w:szCs w:val="28"/>
+          <w:lang w:val="ru-RU"/>
+        </w:rPr>
+        <w:t xml:space="preserve"> </w:t>
+      </w:r>
+      <w:r>
+        <w:rPr>
+          <w:rFonts w:ascii="Times New Roman" w:hAnsi="Times New Roman" w:cs="Times New Roman"/>
+          <w:sz w:val="28"/>
+          <w:szCs w:val="28"/>
+          <w:lang w:val="ru-RU"/>
+        </w:rPr>
+        <w:t xml:space="preserve">инициализирует базу данных </w:t>
+      </w:r>
+      <w:r>
+        <w:rPr>
+          <w:rFonts w:ascii="Times New Roman" w:hAnsi="Times New Roman" w:cs="Times New Roman"/>
+          <w:sz w:val="28"/>
+          <w:szCs w:val="28"/>
+        </w:rPr>
+        <w:t>Room</w:t>
+      </w:r>
+      <w:r>
+        <w:rPr>
+          <w:rFonts w:ascii="Times New Roman" w:hAnsi="Times New Roman" w:cs="Times New Roman"/>
+          <w:sz w:val="28"/>
+          <w:szCs w:val="28"/>
+          <w:lang w:val="ru-RU"/>
+        </w:rPr>
+        <w:t xml:space="preserve">, </w:t>
+      </w:r>
+      <w:r>
+        <w:rPr>
+          <w:rFonts w:ascii="Times New Roman" w:hAnsi="Times New Roman" w:cs="Times New Roman"/>
+          <w:sz w:val="28"/>
+          <w:szCs w:val="28"/>
+          <w:lang w:val="ru-RU"/>
+        </w:rPr>
+        <w:t xml:space="preserve">привязывает элементы из </w:t>
+      </w:r>
+      <w:r>
+        <w:rPr>
+          <w:rFonts w:ascii="Times New Roman" w:hAnsi="Times New Roman" w:cs="Times New Roman"/>
+          <w:sz w:val="28"/>
+          <w:szCs w:val="28"/>
+        </w:rPr>
+        <w:t>XML</w:t>
+      </w:r>
+      <w:r>
+        <w:rPr>
+          <w:rFonts w:ascii="Times New Roman" w:hAnsi="Times New Roman" w:cs="Times New Roman"/>
+          <w:sz w:val="28"/>
+          <w:szCs w:val="28"/>
+          <w:lang w:val="ru-RU"/>
+        </w:rPr>
+        <w:t xml:space="preserve">, </w:t>
+      </w:r>
+      <w:r>
+        <w:rPr>
+          <w:rFonts w:ascii="Times New Roman" w:hAnsi="Times New Roman" w:cs="Times New Roman"/>
+          <w:sz w:val="28"/>
+          <w:szCs w:val="28"/>
+          <w:lang w:val="ru-RU"/>
+        </w:rPr>
+        <w:t xml:space="preserve">получает данные, переданные из </w:t>
+      </w:r>
+      <w:r>
+        <w:rPr>
+          <w:rFonts w:ascii="Times New Roman" w:hAnsi="Times New Roman" w:cs="Times New Roman"/>
+          <w:sz w:val="28"/>
+          <w:szCs w:val="28"/>
+        </w:rPr>
+        <w:t>InputFragment</w:t>
+      </w:r>
+      <w:r>
+        <w:rPr>
+          <w:rFonts w:ascii="Times New Roman" w:hAnsi="Times New Roman" w:cs="Times New Roman"/>
+          <w:sz w:val="28"/>
+          <w:szCs w:val="28"/>
+          <w:lang w:val="ru-RU"/>
+        </w:rPr>
+        <w:t xml:space="preserve">, </w:t>
+      </w:r>
+      <w:r>
+        <w:rPr>
+          <w:rFonts w:ascii="Times New Roman" w:hAnsi="Times New Roman" w:cs="Times New Roman"/>
+          <w:sz w:val="28"/>
+          <w:szCs w:val="28"/>
+          <w:lang w:val="ru-RU"/>
+        </w:rPr>
+        <w:t>заполняет поля этими данными, загружает список из базы</w:t>
+      </w:r>
+      <w:r>
+        <w:rPr>
+          <w:rFonts w:ascii="Times New Roman" w:hAnsi="Times New Roman" w:cs="Times New Roman"/>
+          <w:sz w:val="28"/>
+          <w:szCs w:val="28"/>
+          <w:lang w:val="ru-RU"/>
+        </w:rPr>
+        <w:t>.</w:t>
+      </w:r>
+      <w:r>
+        <w:rPr>
+          <w:rFonts w:ascii="Times New Roman" w:hAnsi="Times New Roman" w:cs="Times New Roman"/>
+          <w:sz w:val="28"/>
+          <w:szCs w:val="28"/>
+          <w:lang w:val="ru-RU"/>
+        </w:rPr>
+        <w:t xml:space="preserve"> </w:t>
+      </w:r>
+      <w:r>
+        <w:rPr>
+          <w:rFonts w:ascii="Times New Roman" w:hAnsi="Times New Roman" w:cs="Times New Roman"/>
+          <w:sz w:val="28"/>
+          <w:szCs w:val="28"/>
+          <w:lang w:val="ru-RU"/>
+        </w:rPr>
+        <w:t>П</w:t>
+      </w:r>
+      <w:r>
+        <w:rPr>
+          <w:rFonts w:ascii="Times New Roman" w:hAnsi="Times New Roman" w:cs="Times New Roman"/>
+          <w:sz w:val="28"/>
+          <w:szCs w:val="28"/>
+          <w:lang w:val="ru-RU"/>
+        </w:rPr>
+        <w:t xml:space="preserve">ри нажатии на элемент из </w:t>
+      </w:r>
+      <w:r>
+        <w:rPr>
+          <w:rFonts w:ascii="Times New Roman" w:hAnsi="Times New Roman" w:cs="Times New Roman"/>
+          <w:sz w:val="28"/>
+          <w:szCs w:val="28"/>
+        </w:rPr>
+        <w:t>ListView</w:t>
+      </w:r>
+      <w:r>
+        <w:rPr>
+          <w:rFonts w:ascii="Times New Roman" w:hAnsi="Times New Roman" w:cs="Times New Roman"/>
+          <w:sz w:val="28"/>
+          <w:szCs w:val="28"/>
+          <w:lang w:val="ru-RU"/>
+        </w:rPr>
+        <w:t xml:space="preserve"> </w:t>
+      </w:r>
+      <w:r>
+        <w:rPr>
+          <w:rFonts w:ascii="Times New Roman" w:hAnsi="Times New Roman" w:cs="Times New Roman"/>
+          <w:sz w:val="28"/>
+          <w:szCs w:val="28"/>
+          <w:lang w:val="ru-RU"/>
+        </w:rPr>
+        <w:t xml:space="preserve">заполняет поля данными выбранного </w:t>
+      </w:r>
+      <w:r>
+        <w:rPr>
+          <w:rFonts w:ascii="Times New Roman" w:hAnsi="Times New Roman" w:cs="Times New Roman"/>
+          <w:sz w:val="28"/>
+          <w:szCs w:val="28"/>
+          <w:lang w:val="ru-RU"/>
+        </w:rPr>
         <w:lastRenderedPageBreak/>
+        <w:t>элемента</w:t>
+      </w:r>
+      <w:r>
+        <w:rPr>
+          <w:rFonts w:ascii="Times New Roman" w:hAnsi="Times New Roman" w:cs="Times New Roman"/>
+          <w:sz w:val="28"/>
+          <w:szCs w:val="28"/>
+          <w:lang w:val="ru-RU"/>
+        </w:rPr>
+        <w:t>.</w:t>
+      </w:r>
+      <w:r>
+        <w:rPr>
+          <w:rFonts w:ascii="Times New Roman" w:hAnsi="Times New Roman" w:cs="Times New Roman"/>
+          <w:sz w:val="28"/>
+          <w:szCs w:val="28"/>
+          <w:lang w:val="ru-RU"/>
+        </w:rPr>
+        <w:t xml:space="preserve"> </w:t>
+      </w:r>
+      <w:r>
+        <w:rPr>
+          <w:rFonts w:ascii="Times New Roman" w:hAnsi="Times New Roman" w:cs="Times New Roman"/>
+          <w:sz w:val="28"/>
+          <w:szCs w:val="28"/>
+          <w:lang w:val="ru-RU"/>
+        </w:rPr>
+        <w:t>П</w:t>
+      </w:r>
+      <w:r>
+        <w:rPr>
+          <w:rFonts w:ascii="Times New Roman" w:hAnsi="Times New Roman" w:cs="Times New Roman"/>
+          <w:sz w:val="28"/>
+          <w:szCs w:val="28"/>
+          <w:lang w:val="ru-RU"/>
+        </w:rPr>
+        <w:t>ри нажатии на кнопку добавить, вставляет в базу данных данные из полей</w:t>
+      </w:r>
+      <w:r>
+        <w:rPr>
+          <w:rFonts w:ascii="Times New Roman" w:hAnsi="Times New Roman" w:cs="Times New Roman"/>
+          <w:sz w:val="28"/>
+          <w:szCs w:val="28"/>
+          <w:lang w:val="ru-RU"/>
+        </w:rPr>
+        <w:t>.</w:t>
+      </w:r>
+      <w:r>
+        <w:rPr>
+          <w:rFonts w:ascii="Times New Roman" w:hAnsi="Times New Roman" w:cs="Times New Roman"/>
+          <w:sz w:val="28"/>
+          <w:szCs w:val="28"/>
+          <w:lang w:val="ru-RU"/>
+        </w:rPr>
+        <w:t xml:space="preserve"> </w:t>
+      </w:r>
+      <w:r>
+        <w:rPr>
+          <w:rFonts w:ascii="Times New Roman" w:hAnsi="Times New Roman" w:cs="Times New Roman"/>
+          <w:sz w:val="28"/>
+          <w:szCs w:val="28"/>
+          <w:lang w:val="ru-RU"/>
+        </w:rPr>
+        <w:t>П</w:t>
+      </w:r>
+      <w:r>
+        <w:rPr>
+          <w:rFonts w:ascii="Times New Roman" w:hAnsi="Times New Roman" w:cs="Times New Roman"/>
+          <w:sz w:val="28"/>
+          <w:szCs w:val="28"/>
+          <w:lang w:val="ru-RU"/>
+        </w:rPr>
+        <w:t xml:space="preserve">ри нажатии кнопку удалить, удаляет выбранный элемент из </w:t>
+      </w:r>
+      <w:r>
+        <w:rPr>
+          <w:rFonts w:ascii="Times New Roman" w:hAnsi="Times New Roman" w:cs="Times New Roman"/>
+          <w:sz w:val="28"/>
+          <w:szCs w:val="28"/>
+        </w:rPr>
+        <w:t>ListView</w:t>
+      </w:r>
+      <w:r>
+        <w:rPr>
+          <w:rFonts w:ascii="Times New Roman" w:hAnsi="Times New Roman" w:cs="Times New Roman"/>
+          <w:sz w:val="28"/>
+          <w:szCs w:val="28"/>
+          <w:lang w:val="ru-RU"/>
+        </w:rPr>
+        <w:t>.</w:t>
+      </w:r>
+      <w:r>
+        <w:rPr>
+          <w:rFonts w:ascii="Times New Roman" w:hAnsi="Times New Roman" w:cs="Times New Roman"/>
+          <w:sz w:val="28"/>
+          <w:szCs w:val="28"/>
+          <w:lang w:val="ru-RU"/>
+        </w:rPr>
+        <w:t xml:space="preserve"> </w:t>
+      </w:r>
+      <w:r>
+        <w:rPr>
+          <w:rFonts w:ascii="Times New Roman" w:hAnsi="Times New Roman" w:cs="Times New Roman"/>
+          <w:sz w:val="28"/>
+          <w:szCs w:val="28"/>
+          <w:lang w:val="ru-RU"/>
+        </w:rPr>
+        <w:t>При нажатии на кнопку редактировать, проверяет, выбран ли покемон для редактирования, если выбран, то выводит сообщение, требующее изменить поля и нажать кнопку сохранить, если не выбран, то выводит сообщение, требующее выбрать покемона из списка. При нажатии на кнопку сохранить проверяет выбран ли покемон в списке, если выбран, то обновляет в базе данных информацию о выбранном покемоне, если не выбран, то выводит сообщение, требующее выбрать покемона и</w:t>
+      </w:r>
+      <w:r>
+        <w:rPr>
+          <w:rFonts w:ascii="Times New Roman" w:hAnsi="Times New Roman" w:cs="Times New Roman"/>
+          <w:sz w:val="28"/>
+          <w:szCs w:val="28"/>
+          <w:lang w:val="ru-RU"/>
+        </w:rPr>
+        <w:t>з списка.</w:t>
+      </w:r>
+      <w:r>
+        <w:rPr>
+          <w:rFonts w:ascii="Times New Roman" w:hAnsi="Times New Roman" w:cs="Times New Roman"/>
+          <w:sz w:val="28"/>
+          <w:szCs w:val="28"/>
+          <w:lang w:val="ru-RU"/>
+        </w:rPr>
+        <w:t xml:space="preserve"> При нажатии на кнопку назад, осуществляет переход на экран поиска покемона.</w:t>
+      </w:r>
+    </w:p>
+    <w:p>
+      <w:pPr>
+        <w:rPr>
+          <w:rFonts w:ascii="Times New Roman" w:hAnsi="Times New Roman" w:cs="Times New Roman"/>
+          <w:sz w:val="28"/>
+          <w:szCs w:val="28"/>
+          <w:lang w:val="ru-RU"/>
+        </w:rPr>
+      </w:pPr>
+      <w:r>
+        <w:rPr>
+          <w:rFonts w:ascii="Times New Roman" w:hAnsi="Times New Roman" w:cs="Times New Roman"/>
+          <w:sz w:val="28"/>
+          <w:szCs w:val="28"/>
+          <w:lang w:val="ru-RU"/>
+        </w:rPr>
         <w:drawing>
-          <wp:inline distT="0" distB="0" distL="0" distR="0" wp14:anchorId="4CFFC4E8" wp14:editId="0B31D51F">
-            <wp:extent cx="4163006" cy="7773485"/>
-            <wp:effectExtent l="0" t="0" r="9525" b="0"/>
-            <wp:docPr id="38" name="Рисунок 38"/>
+          <wp:inline distT="0" distB="0" distL="0" distR="0" wp14:anchorId="5C07695E" wp14:editId="7E30AF60">
+            <wp:extent cx="5940425" cy="5331460"/>
+            <wp:effectExtent l="0" t="0" r="3175" b="2540"/>
+            <wp:docPr id="20" name="Рисунок 20"/>
             <wp:cNvGraphicFramePr>
               <a:graphicFrameLocks xmlns:a="http://schemas.openxmlformats.org/drawingml/2006/main" noChangeAspect="1"/>
             </wp:cNvGraphicFramePr>
@@ -2785,7 +3676,7 @@
                   <pic:spPr>
                     <a:xfrm>
                       <a:off x="0" y="0"/>
-                      <a:ext cx="4163006" cy="7773485"/>
+                      <a:ext cx="5940425" cy="5331460"/>
                     </a:xfrm>
                     <a:prstGeom prst="rect">
                       <a:avLst/>
@@ -2799,13 +3690,27 @@
       </w:r>
     </w:p>
     <w:p>
-      <w:r>
+      <w:pPr>
+        <w:rPr>
+          <w:rFonts w:ascii="Times New Roman" w:hAnsi="Times New Roman" w:cs="Times New Roman"/>
+          <w:sz w:val="28"/>
+          <w:szCs w:val="28"/>
+          <w:lang w:val="ru-RU"/>
+        </w:rPr>
+      </w:pPr>
+      <w:r>
+        <w:rPr>
+          <w:rFonts w:ascii="Times New Roman" w:hAnsi="Times New Roman" w:cs="Times New Roman"/>
+          <w:sz w:val="28"/>
+          <w:szCs w:val="28"/>
+          <w:lang w:val="ru-RU"/>
+        </w:rPr>
         <w:lastRenderedPageBreak/>
         <w:drawing>
-          <wp:inline distT="0" distB="0" distL="0" distR="0" wp14:anchorId="6C9033FE" wp14:editId="732775D5">
-            <wp:extent cx="4077269" cy="7697274"/>
-            <wp:effectExtent l="0" t="0" r="0" b="0"/>
-            <wp:docPr id="39" name="Рисунок 39"/>
+          <wp:inline distT="0" distB="0" distL="0" distR="0" wp14:anchorId="32A41AC3" wp14:editId="73C15C15">
+            <wp:extent cx="5940425" cy="5746750"/>
+            <wp:effectExtent l="0" t="0" r="3175" b="6350"/>
+            <wp:docPr id="21" name="Рисунок 21"/>
             <wp:cNvGraphicFramePr>
               <a:graphicFrameLocks xmlns:a="http://schemas.openxmlformats.org/drawingml/2006/main" noChangeAspect="1"/>
             </wp:cNvGraphicFramePr>
@@ -2825,6 +3730,1904 @@
                   <pic:spPr>
                     <a:xfrm>
                       <a:off x="0" y="0"/>
+                      <a:ext cx="5940425" cy="5746750"/>
+                    </a:xfrm>
+                    <a:prstGeom prst="rect">
+                      <a:avLst/>
+                    </a:prstGeom>
+                  </pic:spPr>
+                </pic:pic>
+              </a:graphicData>
+            </a:graphic>
+          </wp:inline>
+        </w:drawing>
+      </w:r>
+    </w:p>
+    <w:p>
+      <w:pPr>
+        <w:rPr>
+          <w:rFonts w:ascii="Times New Roman" w:hAnsi="Times New Roman" w:cs="Times New Roman"/>
+          <w:sz w:val="28"/>
+          <w:szCs w:val="28"/>
+          <w:lang w:val="ru-RU"/>
+        </w:rPr>
+      </w:pPr>
+      <w:r>
+        <w:rPr>
+          <w:rFonts w:ascii="Times New Roman" w:hAnsi="Times New Roman" w:cs="Times New Roman"/>
+          <w:sz w:val="28"/>
+          <w:szCs w:val="28"/>
+          <w:lang w:val="ru-RU"/>
+        </w:rPr>
+        <w:lastRenderedPageBreak/>
+        <w:drawing>
+          <wp:inline distT="0" distB="0" distL="0" distR="0" wp14:anchorId="30672389" wp14:editId="30FF714D">
+            <wp:extent cx="5940425" cy="6065520"/>
+            <wp:effectExtent l="0" t="0" r="3175" b="0"/>
+            <wp:docPr id="22" name="Рисунок 22"/>
+            <wp:cNvGraphicFramePr>
+              <a:graphicFrameLocks xmlns:a="http://schemas.openxmlformats.org/drawingml/2006/main" noChangeAspect="1"/>
+            </wp:cNvGraphicFramePr>
+            <a:graphic xmlns:a="http://schemas.openxmlformats.org/drawingml/2006/main">
+              <a:graphicData uri="http://schemas.openxmlformats.org/drawingml/2006/picture">
+                <pic:pic xmlns:pic="http://schemas.openxmlformats.org/drawingml/2006/picture">
+                  <pic:nvPicPr>
+                    <pic:cNvPr id="1" name=""/>
+                    <pic:cNvPicPr/>
+                  </pic:nvPicPr>
+                  <pic:blipFill>
+                    <a:blip r:embed="rId22"/>
+                    <a:stretch>
+                      <a:fillRect/>
+                    </a:stretch>
+                  </pic:blipFill>
+                  <pic:spPr>
+                    <a:xfrm>
+                      <a:off x="0" y="0"/>
+                      <a:ext cx="5940425" cy="6065520"/>
+                    </a:xfrm>
+                    <a:prstGeom prst="rect">
+                      <a:avLst/>
+                    </a:prstGeom>
+                  </pic:spPr>
+                </pic:pic>
+              </a:graphicData>
+            </a:graphic>
+          </wp:inline>
+        </w:drawing>
+      </w:r>
+    </w:p>
+    <w:p>
+      <w:pPr>
+        <w:rPr>
+          <w:rFonts w:ascii="Times New Roman" w:hAnsi="Times New Roman" w:cs="Times New Roman"/>
+          <w:sz w:val="28"/>
+          <w:szCs w:val="28"/>
+          <w:lang w:val="ru-RU"/>
+        </w:rPr>
+      </w:pPr>
+      <w:r>
+        <w:rPr>
+          <w:rFonts w:ascii="Times New Roman" w:hAnsi="Times New Roman" w:cs="Times New Roman"/>
+          <w:sz w:val="28"/>
+          <w:szCs w:val="28"/>
+          <w:lang w:val="ru-RU"/>
+        </w:rPr>
+        <w:t>Функция</w:t>
+      </w:r>
+      <w:r>
+        <w:rPr>
+          <w:rFonts w:ascii="Times New Roman" w:hAnsi="Times New Roman" w:cs="Times New Roman"/>
+          <w:sz w:val="28"/>
+          <w:szCs w:val="28"/>
+          <w:lang w:val="ru-RU"/>
+        </w:rPr>
+        <w:t xml:space="preserve"> </w:t>
+      </w:r>
+      <w:r>
+        <w:rPr>
+          <w:rFonts w:ascii="Times New Roman" w:hAnsi="Times New Roman" w:cs="Times New Roman"/>
+          <w:sz w:val="28"/>
+          <w:szCs w:val="28"/>
+        </w:rPr>
+        <w:t>updateList</w:t>
+      </w:r>
+      <w:r>
+        <w:rPr>
+          <w:rFonts w:ascii="Times New Roman" w:hAnsi="Times New Roman" w:cs="Times New Roman"/>
+          <w:sz w:val="28"/>
+          <w:szCs w:val="28"/>
+          <w:lang w:val="ru-RU"/>
+        </w:rPr>
+        <w:t xml:space="preserve"> </w:t>
+      </w:r>
+      <w:r>
+        <w:rPr>
+          <w:rFonts w:ascii="Times New Roman" w:hAnsi="Times New Roman" w:cs="Times New Roman"/>
+          <w:sz w:val="28"/>
+          <w:szCs w:val="28"/>
+          <w:lang w:val="ru-RU"/>
+        </w:rPr>
+        <w:t>в</w:t>
+      </w:r>
+      <w:r>
+        <w:rPr>
+          <w:rFonts w:ascii="Times New Roman" w:hAnsi="Times New Roman" w:cs="Times New Roman"/>
+          <w:sz w:val="28"/>
+          <w:szCs w:val="28"/>
+          <w:lang w:val="ru-RU"/>
+        </w:rPr>
+        <w:t xml:space="preserve"> </w:t>
+      </w:r>
+      <w:r>
+        <w:rPr>
+          <w:rFonts w:ascii="Times New Roman" w:hAnsi="Times New Roman" w:cs="Times New Roman"/>
+          <w:sz w:val="28"/>
+          <w:szCs w:val="28"/>
+        </w:rPr>
+        <w:t>ShowInfoFragment</w:t>
+      </w:r>
+      <w:r>
+        <w:rPr>
+          <w:rFonts w:ascii="Times New Roman" w:hAnsi="Times New Roman" w:cs="Times New Roman"/>
+          <w:sz w:val="28"/>
+          <w:szCs w:val="28"/>
+          <w:lang w:val="ru-RU"/>
+        </w:rPr>
+        <w:t xml:space="preserve"> </w:t>
+      </w:r>
+      <w:r>
+        <w:rPr>
+          <w:rFonts w:ascii="Times New Roman" w:hAnsi="Times New Roman" w:cs="Times New Roman"/>
+          <w:sz w:val="28"/>
+          <w:szCs w:val="28"/>
+          <w:lang w:val="ru-RU"/>
+        </w:rPr>
+        <w:t xml:space="preserve">получает все записи из базы, формирует строки для отображения в </w:t>
+      </w:r>
+      <w:r>
+        <w:rPr>
+          <w:rFonts w:ascii="Times New Roman" w:hAnsi="Times New Roman" w:cs="Times New Roman"/>
+          <w:sz w:val="28"/>
+          <w:szCs w:val="28"/>
+        </w:rPr>
+        <w:t>ListView</w:t>
+      </w:r>
+      <w:r>
+        <w:rPr>
+          <w:rFonts w:ascii="Times New Roman" w:hAnsi="Times New Roman" w:cs="Times New Roman"/>
+          <w:sz w:val="28"/>
+          <w:szCs w:val="28"/>
+          <w:lang w:val="ru-RU"/>
+        </w:rPr>
+        <w:t xml:space="preserve">, </w:t>
+      </w:r>
+      <w:r>
+        <w:rPr>
+          <w:rFonts w:ascii="Times New Roman" w:hAnsi="Times New Roman" w:cs="Times New Roman"/>
+          <w:sz w:val="28"/>
+          <w:szCs w:val="28"/>
+          <w:lang w:val="ru-RU"/>
+        </w:rPr>
+        <w:t xml:space="preserve">устанавливает адаптер для </w:t>
+      </w:r>
+      <w:r>
+        <w:rPr>
+          <w:rFonts w:ascii="Times New Roman" w:hAnsi="Times New Roman" w:cs="Times New Roman"/>
+          <w:sz w:val="28"/>
+          <w:szCs w:val="28"/>
+        </w:rPr>
+        <w:t>ListView</w:t>
+      </w:r>
+      <w:r>
+        <w:rPr>
+          <w:rFonts w:ascii="Times New Roman" w:hAnsi="Times New Roman" w:cs="Times New Roman"/>
+          <w:sz w:val="28"/>
+          <w:szCs w:val="28"/>
+          <w:lang w:val="ru-RU"/>
+        </w:rPr>
+        <w:t>.</w:t>
+      </w:r>
+    </w:p>
+    <w:p>
+      <w:pPr>
+        <w:rPr>
+          <w:rFonts w:ascii="Times New Roman" w:hAnsi="Times New Roman" w:cs="Times New Roman"/>
+          <w:sz w:val="28"/>
+          <w:szCs w:val="28"/>
+          <w:lang w:val="ru-RU"/>
+        </w:rPr>
+      </w:pPr>
+      <w:r>
+        <w:rPr>
+          <w:rFonts w:ascii="Times New Roman" w:hAnsi="Times New Roman" w:cs="Times New Roman"/>
+          <w:sz w:val="28"/>
+          <w:szCs w:val="28"/>
+          <w:lang w:val="ru-RU"/>
+        </w:rPr>
+        <w:drawing>
+          <wp:inline distT="0" distB="0" distL="0" distR="0" wp14:anchorId="6A308637" wp14:editId="31981563">
+            <wp:extent cx="5940425" cy="2277110"/>
+            <wp:effectExtent l="0" t="0" r="3175" b="8890"/>
+            <wp:docPr id="23" name="Рисунок 23"/>
+            <wp:cNvGraphicFramePr>
+              <a:graphicFrameLocks xmlns:a="http://schemas.openxmlformats.org/drawingml/2006/main" noChangeAspect="1"/>
+            </wp:cNvGraphicFramePr>
+            <a:graphic xmlns:a="http://schemas.openxmlformats.org/drawingml/2006/main">
+              <a:graphicData uri="http://schemas.openxmlformats.org/drawingml/2006/picture">
+                <pic:pic xmlns:pic="http://schemas.openxmlformats.org/drawingml/2006/picture">
+                  <pic:nvPicPr>
+                    <pic:cNvPr id="1" name=""/>
+                    <pic:cNvPicPr/>
+                  </pic:nvPicPr>
+                  <pic:blipFill>
+                    <a:blip r:embed="rId23"/>
+                    <a:stretch>
+                      <a:fillRect/>
+                    </a:stretch>
+                  </pic:blipFill>
+                  <pic:spPr>
+                    <a:xfrm>
+                      <a:off x="0" y="0"/>
+                      <a:ext cx="5940425" cy="2277110"/>
+                    </a:xfrm>
+                    <a:prstGeom prst="rect">
+                      <a:avLst/>
+                    </a:prstGeom>
+                  </pic:spPr>
+                </pic:pic>
+              </a:graphicData>
+            </a:graphic>
+          </wp:inline>
+        </w:drawing>
+      </w:r>
+    </w:p>
+    <w:p>
+      <w:pPr>
+        <w:pStyle w:val="2"/>
+        <w:rPr>
+          <w:rFonts w:ascii="Times New Roman" w:hAnsi="Times New Roman" w:cs="Times New Roman"/>
+          <w:color w:val="auto"/>
+          <w:sz w:val="28"/>
+          <w:szCs w:val="28"/>
+          <w:lang w:val="ru-RU"/>
+        </w:rPr>
+      </w:pPr>
+      <w:bookmarkStart w:id="4" w:name="_Toc243926650"/>
+      <w:r>
+        <w:rPr>
+          <w:rFonts w:ascii="Times New Roman" w:hAnsi="Times New Roman" w:cs="Times New Roman"/>
+          <w:color w:val="auto"/>
+          <w:sz w:val="28"/>
+          <w:szCs w:val="28"/>
+          <w:lang w:val="ru-RU"/>
+        </w:rPr>
+        <w:lastRenderedPageBreak/>
+        <w:t xml:space="preserve">1.4 </w:t>
+      </w:r>
+      <w:r>
+        <w:rPr>
+          <w:rFonts w:ascii="Times New Roman" w:hAnsi="Times New Roman" w:cs="Times New Roman"/>
+          <w:color w:val="auto"/>
+          <w:sz w:val="28"/>
+          <w:szCs w:val="28"/>
+          <w:lang w:val="ru-RU"/>
+        </w:rPr>
+        <w:t>Алгоритм</w:t>
+      </w:r>
+      <w:r>
+        <w:rPr>
+          <w:rFonts w:ascii="Times New Roman" w:hAnsi="Times New Roman" w:cs="Times New Roman"/>
+          <w:color w:val="auto"/>
+          <w:sz w:val="28"/>
+          <w:szCs w:val="28"/>
+          <w:lang w:val="ru-RU"/>
+        </w:rPr>
+        <w:t xml:space="preserve"> </w:t>
+      </w:r>
+      <w:r>
+        <w:rPr>
+          <w:rFonts w:ascii="Times New Roman" w:hAnsi="Times New Roman" w:cs="Times New Roman"/>
+          <w:color w:val="auto"/>
+          <w:sz w:val="28"/>
+          <w:szCs w:val="28"/>
+          <w:lang w:val="ru-RU"/>
+        </w:rPr>
+        <w:t>решения</w:t>
+      </w:r>
+      <w:bookmarkEnd w:id="4"/>
+    </w:p>
+    <w:p>
+      <w:pPr>
+        <w:rPr>
+          <w:lang w:val="ru-RU"/>
+        </w:rPr>
+      </w:pPr>
+      <w:r>
+        <w:rPr>
+          <w:lang w:val="ru-RU"/>
+        </w:rPr>
+        <w:drawing>
+          <wp:inline distT="0" distB="0" distL="0" distR="0" wp14:anchorId="00883B0D" wp14:editId="054E0A0A">
+            <wp:extent cx="4210638" cy="6230219"/>
+            <wp:effectExtent l="0" t="0" r="0" b="0"/>
+            <wp:docPr id="44" name="Рисунок 44"/>
+            <wp:cNvGraphicFramePr>
+              <a:graphicFrameLocks xmlns:a="http://schemas.openxmlformats.org/drawingml/2006/main" noChangeAspect="1"/>
+            </wp:cNvGraphicFramePr>
+            <a:graphic xmlns:a="http://schemas.openxmlformats.org/drawingml/2006/main">
+              <a:graphicData uri="http://schemas.openxmlformats.org/drawingml/2006/picture">
+                <pic:pic xmlns:pic="http://schemas.openxmlformats.org/drawingml/2006/picture">
+                  <pic:nvPicPr>
+                    <pic:cNvPr id="1" name=""/>
+                    <pic:cNvPicPr/>
+                  </pic:nvPicPr>
+                  <pic:blipFill>
+                    <a:blip r:embed="rId24"/>
+                    <a:stretch>
+                      <a:fillRect/>
+                    </a:stretch>
+                  </pic:blipFill>
+                  <pic:spPr>
+                    <a:xfrm>
+                      <a:off x="0" y="0"/>
+                      <a:ext cx="4210638" cy="6230219"/>
+                    </a:xfrm>
+                    <a:prstGeom prst="rect">
+                      <a:avLst/>
+                    </a:prstGeom>
+                  </pic:spPr>
+                </pic:pic>
+              </a:graphicData>
+            </a:graphic>
+          </wp:inline>
+        </w:drawing>
+      </w:r>
+    </w:p>
+    <w:p>
+      <w:pPr>
+        <w:rPr>
+          <w:lang w:val="ru-RU"/>
+        </w:rPr>
+      </w:pPr>
+      <w:r>
+        <w:rPr>
+          <w:lang w:val="ru-RU"/>
+        </w:rPr>
+        <w:lastRenderedPageBreak/>
+        <w:drawing>
+          <wp:inline distT="0" distB="0" distL="0" distR="0" wp14:anchorId="44508784" wp14:editId="606BB555">
+            <wp:extent cx="4563112" cy="6344535"/>
+            <wp:effectExtent l="0" t="0" r="8890" b="0"/>
+            <wp:docPr id="45" name="Рисунок 45"/>
+            <wp:cNvGraphicFramePr>
+              <a:graphicFrameLocks xmlns:a="http://schemas.openxmlformats.org/drawingml/2006/main" noChangeAspect="1"/>
+            </wp:cNvGraphicFramePr>
+            <a:graphic xmlns:a="http://schemas.openxmlformats.org/drawingml/2006/main">
+              <a:graphicData uri="http://schemas.openxmlformats.org/drawingml/2006/picture">
+                <pic:pic xmlns:pic="http://schemas.openxmlformats.org/drawingml/2006/picture">
+                  <pic:nvPicPr>
+                    <pic:cNvPr id="1" name=""/>
+                    <pic:cNvPicPr/>
+                  </pic:nvPicPr>
+                  <pic:blipFill>
+                    <a:blip r:embed="rId25"/>
+                    <a:stretch>
+                      <a:fillRect/>
+                    </a:stretch>
+                  </pic:blipFill>
+                  <pic:spPr>
+                    <a:xfrm>
+                      <a:off x="0" y="0"/>
+                      <a:ext cx="4563112" cy="6344535"/>
+                    </a:xfrm>
+                    <a:prstGeom prst="rect">
+                      <a:avLst/>
+                    </a:prstGeom>
+                  </pic:spPr>
+                </pic:pic>
+              </a:graphicData>
+            </a:graphic>
+          </wp:inline>
+        </w:drawing>
+      </w:r>
+    </w:p>
+    <w:p>
+      <w:pPr>
+        <w:rPr>
+          <w:lang w:val="ru-RU"/>
+        </w:rPr>
+      </w:pPr>
+      <w:r>
+        <w:rPr>
+          <w:lang w:val="ru-RU"/>
+        </w:rPr>
+        <w:lastRenderedPageBreak/>
+        <w:drawing>
+          <wp:inline distT="0" distB="0" distL="0" distR="0" wp14:anchorId="07DAC316" wp14:editId="4D0F5A82">
+            <wp:extent cx="5940425" cy="5351780"/>
+            <wp:effectExtent l="0" t="0" r="3175" b="1270"/>
+            <wp:docPr id="46" name="Рисунок 46"/>
+            <wp:cNvGraphicFramePr>
+              <a:graphicFrameLocks xmlns:a="http://schemas.openxmlformats.org/drawingml/2006/main" noChangeAspect="1"/>
+            </wp:cNvGraphicFramePr>
+            <a:graphic xmlns:a="http://schemas.openxmlformats.org/drawingml/2006/main">
+              <a:graphicData uri="http://schemas.openxmlformats.org/drawingml/2006/picture">
+                <pic:pic xmlns:pic="http://schemas.openxmlformats.org/drawingml/2006/picture">
+                  <pic:nvPicPr>
+                    <pic:cNvPr id="1" name=""/>
+                    <pic:cNvPicPr/>
+                  </pic:nvPicPr>
+                  <pic:blipFill>
+                    <a:blip r:embed="rId26"/>
+                    <a:stretch>
+                      <a:fillRect/>
+                    </a:stretch>
+                  </pic:blipFill>
+                  <pic:spPr>
+                    <a:xfrm>
+                      <a:off x="0" y="0"/>
+                      <a:ext cx="5940425" cy="5351780"/>
+                    </a:xfrm>
+                    <a:prstGeom prst="rect">
+                      <a:avLst/>
+                    </a:prstGeom>
+                  </pic:spPr>
+                </pic:pic>
+              </a:graphicData>
+            </a:graphic>
+          </wp:inline>
+        </w:drawing>
+      </w:r>
+    </w:p>
+    <w:p>
+      <w:pPr>
+        <w:rPr>
+          <w:lang w:val="ru-RU"/>
+        </w:rPr>
+      </w:pPr>
+      <w:r>
+        <w:rPr>
+          <w:lang w:val="ru-RU"/>
+        </w:rPr>
+        <w:drawing>
+          <wp:inline distT="0" distB="0" distL="0" distR="0" wp14:anchorId="21C0E951" wp14:editId="5803C7BC">
+            <wp:extent cx="5940425" cy="3609975"/>
+            <wp:effectExtent l="0" t="0" r="3175" b="9525"/>
+            <wp:docPr id="47" name="Рисунок 47"/>
+            <wp:cNvGraphicFramePr>
+              <a:graphicFrameLocks xmlns:a="http://schemas.openxmlformats.org/drawingml/2006/main" noChangeAspect="1"/>
+            </wp:cNvGraphicFramePr>
+            <a:graphic xmlns:a="http://schemas.openxmlformats.org/drawingml/2006/main">
+              <a:graphicData uri="http://schemas.openxmlformats.org/drawingml/2006/picture">
+                <pic:pic xmlns:pic="http://schemas.openxmlformats.org/drawingml/2006/picture">
+                  <pic:nvPicPr>
+                    <pic:cNvPr id="1" name=""/>
+                    <pic:cNvPicPr/>
+                  </pic:nvPicPr>
+                  <pic:blipFill>
+                    <a:blip r:embed="rId27"/>
+                    <a:stretch>
+                      <a:fillRect/>
+                    </a:stretch>
+                  </pic:blipFill>
+                  <pic:spPr>
+                    <a:xfrm>
+                      <a:off x="0" y="0"/>
+                      <a:ext cx="5940425" cy="3609975"/>
+                    </a:xfrm>
+                    <a:prstGeom prst="rect">
+                      <a:avLst/>
+                    </a:prstGeom>
+                  </pic:spPr>
+                </pic:pic>
+              </a:graphicData>
+            </a:graphic>
+          </wp:inline>
+        </w:drawing>
+      </w:r>
+    </w:p>
+    <w:p>
+      <w:pPr>
+        <w:rPr>
+          <w:lang w:val="ru-RU"/>
+        </w:rPr>
+      </w:pPr>
+      <w:r>
+        <w:rPr>
+          <w:lang w:val="ru-RU"/>
+        </w:rPr>
+        <w:lastRenderedPageBreak/>
+        <w:drawing>
+          <wp:inline distT="0" distB="0" distL="0" distR="0" wp14:anchorId="52C2006C" wp14:editId="4403349F">
+            <wp:extent cx="5940425" cy="3799205"/>
+            <wp:effectExtent l="0" t="0" r="3175" b="0"/>
+            <wp:docPr id="48" name="Рисунок 48"/>
+            <wp:cNvGraphicFramePr>
+              <a:graphicFrameLocks xmlns:a="http://schemas.openxmlformats.org/drawingml/2006/main" noChangeAspect="1"/>
+            </wp:cNvGraphicFramePr>
+            <a:graphic xmlns:a="http://schemas.openxmlformats.org/drawingml/2006/main">
+              <a:graphicData uri="http://schemas.openxmlformats.org/drawingml/2006/picture">
+                <pic:pic xmlns:pic="http://schemas.openxmlformats.org/drawingml/2006/picture">
+                  <pic:nvPicPr>
+                    <pic:cNvPr id="1" name=""/>
+                    <pic:cNvPicPr/>
+                  </pic:nvPicPr>
+                  <pic:blipFill>
+                    <a:blip r:embed="rId28"/>
+                    <a:stretch>
+                      <a:fillRect/>
+                    </a:stretch>
+                  </pic:blipFill>
+                  <pic:spPr>
+                    <a:xfrm>
+                      <a:off x="0" y="0"/>
+                      <a:ext cx="5940425" cy="3799205"/>
+                    </a:xfrm>
+                    <a:prstGeom prst="rect">
+                      <a:avLst/>
+                    </a:prstGeom>
+                  </pic:spPr>
+                </pic:pic>
+              </a:graphicData>
+            </a:graphic>
+          </wp:inline>
+        </w:drawing>
+      </w:r>
+    </w:p>
+    <w:p>
+      <w:pPr>
+        <w:rPr>
+          <w:lang w:val="ru-RU"/>
+        </w:rPr>
+      </w:pPr>
+      <w:r>
+        <w:rPr>
+          <w:lang w:val="ru-RU"/>
+        </w:rPr>
+        <w:lastRenderedPageBreak/>
+        <w:drawing>
+          <wp:inline distT="0" distB="0" distL="0" distR="0" wp14:anchorId="26734FCA" wp14:editId="30C8B620">
+            <wp:extent cx="4467849" cy="7078063"/>
+            <wp:effectExtent l="0" t="0" r="9525" b="0"/>
+            <wp:docPr id="49" name="Рисунок 49"/>
+            <wp:cNvGraphicFramePr>
+              <a:graphicFrameLocks xmlns:a="http://schemas.openxmlformats.org/drawingml/2006/main" noChangeAspect="1"/>
+            </wp:cNvGraphicFramePr>
+            <a:graphic xmlns:a="http://schemas.openxmlformats.org/drawingml/2006/main">
+              <a:graphicData uri="http://schemas.openxmlformats.org/drawingml/2006/picture">
+                <pic:pic xmlns:pic="http://schemas.openxmlformats.org/drawingml/2006/picture">
+                  <pic:nvPicPr>
+                    <pic:cNvPr id="1" name=""/>
+                    <pic:cNvPicPr/>
+                  </pic:nvPicPr>
+                  <pic:blipFill>
+                    <a:blip r:embed="rId29"/>
+                    <a:stretch>
+                      <a:fillRect/>
+                    </a:stretch>
+                  </pic:blipFill>
+                  <pic:spPr>
+                    <a:xfrm>
+                      <a:off x="0" y="0"/>
+                      <a:ext cx="4467849" cy="7078063"/>
+                    </a:xfrm>
+                    <a:prstGeom prst="rect">
+                      <a:avLst/>
+                    </a:prstGeom>
+                  </pic:spPr>
+                </pic:pic>
+              </a:graphicData>
+            </a:graphic>
+          </wp:inline>
+        </w:drawing>
+      </w:r>
+    </w:p>
+    <w:p>
+      <w:pPr>
+        <w:rPr>
+          <w:lang w:val="ru-RU"/>
+        </w:rPr>
+      </w:pPr>
+      <w:r>
+        <w:rPr>
+          <w:lang w:val="ru-RU"/>
+        </w:rPr>
+        <w:lastRenderedPageBreak/>
+        <w:drawing>
+          <wp:inline distT="0" distB="0" distL="0" distR="0" wp14:anchorId="01168D72" wp14:editId="593D0B8E">
+            <wp:extent cx="4372585" cy="6925642"/>
+            <wp:effectExtent l="0" t="0" r="9525" b="8890"/>
+            <wp:docPr id="51" name="Рисунок 51"/>
+            <wp:cNvGraphicFramePr>
+              <a:graphicFrameLocks xmlns:a="http://schemas.openxmlformats.org/drawingml/2006/main" noChangeAspect="1"/>
+            </wp:cNvGraphicFramePr>
+            <a:graphic xmlns:a="http://schemas.openxmlformats.org/drawingml/2006/main">
+              <a:graphicData uri="http://schemas.openxmlformats.org/drawingml/2006/picture">
+                <pic:pic xmlns:pic="http://schemas.openxmlformats.org/drawingml/2006/picture">
+                  <pic:nvPicPr>
+                    <pic:cNvPr id="1" name=""/>
+                    <pic:cNvPicPr/>
+                  </pic:nvPicPr>
+                  <pic:blipFill>
+                    <a:blip r:embed="rId30"/>
+                    <a:stretch>
+                      <a:fillRect/>
+                    </a:stretch>
+                  </pic:blipFill>
+                  <pic:spPr>
+                    <a:xfrm>
+                      <a:off x="0" y="0"/>
+                      <a:ext cx="4372585" cy="6925642"/>
+                    </a:xfrm>
+                    <a:prstGeom prst="rect">
+                      <a:avLst/>
+                    </a:prstGeom>
+                  </pic:spPr>
+                </pic:pic>
+              </a:graphicData>
+            </a:graphic>
+          </wp:inline>
+        </w:drawing>
+      </w:r>
+    </w:p>
+    <w:p>
+      <w:pPr>
+        <w:rPr>
+          <w:lang w:val="ru-RU"/>
+        </w:rPr>
+      </w:pPr>
+      <w:r>
+        <w:rPr>
+          <w:lang w:val="ru-RU"/>
+        </w:rPr>
+        <w:lastRenderedPageBreak/>
+        <w:drawing>
+          <wp:inline distT="0" distB="0" distL="0" distR="0" wp14:anchorId="6DCF5B59" wp14:editId="54558280">
+            <wp:extent cx="5940425" cy="5972810"/>
+            <wp:effectExtent l="0" t="0" r="3175" b="8890"/>
+            <wp:docPr id="52" name="Рисунок 52"/>
+            <wp:cNvGraphicFramePr>
+              <a:graphicFrameLocks xmlns:a="http://schemas.openxmlformats.org/drawingml/2006/main" noChangeAspect="1"/>
+            </wp:cNvGraphicFramePr>
+            <a:graphic xmlns:a="http://schemas.openxmlformats.org/drawingml/2006/main">
+              <a:graphicData uri="http://schemas.openxmlformats.org/drawingml/2006/picture">
+                <pic:pic xmlns:pic="http://schemas.openxmlformats.org/drawingml/2006/picture">
+                  <pic:nvPicPr>
+                    <pic:cNvPr id="1" name=""/>
+                    <pic:cNvPicPr/>
+                  </pic:nvPicPr>
+                  <pic:blipFill>
+                    <a:blip r:embed="rId31"/>
+                    <a:stretch>
+                      <a:fillRect/>
+                    </a:stretch>
+                  </pic:blipFill>
+                  <pic:spPr>
+                    <a:xfrm>
+                      <a:off x="0" y="0"/>
+                      <a:ext cx="5940425" cy="5972810"/>
+                    </a:xfrm>
+                    <a:prstGeom prst="rect">
+                      <a:avLst/>
+                    </a:prstGeom>
+                  </pic:spPr>
+                </pic:pic>
+              </a:graphicData>
+            </a:graphic>
+          </wp:inline>
+        </w:drawing>
+      </w:r>
+    </w:p>
+    <w:p>
+      <w:pPr>
+        <w:rPr>
+          <w:lang w:val="ru-RU"/>
+        </w:rPr>
+      </w:pPr>
+      <w:r>
+        <w:rPr>
+          <w:lang w:val="ru-RU"/>
+        </w:rPr>
+        <w:lastRenderedPageBreak/>
+        <w:drawing>
+          <wp:inline distT="0" distB="0" distL="0" distR="0" wp14:anchorId="1E937EC6" wp14:editId="095E36A3">
+            <wp:extent cx="5940425" cy="5043170"/>
+            <wp:effectExtent l="0" t="0" r="3175" b="5080"/>
+            <wp:docPr id="53" name="Рисунок 53"/>
+            <wp:cNvGraphicFramePr>
+              <a:graphicFrameLocks xmlns:a="http://schemas.openxmlformats.org/drawingml/2006/main" noChangeAspect="1"/>
+            </wp:cNvGraphicFramePr>
+            <a:graphic xmlns:a="http://schemas.openxmlformats.org/drawingml/2006/main">
+              <a:graphicData uri="http://schemas.openxmlformats.org/drawingml/2006/picture">
+                <pic:pic xmlns:pic="http://schemas.openxmlformats.org/drawingml/2006/picture">
+                  <pic:nvPicPr>
+                    <pic:cNvPr id="1" name=""/>
+                    <pic:cNvPicPr/>
+                  </pic:nvPicPr>
+                  <pic:blipFill>
+                    <a:blip r:embed="rId32"/>
+                    <a:stretch>
+                      <a:fillRect/>
+                    </a:stretch>
+                  </pic:blipFill>
+                  <pic:spPr>
+                    <a:xfrm>
+                      <a:off x="0" y="0"/>
+                      <a:ext cx="5940425" cy="5043170"/>
+                    </a:xfrm>
+                    <a:prstGeom prst="rect">
+                      <a:avLst/>
+                    </a:prstGeom>
+                  </pic:spPr>
+                </pic:pic>
+              </a:graphicData>
+            </a:graphic>
+          </wp:inline>
+        </w:drawing>
+      </w:r>
+    </w:p>
+    <w:p>
+      <w:pPr>
+        <w:rPr>
+          <w:lang w:val="ru-RU"/>
+        </w:rPr>
+      </w:pPr>
+      <w:r>
+        <w:rPr>
+          <w:lang w:val="ru-RU"/>
+        </w:rPr>
+        <w:lastRenderedPageBreak/>
+        <w:drawing>
+          <wp:inline distT="0" distB="0" distL="0" distR="0" wp14:anchorId="65A9CA68" wp14:editId="3DC6EB3F">
+            <wp:extent cx="2848373" cy="5734850"/>
+            <wp:effectExtent l="0" t="0" r="9525" b="0"/>
+            <wp:docPr id="54" name="Рисунок 54"/>
+            <wp:cNvGraphicFramePr>
+              <a:graphicFrameLocks xmlns:a="http://schemas.openxmlformats.org/drawingml/2006/main" noChangeAspect="1"/>
+            </wp:cNvGraphicFramePr>
+            <a:graphic xmlns:a="http://schemas.openxmlformats.org/drawingml/2006/main">
+              <a:graphicData uri="http://schemas.openxmlformats.org/drawingml/2006/picture">
+                <pic:pic xmlns:pic="http://schemas.openxmlformats.org/drawingml/2006/picture">
+                  <pic:nvPicPr>
+                    <pic:cNvPr id="1" name=""/>
+                    <pic:cNvPicPr/>
+                  </pic:nvPicPr>
+                  <pic:blipFill>
+                    <a:blip r:embed="rId33"/>
+                    <a:stretch>
+                      <a:fillRect/>
+                    </a:stretch>
+                  </pic:blipFill>
+                  <pic:spPr>
+                    <a:xfrm>
+                      <a:off x="0" y="0"/>
+                      <a:ext cx="2848373" cy="5734850"/>
+                    </a:xfrm>
+                    <a:prstGeom prst="rect">
+                      <a:avLst/>
+                    </a:prstGeom>
+                  </pic:spPr>
+                </pic:pic>
+              </a:graphicData>
+            </a:graphic>
+          </wp:inline>
+        </w:drawing>
+      </w:r>
+    </w:p>
+    <w:p>
+      <w:pPr>
+        <w:rPr>
+          <w:lang w:val="ru-RU"/>
+        </w:rPr>
+      </w:pPr>
+      <w:r>
+        <w:rPr>
+          <w:lang w:val="ru-RU"/>
+        </w:rPr>
+        <w:lastRenderedPageBreak/>
+        <w:drawing>
+          <wp:inline distT="0" distB="0" distL="0" distR="0" wp14:anchorId="2BABB84A" wp14:editId="75C9B6BC">
+            <wp:extent cx="2876951" cy="6420746"/>
+            <wp:effectExtent l="0" t="0" r="0" b="0"/>
+            <wp:docPr id="55" name="Рисунок 55"/>
+            <wp:cNvGraphicFramePr>
+              <a:graphicFrameLocks xmlns:a="http://schemas.openxmlformats.org/drawingml/2006/main" noChangeAspect="1"/>
+            </wp:cNvGraphicFramePr>
+            <a:graphic xmlns:a="http://schemas.openxmlformats.org/drawingml/2006/main">
+              <a:graphicData uri="http://schemas.openxmlformats.org/drawingml/2006/picture">
+                <pic:pic xmlns:pic="http://schemas.openxmlformats.org/drawingml/2006/picture">
+                  <pic:nvPicPr>
+                    <pic:cNvPr id="1" name=""/>
+                    <pic:cNvPicPr/>
+                  </pic:nvPicPr>
+                  <pic:blipFill>
+                    <a:blip r:embed="rId34"/>
+                    <a:stretch>
+                      <a:fillRect/>
+                    </a:stretch>
+                  </pic:blipFill>
+                  <pic:spPr>
+                    <a:xfrm>
+                      <a:off x="0" y="0"/>
+                      <a:ext cx="2876951" cy="6420746"/>
+                    </a:xfrm>
+                    <a:prstGeom prst="rect">
+                      <a:avLst/>
+                    </a:prstGeom>
+                  </pic:spPr>
+                </pic:pic>
+              </a:graphicData>
+            </a:graphic>
+          </wp:inline>
+        </w:drawing>
+      </w:r>
+    </w:p>
+    <w:p>
+      <w:pPr>
+        <w:rPr>
+          <w:lang w:val="ru-RU"/>
+        </w:rPr>
+      </w:pPr>
+      <w:r>
+        <w:rPr>
+          <w:lang w:val="ru-RU"/>
+        </w:rPr>
+        <w:lastRenderedPageBreak/>
+        <w:drawing>
+          <wp:inline distT="0" distB="0" distL="0" distR="0" wp14:anchorId="286FB2B6" wp14:editId="6027BA12">
+            <wp:extent cx="3829584" cy="7306695"/>
+            <wp:effectExtent l="0" t="0" r="0" b="8890"/>
+            <wp:docPr id="56" name="Рисунок 56"/>
+            <wp:cNvGraphicFramePr>
+              <a:graphicFrameLocks xmlns:a="http://schemas.openxmlformats.org/drawingml/2006/main" noChangeAspect="1"/>
+            </wp:cNvGraphicFramePr>
+            <a:graphic xmlns:a="http://schemas.openxmlformats.org/drawingml/2006/main">
+              <a:graphicData uri="http://schemas.openxmlformats.org/drawingml/2006/picture">
+                <pic:pic xmlns:pic="http://schemas.openxmlformats.org/drawingml/2006/picture">
+                  <pic:nvPicPr>
+                    <pic:cNvPr id="1" name=""/>
+                    <pic:cNvPicPr/>
+                  </pic:nvPicPr>
+                  <pic:blipFill>
+                    <a:blip r:embed="rId35"/>
+                    <a:stretch>
+                      <a:fillRect/>
+                    </a:stretch>
+                  </pic:blipFill>
+                  <pic:spPr>
+                    <a:xfrm>
+                      <a:off x="0" y="0"/>
+                      <a:ext cx="3829584" cy="7306695"/>
+                    </a:xfrm>
+                    <a:prstGeom prst="rect">
+                      <a:avLst/>
+                    </a:prstGeom>
+                  </pic:spPr>
+                </pic:pic>
+              </a:graphicData>
+            </a:graphic>
+          </wp:inline>
+        </w:drawing>
+      </w:r>
+    </w:p>
+    <w:p>
+      <w:pPr>
+        <w:pStyle w:val="2"/>
+        <w:rPr>
+          <w:rFonts w:ascii="Times New Roman" w:hAnsi="Times New Roman" w:cs="Times New Roman"/>
+          <w:color w:val="auto"/>
+          <w:sz w:val="28"/>
+          <w:szCs w:val="28"/>
+          <w:lang w:val="ru-RU"/>
+        </w:rPr>
+      </w:pPr>
+      <w:bookmarkStart w:id="5" w:name="_Toc243926651"/>
+      <w:r>
+        <w:rPr>
+          <w:rFonts w:ascii="Times New Roman" w:hAnsi="Times New Roman" w:cs="Times New Roman"/>
+          <w:color w:val="auto"/>
+          <w:sz w:val="28"/>
+          <w:szCs w:val="28"/>
+          <w:lang w:val="ru-RU"/>
+        </w:rPr>
+        <w:lastRenderedPageBreak/>
+        <w:t xml:space="preserve">1.5 </w:t>
+      </w:r>
+      <w:r>
+        <w:rPr>
+          <w:rFonts w:ascii="Times New Roman" w:hAnsi="Times New Roman" w:cs="Times New Roman"/>
+          <w:color w:val="auto"/>
+          <w:sz w:val="28"/>
+          <w:szCs w:val="28"/>
+          <w:lang w:val="ru-RU"/>
+        </w:rPr>
+        <w:t>Используемые библиотеки</w:t>
+      </w:r>
+      <w:bookmarkEnd w:id="5"/>
+    </w:p>
+    <w:p>
+      <w:pPr>
+        <w:rPr>
+          <w:lang w:val="ru-RU"/>
+        </w:rPr>
+      </w:pPr>
+      <w:r>
+        <w:rPr>
+          <w:noProof/>
+          <w:lang w:val="ru-RU"/>
+        </w:rPr>
+        <w:drawing>
+          <wp:inline distT="0" distB="0" distL="0" distR="0" wp14:anchorId="62C43657" wp14:editId="57233427">
+            <wp:extent cx="5940425" cy="3971290"/>
+            <wp:effectExtent l="0" t="0" r="3175" b="0"/>
+            <wp:docPr id="28" name="Рисунок 28"/>
+            <wp:cNvGraphicFramePr>
+              <a:graphicFrameLocks xmlns:a="http://schemas.openxmlformats.org/drawingml/2006/main" noChangeAspect="1"/>
+            </wp:cNvGraphicFramePr>
+            <a:graphic xmlns:a="http://schemas.openxmlformats.org/drawingml/2006/main">
+              <a:graphicData uri="http://schemas.openxmlformats.org/drawingml/2006/picture">
+                <pic:pic xmlns:pic="http://schemas.openxmlformats.org/drawingml/2006/picture">
+                  <pic:nvPicPr>
+                    <pic:cNvPr id="1" name=""/>
+                    <pic:cNvPicPr/>
+                  </pic:nvPicPr>
+                  <pic:blipFill>
+                    <a:blip r:embed="rId36"/>
+                    <a:stretch>
+                      <a:fillRect/>
+                    </a:stretch>
+                  </pic:blipFill>
+                  <pic:spPr>
+                    <a:xfrm>
+                      <a:off x="0" y="0"/>
+                      <a:ext cx="5940425" cy="3971290"/>
+                    </a:xfrm>
+                    <a:prstGeom prst="rect">
+                      <a:avLst/>
+                    </a:prstGeom>
+                  </pic:spPr>
+                </pic:pic>
+              </a:graphicData>
+            </a:graphic>
+          </wp:inline>
+        </w:drawing>
+      </w:r>
+    </w:p>
+    <w:p>
+      <w:pPr>
+        <w:pStyle w:val="2"/>
+        <w:rPr>
+          <w:rFonts w:ascii="Times New Roman" w:hAnsi="Times New Roman" w:cs="Times New Roman"/>
+          <w:color w:val="auto"/>
+          <w:sz w:val="28"/>
+          <w:szCs w:val="28"/>
+          <w:lang w:val="ru-RU"/>
+        </w:rPr>
+      </w:pPr>
+      <w:bookmarkStart w:id="6" w:name="_Toc243926652"/>
+      <w:r>
+        <w:rPr>
+          <w:rFonts w:ascii="Times New Roman" w:hAnsi="Times New Roman" w:cs="Times New Roman"/>
+          <w:color w:val="auto"/>
+          <w:sz w:val="28"/>
+          <w:szCs w:val="28"/>
+          <w:lang w:val="ru-RU"/>
+        </w:rPr>
+        <w:t>1.</w:t>
+      </w:r>
+      <w:r>
+        <w:rPr>
+          <w:rFonts w:ascii="Times New Roman" w:hAnsi="Times New Roman" w:cs="Times New Roman"/>
+          <w:color w:val="auto"/>
+          <w:sz w:val="28"/>
+          <w:szCs w:val="28"/>
+          <w:lang w:val="ru-RU"/>
+        </w:rPr>
+        <w:t>6</w:t>
+      </w:r>
+      <w:r>
+        <w:rPr>
+          <w:rFonts w:ascii="Times New Roman" w:hAnsi="Times New Roman" w:cs="Times New Roman"/>
+          <w:color w:val="auto"/>
+          <w:sz w:val="28"/>
+          <w:szCs w:val="28"/>
+          <w:lang w:val="ru-RU"/>
+        </w:rPr>
+        <w:t xml:space="preserve"> Тестовые случаи</w:t>
+      </w:r>
+      <w:bookmarkEnd w:id="6"/>
+    </w:p>
+    <w:p>
+      <w:pPr>
+        <w:rPr>
+          <w:rFonts w:ascii="Times New Roman" w:hAnsi="Times New Roman" w:cs="Times New Roman"/>
+          <w:sz w:val="28"/>
+          <w:szCs w:val="28"/>
+          <w:lang w:val="ru-RU"/>
+        </w:rPr>
+      </w:pPr>
+      <w:r>
+        <w:rPr>
+          <w:rFonts w:ascii="Times New Roman" w:hAnsi="Times New Roman" w:cs="Times New Roman"/>
+          <w:sz w:val="28"/>
+          <w:szCs w:val="28"/>
+          <w:lang w:val="ru-RU"/>
+        </w:rPr>
+        <w:t>Если оставить поля пустыми – выведет ошибку.</w:t>
+      </w:r>
+    </w:p>
+    <w:p>
+      <w:r>
+        <w:rPr>
+          <w:noProof/>
+          <w:lang w:val="ru-RU"/>
+        </w:rPr>
+        <w:lastRenderedPageBreak/>
+        <w:drawing>
+          <wp:inline distT="0" distB="0" distL="0" distR="0" wp14:anchorId="5C264618" wp14:editId="435BEB46">
+            <wp:extent cx="4324954" cy="7706801"/>
+            <wp:effectExtent l="0" t="0" r="0" b="8890"/>
+            <wp:docPr id="31" name="Рисунок 31"/>
+            <wp:cNvGraphicFramePr>
+              <a:graphicFrameLocks xmlns:a="http://schemas.openxmlformats.org/drawingml/2006/main" noChangeAspect="1"/>
+            </wp:cNvGraphicFramePr>
+            <a:graphic xmlns:a="http://schemas.openxmlformats.org/drawingml/2006/main">
+              <a:graphicData uri="http://schemas.openxmlformats.org/drawingml/2006/picture">
+                <pic:pic xmlns:pic="http://schemas.openxmlformats.org/drawingml/2006/picture">
+                  <pic:nvPicPr>
+                    <pic:cNvPr id="1" name=""/>
+                    <pic:cNvPicPr/>
+                  </pic:nvPicPr>
+                  <pic:blipFill>
+                    <a:blip r:embed="rId37"/>
+                    <a:stretch>
+                      <a:fillRect/>
+                    </a:stretch>
+                  </pic:blipFill>
+                  <pic:spPr>
+                    <a:xfrm>
+                      <a:off x="0" y="0"/>
+                      <a:ext cx="4324954" cy="7706801"/>
+                    </a:xfrm>
+                    <a:prstGeom prst="rect">
+                      <a:avLst/>
+                    </a:prstGeom>
+                  </pic:spPr>
+                </pic:pic>
+              </a:graphicData>
+            </a:graphic>
+          </wp:inline>
+        </w:drawing>
+      </w:r>
+    </w:p>
+    <w:p>
+      <w:pPr>
+        <w:rPr>
+          <w:rFonts w:ascii="Times New Roman" w:hAnsi="Times New Roman" w:cs="Times New Roman"/>
+          <w:sz w:val="28"/>
+          <w:szCs w:val="28"/>
+          <w:lang w:val="ru-RU"/>
+        </w:rPr>
+      </w:pPr>
+      <w:r>
+        <w:rPr>
+          <w:rFonts w:ascii="Times New Roman" w:hAnsi="Times New Roman" w:cs="Times New Roman"/>
+          <w:sz w:val="28"/>
+          <w:szCs w:val="28"/>
+          <w:lang w:val="ru-RU"/>
+        </w:rPr>
+        <w:t>Если логин существует в базе, а пароль ввели неправильный – выведет ошибку.</w:t>
+      </w:r>
+    </w:p>
+    <w:p>
+      <w:r>
+        <w:rPr>
+          <w:noProof/>
+        </w:rPr>
+        <w:lastRenderedPageBreak/>
+        <w:drawing>
+          <wp:inline distT="0" distB="0" distL="0" distR="0" wp14:anchorId="0C0164EE" wp14:editId="2C89AF9E">
+            <wp:extent cx="4096322" cy="7687748"/>
+            <wp:effectExtent l="0" t="0" r="0" b="8890"/>
+            <wp:docPr id="32" name="Рисунок 32"/>
+            <wp:cNvGraphicFramePr>
+              <a:graphicFrameLocks xmlns:a="http://schemas.openxmlformats.org/drawingml/2006/main" noChangeAspect="1"/>
+            </wp:cNvGraphicFramePr>
+            <a:graphic xmlns:a="http://schemas.openxmlformats.org/drawingml/2006/main">
+              <a:graphicData uri="http://schemas.openxmlformats.org/drawingml/2006/picture">
+                <pic:pic xmlns:pic="http://schemas.openxmlformats.org/drawingml/2006/picture">
+                  <pic:nvPicPr>
+                    <pic:cNvPr id="1" name=""/>
+                    <pic:cNvPicPr/>
+                  </pic:nvPicPr>
+                  <pic:blipFill>
+                    <a:blip r:embed="rId38"/>
+                    <a:stretch>
+                      <a:fillRect/>
+                    </a:stretch>
+                  </pic:blipFill>
+                  <pic:spPr>
+                    <a:xfrm>
+                      <a:off x="0" y="0"/>
+                      <a:ext cx="4096322" cy="7687748"/>
+                    </a:xfrm>
+                    <a:prstGeom prst="rect">
+                      <a:avLst/>
+                    </a:prstGeom>
+                  </pic:spPr>
+                </pic:pic>
+              </a:graphicData>
+            </a:graphic>
+          </wp:inline>
+        </w:drawing>
+      </w:r>
+    </w:p>
+    <w:p>
+      <w:pPr>
+        <w:rPr>
+          <w:rFonts w:ascii="Times New Roman" w:hAnsi="Times New Roman" w:cs="Times New Roman"/>
+          <w:sz w:val="28"/>
+          <w:szCs w:val="28"/>
+          <w:lang w:val="ru-RU"/>
+        </w:rPr>
+      </w:pPr>
+      <w:r>
+        <w:rPr>
+          <w:rFonts w:ascii="Times New Roman" w:hAnsi="Times New Roman" w:cs="Times New Roman"/>
+          <w:sz w:val="28"/>
+          <w:szCs w:val="28"/>
+          <w:lang w:val="ru-RU"/>
+        </w:rPr>
+        <w:t xml:space="preserve">Если </w:t>
+      </w:r>
+      <w:r>
+        <w:rPr>
+          <w:rFonts w:ascii="Times New Roman" w:hAnsi="Times New Roman" w:cs="Times New Roman"/>
+          <w:sz w:val="28"/>
+          <w:szCs w:val="28"/>
+        </w:rPr>
+        <w:t>id</w:t>
+      </w:r>
+      <w:r>
+        <w:rPr>
+          <w:rFonts w:ascii="Times New Roman" w:hAnsi="Times New Roman" w:cs="Times New Roman"/>
+          <w:sz w:val="28"/>
+          <w:szCs w:val="28"/>
+          <w:lang w:val="ru-RU"/>
+        </w:rPr>
+        <w:t xml:space="preserve"> </w:t>
+      </w:r>
+      <w:r>
+        <w:rPr>
+          <w:rFonts w:ascii="Times New Roman" w:hAnsi="Times New Roman" w:cs="Times New Roman"/>
+          <w:sz w:val="28"/>
+          <w:szCs w:val="28"/>
+          <w:lang w:val="ru-RU"/>
+        </w:rPr>
+        <w:t>или название покемона не найдено – выводит ошибку.</w:t>
+      </w:r>
+    </w:p>
+    <w:p>
+      <w:r>
+        <w:rPr>
+          <w:noProof/>
+        </w:rPr>
+        <w:lastRenderedPageBreak/>
+        <w:drawing>
+          <wp:inline distT="0" distB="0" distL="0" distR="0" wp14:anchorId="4B882492" wp14:editId="40EFCF8D">
+            <wp:extent cx="4163006" cy="7725853"/>
+            <wp:effectExtent l="0" t="0" r="9525" b="8890"/>
+            <wp:docPr id="33" name="Рисунок 33"/>
+            <wp:cNvGraphicFramePr>
+              <a:graphicFrameLocks xmlns:a="http://schemas.openxmlformats.org/drawingml/2006/main" noChangeAspect="1"/>
+            </wp:cNvGraphicFramePr>
+            <a:graphic xmlns:a="http://schemas.openxmlformats.org/drawingml/2006/main">
+              <a:graphicData uri="http://schemas.openxmlformats.org/drawingml/2006/picture">
+                <pic:pic xmlns:pic="http://schemas.openxmlformats.org/drawingml/2006/picture">
+                  <pic:nvPicPr>
+                    <pic:cNvPr id="1" name=""/>
+                    <pic:cNvPicPr/>
+                  </pic:nvPicPr>
+                  <pic:blipFill>
+                    <a:blip r:embed="rId39"/>
+                    <a:stretch>
+                      <a:fillRect/>
+                    </a:stretch>
+                  </pic:blipFill>
+                  <pic:spPr>
+                    <a:xfrm>
+                      <a:off x="0" y="0"/>
+                      <a:ext cx="4163006" cy="7725853"/>
+                    </a:xfrm>
+                    <a:prstGeom prst="rect">
+                      <a:avLst/>
+                    </a:prstGeom>
+                  </pic:spPr>
+                </pic:pic>
+              </a:graphicData>
+            </a:graphic>
+          </wp:inline>
+        </w:drawing>
+      </w:r>
+    </w:p>
+    <w:p>
+      <w:r>
+        <w:rPr>
+          <w:noProof/>
+        </w:rPr>
+        <w:lastRenderedPageBreak/>
+        <w:drawing>
+          <wp:inline distT="0" distB="0" distL="0" distR="0" wp14:anchorId="3370C5F9" wp14:editId="0867BA67">
+            <wp:extent cx="3991532" cy="7687748"/>
+            <wp:effectExtent l="0" t="0" r="9525" b="8890"/>
+            <wp:docPr id="34" name="Рисунок 34"/>
+            <wp:cNvGraphicFramePr>
+              <a:graphicFrameLocks xmlns:a="http://schemas.openxmlformats.org/drawingml/2006/main" noChangeAspect="1"/>
+            </wp:cNvGraphicFramePr>
+            <a:graphic xmlns:a="http://schemas.openxmlformats.org/drawingml/2006/main">
+              <a:graphicData uri="http://schemas.openxmlformats.org/drawingml/2006/picture">
+                <pic:pic xmlns:pic="http://schemas.openxmlformats.org/drawingml/2006/picture">
+                  <pic:nvPicPr>
+                    <pic:cNvPr id="1" name=""/>
+                    <pic:cNvPicPr/>
+                  </pic:nvPicPr>
+                  <pic:blipFill>
+                    <a:blip r:embed="rId40"/>
+                    <a:stretch>
+                      <a:fillRect/>
+                    </a:stretch>
+                  </pic:blipFill>
+                  <pic:spPr>
+                    <a:xfrm>
+                      <a:off x="0" y="0"/>
+                      <a:ext cx="3991532" cy="7687748"/>
+                    </a:xfrm>
+                    <a:prstGeom prst="rect">
+                      <a:avLst/>
+                    </a:prstGeom>
+                  </pic:spPr>
+                </pic:pic>
+              </a:graphicData>
+            </a:graphic>
+          </wp:inline>
+        </w:drawing>
+      </w:r>
+    </w:p>
+    <w:p>
+      <w:pPr>
+        <w:pStyle w:val="2"/>
+        <w:rPr>
+          <w:rFonts w:ascii="Times New Roman" w:hAnsi="Times New Roman" w:cs="Times New Roman"/>
+          <w:color w:val="auto"/>
+          <w:sz w:val="28"/>
+          <w:szCs w:val="28"/>
+        </w:rPr>
+      </w:pPr>
+      <w:bookmarkStart w:id="7" w:name="_Toc243926653"/>
+      <w:r>
+        <w:rPr>
+          <w:rFonts w:ascii="Times New Roman" w:hAnsi="Times New Roman" w:cs="Times New Roman"/>
+          <w:color w:val="auto"/>
+          <w:sz w:val="28"/>
+          <w:szCs w:val="28"/>
+        </w:rPr>
+        <w:t>1</w:t>
+      </w:r>
+      <w:r>
+        <w:rPr>
+          <w:rFonts w:ascii="Times New Roman" w:hAnsi="Times New Roman" w:cs="Times New Roman"/>
+          <w:color w:val="auto"/>
+          <w:sz w:val="28"/>
+          <w:szCs w:val="28"/>
+        </w:rPr>
+        <w:t>.</w:t>
+      </w:r>
+      <w:r>
+        <w:rPr>
+          <w:rFonts w:ascii="Times New Roman" w:hAnsi="Times New Roman" w:cs="Times New Roman"/>
+          <w:color w:val="auto"/>
+          <w:sz w:val="28"/>
+          <w:szCs w:val="28"/>
+        </w:rPr>
+        <w:t>7</w:t>
+      </w:r>
+      <w:r>
+        <w:rPr>
+          <w:rFonts w:ascii="Times New Roman" w:hAnsi="Times New Roman" w:cs="Times New Roman"/>
+          <w:color w:val="auto"/>
+          <w:sz w:val="28"/>
+          <w:szCs w:val="28"/>
+        </w:rPr>
+        <w:t xml:space="preserve"> </w:t>
+      </w:r>
+      <w:r>
+        <w:rPr>
+          <w:rFonts w:ascii="Times New Roman" w:hAnsi="Times New Roman" w:cs="Times New Roman"/>
+          <w:color w:val="auto"/>
+          <w:sz w:val="28"/>
+          <w:szCs w:val="28"/>
+          <w:lang w:val="ru-RU"/>
+        </w:rPr>
+        <w:t>Используемые</w:t>
+      </w:r>
+      <w:r>
+        <w:rPr>
+          <w:rFonts w:ascii="Times New Roman" w:hAnsi="Times New Roman" w:cs="Times New Roman"/>
+          <w:color w:val="auto"/>
+          <w:sz w:val="28"/>
+          <w:szCs w:val="28"/>
+        </w:rPr>
+        <w:t xml:space="preserve"> </w:t>
+      </w:r>
+      <w:r>
+        <w:rPr>
+          <w:rFonts w:ascii="Times New Roman" w:hAnsi="Times New Roman" w:cs="Times New Roman"/>
+          <w:color w:val="auto"/>
+          <w:sz w:val="28"/>
+          <w:szCs w:val="28"/>
+          <w:lang w:val="ru-RU"/>
+        </w:rPr>
+        <w:t>инструменты</w:t>
+      </w:r>
+      <w:bookmarkEnd w:id="7"/>
+    </w:p>
+    <w:p>
+      <w:pPr>
+        <w:rPr>
+          <w:rFonts w:ascii="Times New Roman" w:eastAsiaTheme="majorEastAsia" w:hAnsi="Times New Roman" w:cs="Times New Roman"/>
+          <w:sz w:val="28"/>
+          <w:szCs w:val="28"/>
+        </w:rPr>
+      </w:pPr>
+      <w:r>
+        <w:rPr>
+          <w:rFonts w:ascii="Times New Roman" w:eastAsiaTheme="majorEastAsia" w:hAnsi="Times New Roman" w:cs="Times New Roman"/>
+          <w:sz w:val="28"/>
+          <w:szCs w:val="28"/>
+        </w:rPr>
+        <w:t>Kotlin, Android Studio, Android SDK</w:t>
+      </w:r>
+    </w:p>
+    <w:p>
+      <w:pPr>
+        <w:pStyle w:val="2"/>
+        <w:rPr>
+          <w:rFonts w:ascii="Times New Roman" w:hAnsi="Times New Roman" w:cs="Times New Roman"/>
+          <w:color w:val="auto"/>
+          <w:sz w:val="28"/>
+          <w:szCs w:val="28"/>
+          <w:lang w:val="ru-RU"/>
+        </w:rPr>
+      </w:pPr>
+      <w:bookmarkStart w:id="8" w:name="_Toc243926654"/>
+      <w:r>
+        <w:rPr>
+          <w:rFonts w:ascii="Times New Roman" w:hAnsi="Times New Roman" w:cs="Times New Roman"/>
+          <w:color w:val="auto"/>
+          <w:sz w:val="28"/>
+          <w:szCs w:val="28"/>
+          <w:lang w:val="ru-RU"/>
+        </w:rPr>
+        <w:t>1</w:t>
+      </w:r>
+      <w:r>
+        <w:rPr>
+          <w:rFonts w:ascii="Times New Roman" w:hAnsi="Times New Roman" w:cs="Times New Roman"/>
+          <w:color w:val="auto"/>
+          <w:sz w:val="28"/>
+          <w:szCs w:val="28"/>
+          <w:lang w:val="ru-RU"/>
+        </w:rPr>
+        <w:t>.</w:t>
+      </w:r>
+      <w:r>
+        <w:rPr>
+          <w:rFonts w:ascii="Times New Roman" w:hAnsi="Times New Roman" w:cs="Times New Roman"/>
+          <w:color w:val="auto"/>
+          <w:sz w:val="28"/>
+          <w:szCs w:val="28"/>
+          <w:lang w:val="ru-RU"/>
+        </w:rPr>
+        <w:t>8</w:t>
+      </w:r>
+      <w:r>
+        <w:rPr>
+          <w:rFonts w:ascii="Times New Roman" w:hAnsi="Times New Roman" w:cs="Times New Roman"/>
+          <w:color w:val="auto"/>
+          <w:sz w:val="28"/>
+          <w:szCs w:val="28"/>
+          <w:lang w:val="ru-RU"/>
+        </w:rPr>
+        <w:t xml:space="preserve"> Описание пользовательского интерфейса</w:t>
+      </w:r>
+      <w:bookmarkEnd w:id="8"/>
+    </w:p>
+    <w:p>
+      <w:pPr>
+        <w:rPr>
+          <w:rFonts w:ascii="Times New Roman" w:hAnsi="Times New Roman" w:cs="Times New Roman"/>
+          <w:sz w:val="28"/>
+          <w:szCs w:val="28"/>
+          <w:lang w:val="ru-RU"/>
+        </w:rPr>
+      </w:pPr>
+      <w:r>
+        <w:rPr>
+          <w:rFonts w:ascii="Times New Roman" w:hAnsi="Times New Roman" w:cs="Times New Roman"/>
+          <w:sz w:val="28"/>
+          <w:szCs w:val="28"/>
+          <w:lang w:val="ru-RU"/>
+        </w:rPr>
+        <w:t>Первый экран – авторизация. На нем два поля для ввода логина и пароля и кнопка для перехода на следующий экран.</w:t>
+      </w:r>
+    </w:p>
+    <w:p>
+      <w:pPr>
+        <w:rPr>
+          <w:rFonts w:ascii="Times New Roman" w:hAnsi="Times New Roman" w:cs="Times New Roman"/>
+          <w:sz w:val="28"/>
+          <w:szCs w:val="28"/>
+        </w:rPr>
+      </w:pPr>
+      <w:r>
+        <w:rPr>
+          <w:rFonts w:ascii="Times New Roman" w:hAnsi="Times New Roman" w:cs="Times New Roman"/>
+          <w:noProof/>
+          <w:sz w:val="28"/>
+          <w:szCs w:val="28"/>
+          <w:lang w:val="ru-RU"/>
+        </w:rPr>
+        <w:lastRenderedPageBreak/>
+        <w:drawing>
+          <wp:inline distT="0" distB="0" distL="0" distR="0" wp14:anchorId="5BED6109" wp14:editId="3CB07D4C">
+            <wp:extent cx="4020111" cy="7687748"/>
+            <wp:effectExtent l="0" t="0" r="0" b="8890"/>
+            <wp:docPr id="30" name="Рисунок 30"/>
+            <wp:cNvGraphicFramePr>
+              <a:graphicFrameLocks xmlns:a="http://schemas.openxmlformats.org/drawingml/2006/main" noChangeAspect="1"/>
+            </wp:cNvGraphicFramePr>
+            <a:graphic xmlns:a="http://schemas.openxmlformats.org/drawingml/2006/main">
+              <a:graphicData uri="http://schemas.openxmlformats.org/drawingml/2006/picture">
+                <pic:pic xmlns:pic="http://schemas.openxmlformats.org/drawingml/2006/picture">
+                  <pic:nvPicPr>
+                    <pic:cNvPr id="1" name=""/>
+                    <pic:cNvPicPr/>
+                  </pic:nvPicPr>
+                  <pic:blipFill>
+                    <a:blip r:embed="rId41"/>
+                    <a:stretch>
+                      <a:fillRect/>
+                    </a:stretch>
+                  </pic:blipFill>
+                  <pic:spPr>
+                    <a:xfrm>
+                      <a:off x="0" y="0"/>
+                      <a:ext cx="4020111" cy="7687748"/>
+                    </a:xfrm>
+                    <a:prstGeom prst="rect">
+                      <a:avLst/>
+                    </a:prstGeom>
+                  </pic:spPr>
+                </pic:pic>
+              </a:graphicData>
+            </a:graphic>
+          </wp:inline>
+        </w:drawing>
+      </w:r>
+    </w:p>
+    <w:p>
+      <w:pPr>
+        <w:rPr>
+          <w:rFonts w:ascii="Times New Roman" w:hAnsi="Times New Roman" w:cs="Times New Roman"/>
+          <w:sz w:val="28"/>
+          <w:szCs w:val="28"/>
+          <w:lang w:val="ru-RU"/>
+        </w:rPr>
+      </w:pPr>
+      <w:r>
+        <w:rPr>
+          <w:rFonts w:ascii="Times New Roman" w:hAnsi="Times New Roman" w:cs="Times New Roman"/>
+          <w:sz w:val="28"/>
+          <w:szCs w:val="28"/>
+          <w:lang w:val="ru-RU"/>
+        </w:rPr>
+        <w:t xml:space="preserve">Второй экран – поиск покемона с помощью запроса к </w:t>
+      </w:r>
+      <w:r>
+        <w:rPr>
+          <w:rFonts w:ascii="Times New Roman" w:hAnsi="Times New Roman" w:cs="Times New Roman"/>
+          <w:sz w:val="28"/>
+          <w:szCs w:val="28"/>
+        </w:rPr>
+        <w:t>API</w:t>
+      </w:r>
+      <w:r>
+        <w:rPr>
+          <w:rFonts w:ascii="Times New Roman" w:hAnsi="Times New Roman" w:cs="Times New Roman"/>
+          <w:sz w:val="28"/>
+          <w:szCs w:val="28"/>
+          <w:lang w:val="ru-RU"/>
+        </w:rPr>
+        <w:t xml:space="preserve">. </w:t>
+      </w:r>
+      <w:r>
+        <w:rPr>
+          <w:rFonts w:ascii="Times New Roman" w:hAnsi="Times New Roman" w:cs="Times New Roman"/>
+          <w:sz w:val="28"/>
+          <w:szCs w:val="28"/>
+          <w:lang w:val="ru-RU"/>
+        </w:rPr>
+        <w:t xml:space="preserve">На нем поле для ввода персонажа или </w:t>
+      </w:r>
+      <w:r>
+        <w:rPr>
+          <w:rFonts w:ascii="Times New Roman" w:hAnsi="Times New Roman" w:cs="Times New Roman"/>
+          <w:sz w:val="28"/>
+          <w:szCs w:val="28"/>
+        </w:rPr>
+        <w:t>id</w:t>
+      </w:r>
+      <w:r>
+        <w:rPr>
+          <w:rFonts w:ascii="Times New Roman" w:hAnsi="Times New Roman" w:cs="Times New Roman"/>
+          <w:sz w:val="28"/>
+          <w:szCs w:val="28"/>
+          <w:lang w:val="ru-RU"/>
+        </w:rPr>
+        <w:t xml:space="preserve"> </w:t>
+      </w:r>
+      <w:r>
+        <w:rPr>
+          <w:rFonts w:ascii="Times New Roman" w:hAnsi="Times New Roman" w:cs="Times New Roman"/>
+          <w:sz w:val="28"/>
+          <w:szCs w:val="28"/>
+          <w:lang w:val="ru-RU"/>
+        </w:rPr>
+        <w:t>и две кнопки. Кнопка поиск персонажа осуществляет поиск и переход на следующий экран. Кнопка назад осуществляет переход на предыдущий экран.</w:t>
+      </w:r>
+    </w:p>
+    <w:p>
+      <w:pPr>
+        <w:rPr>
+          <w:rFonts w:ascii="Times New Roman" w:hAnsi="Times New Roman" w:cs="Times New Roman"/>
+          <w:sz w:val="28"/>
+          <w:szCs w:val="28"/>
+        </w:rPr>
+      </w:pPr>
+      <w:r>
+        <w:rPr>
+          <w:rFonts w:ascii="Times New Roman" w:hAnsi="Times New Roman" w:cs="Times New Roman"/>
+          <w:noProof/>
+          <w:sz w:val="28"/>
+          <w:szCs w:val="28"/>
+        </w:rPr>
+        <w:lastRenderedPageBreak/>
+        <w:drawing>
+          <wp:inline distT="0" distB="0" distL="0" distR="0" wp14:anchorId="1A5D51A4" wp14:editId="0911C30B">
+            <wp:extent cx="4058216" cy="7783011"/>
+            <wp:effectExtent l="0" t="0" r="0" b="8890"/>
+            <wp:docPr id="35" name="Рисунок 35"/>
+            <wp:cNvGraphicFramePr>
+              <a:graphicFrameLocks xmlns:a="http://schemas.openxmlformats.org/drawingml/2006/main" noChangeAspect="1"/>
+            </wp:cNvGraphicFramePr>
+            <a:graphic xmlns:a="http://schemas.openxmlformats.org/drawingml/2006/main">
+              <a:graphicData uri="http://schemas.openxmlformats.org/drawingml/2006/picture">
+                <pic:pic xmlns:pic="http://schemas.openxmlformats.org/drawingml/2006/picture">
+                  <pic:nvPicPr>
+                    <pic:cNvPr id="1" name=""/>
+                    <pic:cNvPicPr/>
+                  </pic:nvPicPr>
+                  <pic:blipFill>
+                    <a:blip r:embed="rId42"/>
+                    <a:stretch>
+                      <a:fillRect/>
+                    </a:stretch>
+                  </pic:blipFill>
+                  <pic:spPr>
+                    <a:xfrm>
+                      <a:off x="0" y="0"/>
+                      <a:ext cx="4058216" cy="7783011"/>
+                    </a:xfrm>
+                    <a:prstGeom prst="rect">
+                      <a:avLst/>
+                    </a:prstGeom>
+                  </pic:spPr>
+                </pic:pic>
+              </a:graphicData>
+            </a:graphic>
+          </wp:inline>
+        </w:drawing>
+      </w:r>
+    </w:p>
+    <w:p>
+      <w:pPr>
+        <w:rPr>
+          <w:rFonts w:ascii="Times New Roman" w:hAnsi="Times New Roman" w:cs="Times New Roman"/>
+          <w:sz w:val="28"/>
+          <w:szCs w:val="28"/>
+          <w:lang w:val="ru-RU"/>
+        </w:rPr>
+      </w:pPr>
+      <w:r>
+        <w:rPr>
+          <w:rFonts w:ascii="Times New Roman" w:hAnsi="Times New Roman" w:cs="Times New Roman"/>
+          <w:sz w:val="28"/>
+          <w:szCs w:val="28"/>
+          <w:lang w:val="ru-RU"/>
+        </w:rPr>
+        <w:t>Третий экран – данные о персонаже. На третьем экране информация о найденном пикачу. Содержит</w:t>
+      </w:r>
+      <w:r>
+        <w:rPr>
+          <w:rFonts w:ascii="Times New Roman" w:hAnsi="Times New Roman" w:cs="Times New Roman"/>
+          <w:sz w:val="28"/>
+          <w:szCs w:val="28"/>
+          <w:lang w:val="ru-RU"/>
+        </w:rPr>
+        <w:t xml:space="preserve"> три поля для редактирования данных, </w:t>
+      </w:r>
+      <w:r>
+        <w:rPr>
+          <w:rFonts w:ascii="Times New Roman" w:hAnsi="Times New Roman" w:cs="Times New Roman"/>
+          <w:sz w:val="28"/>
+          <w:szCs w:val="28"/>
+        </w:rPr>
+        <w:t>listView</w:t>
+      </w:r>
+      <w:r>
+        <w:rPr>
+          <w:rFonts w:ascii="Times New Roman" w:hAnsi="Times New Roman" w:cs="Times New Roman"/>
+          <w:sz w:val="28"/>
+          <w:szCs w:val="28"/>
+          <w:lang w:val="ru-RU"/>
+        </w:rPr>
+        <w:t xml:space="preserve"> </w:t>
+      </w:r>
+      <w:r>
+        <w:rPr>
+          <w:rFonts w:ascii="Times New Roman" w:hAnsi="Times New Roman" w:cs="Times New Roman"/>
+          <w:sz w:val="28"/>
+          <w:szCs w:val="28"/>
+          <w:lang w:val="ru-RU"/>
+        </w:rPr>
+        <w:t>для отображения всех записей из базы данных, кнопки для добавления, удаления, редактирования, сохранения пикачу. Кнопка назад для перехода на предыдущий экран.</w:t>
+      </w:r>
+    </w:p>
+    <w:p>
+      <w:pPr>
+        <w:rPr>
+          <w:rFonts w:ascii="Times New Roman" w:hAnsi="Times New Roman" w:cs="Times New Roman"/>
+          <w:sz w:val="28"/>
+          <w:szCs w:val="28"/>
+        </w:rPr>
+      </w:pPr>
+      <w:r>
+        <w:rPr>
+          <w:rFonts w:ascii="Times New Roman" w:hAnsi="Times New Roman" w:cs="Times New Roman"/>
+          <w:noProof/>
+          <w:sz w:val="28"/>
+          <w:szCs w:val="28"/>
+        </w:rPr>
+        <w:lastRenderedPageBreak/>
+        <w:drawing>
+          <wp:inline distT="0" distB="0" distL="0" distR="0" wp14:anchorId="0E05411D" wp14:editId="7A9FA7F5">
+            <wp:extent cx="4191585" cy="7706801"/>
+            <wp:effectExtent l="0" t="0" r="0" b="8890"/>
+            <wp:docPr id="36" name="Рисунок 36"/>
+            <wp:cNvGraphicFramePr>
+              <a:graphicFrameLocks xmlns:a="http://schemas.openxmlformats.org/drawingml/2006/main" noChangeAspect="1"/>
+            </wp:cNvGraphicFramePr>
+            <a:graphic xmlns:a="http://schemas.openxmlformats.org/drawingml/2006/main">
+              <a:graphicData uri="http://schemas.openxmlformats.org/drawingml/2006/picture">
+                <pic:pic xmlns:pic="http://schemas.openxmlformats.org/drawingml/2006/picture">
+                  <pic:nvPicPr>
+                    <pic:cNvPr id="1" name=""/>
+                    <pic:cNvPicPr/>
+                  </pic:nvPicPr>
+                  <pic:blipFill>
+                    <a:blip r:embed="rId43"/>
+                    <a:stretch>
+                      <a:fillRect/>
+                    </a:stretch>
+                  </pic:blipFill>
+                  <pic:spPr>
+                    <a:xfrm>
+                      <a:off x="0" y="0"/>
+                      <a:ext cx="4191585" cy="7706801"/>
+                    </a:xfrm>
+                    <a:prstGeom prst="rect">
+                      <a:avLst/>
+                    </a:prstGeom>
+                  </pic:spPr>
+                </pic:pic>
+              </a:graphicData>
+            </a:graphic>
+          </wp:inline>
+        </w:drawing>
+      </w:r>
+    </w:p>
+    <w:p>
+      <w:pPr>
+        <w:pStyle w:val="2"/>
+        <w:rPr>
+          <w:rFonts w:ascii="Times New Roman" w:hAnsi="Times New Roman" w:cs="Times New Roman"/>
+          <w:color w:val="auto"/>
+          <w:sz w:val="28"/>
+          <w:szCs w:val="28"/>
+          <w:lang w:val="ru-RU"/>
+        </w:rPr>
+      </w:pPr>
+      <w:bookmarkStart w:id="9" w:name="_Toc243926655"/>
+      <w:r>
+        <w:rPr>
+          <w:rFonts w:ascii="Times New Roman" w:hAnsi="Times New Roman" w:cs="Times New Roman"/>
+          <w:color w:val="auto"/>
+          <w:sz w:val="28"/>
+          <w:szCs w:val="28"/>
+          <w:lang w:val="ru-RU"/>
+        </w:rPr>
+        <w:lastRenderedPageBreak/>
+        <w:t>1.</w:t>
+      </w:r>
+      <w:r>
+        <w:rPr>
+          <w:rFonts w:ascii="Times New Roman" w:hAnsi="Times New Roman" w:cs="Times New Roman"/>
+          <w:color w:val="auto"/>
+          <w:sz w:val="28"/>
+          <w:szCs w:val="28"/>
+          <w:lang w:val="ru-RU"/>
+        </w:rPr>
+        <w:t>9</w:t>
+      </w:r>
+      <w:r>
+        <w:rPr>
+          <w:rFonts w:ascii="Times New Roman" w:hAnsi="Times New Roman" w:cs="Times New Roman"/>
+          <w:color w:val="auto"/>
+          <w:sz w:val="28"/>
+          <w:szCs w:val="28"/>
+          <w:lang w:val="ru-RU"/>
+        </w:rPr>
+        <w:t xml:space="preserve"> </w:t>
+      </w:r>
+      <w:r>
+        <w:rPr>
+          <w:rFonts w:ascii="Times New Roman" w:hAnsi="Times New Roman" w:cs="Times New Roman"/>
+          <w:color w:val="auto"/>
+          <w:sz w:val="28"/>
+          <w:szCs w:val="28"/>
+          <w:lang w:val="ru-RU"/>
+        </w:rPr>
+        <w:t>Приложение</w:t>
+      </w:r>
+      <w:bookmarkEnd w:id="9"/>
+      <w:r>
+        <w:rPr>
+          <w:rFonts w:ascii="Times New Roman" w:hAnsi="Times New Roman" w:cs="Times New Roman"/>
+          <w:color w:val="auto"/>
+          <w:sz w:val="28"/>
+          <w:szCs w:val="28"/>
+          <w:lang w:val="ru-RU"/>
+        </w:rPr>
+        <w:t xml:space="preserve"> </w:t>
+      </w:r>
+    </w:p>
+    <w:p>
+      <w:r>
+        <w:rPr>
+          <w:noProof/>
+          <w:lang w:val="ru-RU"/>
+        </w:rPr>
+        <w:drawing>
+          <wp:inline distT="0" distB="0" distL="0" distR="0" wp14:anchorId="356E25D8" wp14:editId="5DAEA75C">
+            <wp:extent cx="4096322" cy="7687748"/>
+            <wp:effectExtent l="0" t="0" r="0" b="8890"/>
+            <wp:docPr id="37" name="Рисунок 37"/>
+            <wp:cNvGraphicFramePr>
+              <a:graphicFrameLocks xmlns:a="http://schemas.openxmlformats.org/drawingml/2006/main" noChangeAspect="1"/>
+            </wp:cNvGraphicFramePr>
+            <a:graphic xmlns:a="http://schemas.openxmlformats.org/drawingml/2006/main">
+              <a:graphicData uri="http://schemas.openxmlformats.org/drawingml/2006/picture">
+                <pic:pic xmlns:pic="http://schemas.openxmlformats.org/drawingml/2006/picture">
+                  <pic:nvPicPr>
+                    <pic:cNvPr id="1" name=""/>
+                    <pic:cNvPicPr/>
+                  </pic:nvPicPr>
+                  <pic:blipFill>
+                    <a:blip r:embed="rId44"/>
+                    <a:stretch>
+                      <a:fillRect/>
+                    </a:stretch>
+                  </pic:blipFill>
+                  <pic:spPr>
+                    <a:xfrm>
+                      <a:off x="0" y="0"/>
+                      <a:ext cx="4096322" cy="7687748"/>
+                    </a:xfrm>
+                    <a:prstGeom prst="rect">
+                      <a:avLst/>
+                    </a:prstGeom>
+                  </pic:spPr>
+                </pic:pic>
+              </a:graphicData>
+            </a:graphic>
+          </wp:inline>
+        </w:drawing>
+      </w:r>
+    </w:p>
+    <w:p>
+      <w:r>
+        <w:rPr>
+          <w:noProof/>
+        </w:rPr>
+        <w:lastRenderedPageBreak/>
+        <w:drawing>
+          <wp:inline distT="0" distB="0" distL="0" distR="0" wp14:anchorId="4CFFC4E8" wp14:editId="0B31D51F">
+            <wp:extent cx="4163006" cy="7773485"/>
+            <wp:effectExtent l="0" t="0" r="9525" b="0"/>
+            <wp:docPr id="38" name="Рисунок 38"/>
+            <wp:cNvGraphicFramePr>
+              <a:graphicFrameLocks xmlns:a="http://schemas.openxmlformats.org/drawingml/2006/main" noChangeAspect="1"/>
+            </wp:cNvGraphicFramePr>
+            <a:graphic xmlns:a="http://schemas.openxmlformats.org/drawingml/2006/main">
+              <a:graphicData uri="http://schemas.openxmlformats.org/drawingml/2006/picture">
+                <pic:pic xmlns:pic="http://schemas.openxmlformats.org/drawingml/2006/picture">
+                  <pic:nvPicPr>
+                    <pic:cNvPr id="1" name=""/>
+                    <pic:cNvPicPr/>
+                  </pic:nvPicPr>
+                  <pic:blipFill>
+                    <a:blip r:embed="rId45"/>
+                    <a:stretch>
+                      <a:fillRect/>
+                    </a:stretch>
+                  </pic:blipFill>
+                  <pic:spPr>
+                    <a:xfrm>
+                      <a:off x="0" y="0"/>
+                      <a:ext cx="4163006" cy="7773485"/>
+                    </a:xfrm>
+                    <a:prstGeom prst="rect">
+                      <a:avLst/>
+                    </a:prstGeom>
+                  </pic:spPr>
+                </pic:pic>
+              </a:graphicData>
+            </a:graphic>
+          </wp:inline>
+        </w:drawing>
+      </w:r>
+    </w:p>
+    <w:p>
+      <w:r>
+        <w:rPr>
+          <w:noProof/>
+        </w:rPr>
+        <w:lastRenderedPageBreak/>
+        <w:drawing>
+          <wp:inline distT="0" distB="0" distL="0" distR="0" wp14:anchorId="6C9033FE" wp14:editId="732775D5">
+            <wp:extent cx="4077269" cy="7697274"/>
+            <wp:effectExtent l="0" t="0" r="0" b="0"/>
+            <wp:docPr id="39" name="Рисунок 39"/>
+            <wp:cNvGraphicFramePr>
+              <a:graphicFrameLocks xmlns:a="http://schemas.openxmlformats.org/drawingml/2006/main" noChangeAspect="1"/>
+            </wp:cNvGraphicFramePr>
+            <a:graphic xmlns:a="http://schemas.openxmlformats.org/drawingml/2006/main">
+              <a:graphicData uri="http://schemas.openxmlformats.org/drawingml/2006/picture">
+                <pic:pic xmlns:pic="http://schemas.openxmlformats.org/drawingml/2006/picture">
+                  <pic:nvPicPr>
+                    <pic:cNvPr id="1" name=""/>
+                    <pic:cNvPicPr/>
+                  </pic:nvPicPr>
+                  <pic:blipFill>
+                    <a:blip r:embed="rId46"/>
+                    <a:stretch>
+                      <a:fillRect/>
+                    </a:stretch>
+                  </pic:blipFill>
+                  <pic:spPr>
+                    <a:xfrm>
+                      <a:off x="0" y="0"/>
                       <a:ext cx="4077269" cy="7697274"/>
                     </a:xfrm>
                     <a:prstGeom prst="rect">
@@ -2849,7 +5652,7 @@
           <w:lang w:val="ru-RU"/>
         </w:rPr>
       </w:pPr>
-      <w:bookmarkStart w:id="10" w:name="_Toc243414357"/>
+      <w:bookmarkStart w:id="10" w:name="_Toc243926656"/>
       <w:r>
         <w:rPr>
           <w:rFonts w:ascii="Times New Roman" w:hAnsi="Times New Roman" w:cs="Times New Roman"/>
@@ -3002,7 +5805,7 @@
 </file>
 
 <file path=word/numbering.xml><?xml version="1.0" encoding="utf-8"?>
-<w:numbering xmlns:wpc="http://schemas.microsoft.com/office/word/2010/wordprocessingCanvas" xmlns:cx="http://schemas.microsoft.com/office/drawing/2014/chartex" xmlns:cx1="http://schemas.microsoft.com/office/drawing/2015/9/8/chartex" xmlns:cx2="http://schemas.microsoft.com/office/drawing/2015/10/21/chartex" xmlns:cx3="http://schemas.microsoft.com/office/drawing/2016/5/9/chartex" xmlns:cx4="http://schemas.microsoft.com/office/drawing/2016/5/10/chartex" xmlns:cx5="http://schemas.microsoft.com/office/drawing/2016/5/11/chartex" xmlns:cx6="http://schemas.microsoft.com/office/drawing/2016/5/12/chartex" xmlns:cx7="http://schemas.microsoft.com/office/drawing/2016/5/13/chartex" xmlns:cx8="http://schemas.microsoft.com/office/drawing/2016/5/14/chartex" xmlns:mc="http://schemas.openxmlformats.org/markup-compatibility/2006" xmlns:aink="http://schemas.microsoft.com/office/drawing/2016/ink" xmlns:am3d="http://schemas.microsoft.com/office/drawing/2017/model3d" xmlns:o="urn:schemas-microsoft-com:office:office" xmlns:oel="http://schemas.microsoft.com/office/2019/extlst" xmlns:r="http://schemas.openxmlformats.org/officeDocument/2006/relationships" xmlns:m="http://schemas.openxmlformats.org/officeDocument/2006/math" xmlns:v="urn:schemas-microsoft-com:vml" xmlns:wp14="http://schemas.microsoft.com/office/word/2010/wordprocessingDrawing" xmlns:wp="http://schemas.openxmlformats.org/drawingml/2006/wordprocessingDrawing" xmlns:w10="urn:schemas-microsoft-com:office:word" xmlns:w="http://schemas.openxmlformats.org/wordprocessingml/2006/main" xmlns:w14="http://schemas.microsoft.com/office/word/2010/wordml" xmlns:w15="http://schemas.microsoft.com/office/word/2012/wordml" xmlns:w16cex="http://schemas.microsoft.com/office/word/2018/wordml/cex" xmlns:w16cid="http://schemas.microsoft.com/office/word/2016/wordml/cid" xmlns:w16="http://schemas.microsoft.com/office/word/2018/wordml" xmlns:w16sdtdh="http://schemas.microsoft.com/office/word/2020/wordml/sdtdatahash" xmlns:w16se="http://schemas.microsoft.com/office/word/2015/wordml/symex" xmlns:wpg="http://schemas.microsoft.com/office/word/2010/wordprocessingGroup" xmlns:wpi="http://schemas.microsoft.com/office/word/2010/wordprocessingInk" xmlns:wne="http://schemas.microsoft.com/office/word/2006/wordml" xmlns:wps="http://schemas.microsoft.com/office/word/2010/wordprocessingShape" mc:Ignorable="w14 w15 w16se w16cid w16 w16cex w16sdtdh wp14">
+<w:numbering xmlns:wpc="http://schemas.microsoft.com/office/word/2010/wordprocessingCanvas" xmlns:cx="http://schemas.microsoft.com/office/drawing/2014/chartex" xmlns:cx1="http://schemas.microsoft.com/office/drawing/2015/9/8/chartex" xmlns:cx2="http://schemas.microsoft.com/office/drawing/2015/10/21/chartex" xmlns:cx3="http://schemas.microsoft.com/office/drawing/2016/5/9/chartex" xmlns:cx4="http://schemas.microsoft.com/office/drawing/2016/5/10/chartex" xmlns:cx5="http://schemas.microsoft.com/office/drawing/2016/5/11/chartex" xmlns:cx6="http://schemas.microsoft.com/office/drawing/2016/5/12/chartex" xmlns:cx7="http://schemas.microsoft.com/office/drawing/2016/5/13/chartex" xmlns:cx8="http://schemas.microsoft.com/office/drawing/2016/5/14/chartex" xmlns:mc="http://schemas.openxmlformats.org/markup-compatibility/2006" xmlns:aink="http://schemas.microsoft.com/office/drawing/2016/ink" xmlns:am3d="http://schemas.microsoft.com/office/drawing/2017/model3d" xmlns:o="urn:schemas-microsoft-com:office:office" xmlns:r="http://schemas.openxmlformats.org/officeDocument/2006/relationships" xmlns:m="http://schemas.openxmlformats.org/officeDocument/2006/math" xmlns:v="urn:schemas-microsoft-com:vml" xmlns:wp14="http://schemas.microsoft.com/office/word/2010/wordprocessingDrawing" xmlns:wp="http://schemas.openxmlformats.org/drawingml/2006/wordprocessingDrawing" xmlns:w10="urn:schemas-microsoft-com:office:word" xmlns:w="http://schemas.openxmlformats.org/wordprocessingml/2006/main" xmlns:w14="http://schemas.microsoft.com/office/word/2010/wordml" xmlns:w15="http://schemas.microsoft.com/office/word/2012/wordml" xmlns:w16cex="http://schemas.microsoft.com/office/word/2018/wordml/cex" xmlns:w16cid="http://schemas.microsoft.com/office/word/2016/wordml/cid" xmlns:w16="http://schemas.microsoft.com/office/word/2018/wordml" xmlns:w16sdtdh="http://schemas.microsoft.com/office/word/2020/wordml/sdtdatahash" xmlns:w16se="http://schemas.microsoft.com/office/word/2015/wordml/symex" xmlns:wpg="http://schemas.microsoft.com/office/word/2010/wordprocessingGroup" xmlns:wpi="http://schemas.microsoft.com/office/word/2010/wordprocessingInk" xmlns:wne="http://schemas.microsoft.com/office/word/2006/wordml" xmlns:wps="http://schemas.microsoft.com/office/word/2010/wordprocessingShape" mc:Ignorable="w14 w15 w16se w16cid w16 w16cex w16sdtdh wp14">
   <w:abstractNum w:abstractNumId="0" w15:restartNumberingAfterBreak="0">
     <w:nsid w:val="2247306D"/>
     <w:multiLevelType w:val="multilevel"/>
@@ -3207,10 +6010,10 @@
       </w:pPr>
     </w:lvl>
   </w:abstractNum>
-  <w:num w:numId="1" w16cid:durableId="863981930">
+  <w:num w:numId="1">
     <w:abstractNumId w:val="1"/>
   </w:num>
-  <w:num w:numId="2" w16cid:durableId="1500388257">
+  <w:num w:numId="2">
     <w:abstractNumId w:val="0"/>
   </w:num>
 </w:numbering>
